--- a/Assignment_4/Assignment_4_Evergreen_Bank_Report.docx
+++ b/Assignment_4/Assignment_4_Evergreen_Bank_Report.docx
@@ -4,7 +4,36 @@
   <w:body>
     <w:p>
       <w:pPr>
-        <w:spacing w:before="480" w:after="120"/>
+        <w:spacing w:after="160"/>
+      </w:pPr>
+    </w:p>
+    <w:p>
+      <w:pPr>
+        <w:spacing w:after="160"/>
+      </w:pPr>
+    </w:p>
+    <w:p>
+      <w:pPr>
+        <w:spacing w:after="160"/>
+      </w:pPr>
+    </w:p>
+    <w:p>
+      <w:pPr>
+        <w:spacing w:after="200"/>
+        <w:jc w:val="center"/>
+      </w:pPr>
+      <w:r>
+        <w:rPr>
+          <w:color w:val="666666"/>
+          <w:sz w:val="24"/>
+          <w:szCs w:val="24"/>
+        </w:rPr>
+        <w:t>MBAI 5310G-001: AI Programming</w:t>
+      </w:r>
+    </w:p>
+    <w:p>
+      <w:pPr>
+        <w:spacing w:after="120"/>
         <w:jc w:val="center"/>
       </w:pPr>
       <w:r>
@@ -12,15 +41,15 @@
           <w:b/>
           <w:bCs/>
           <w:color w:val="1F4E79"/>
-          <w:sz w:val="48"/>
-          <w:szCs w:val="48"/>
+          <w:sz w:val="40"/>
+          <w:szCs w:val="40"/>
         </w:rPr>
         <w:t>Assignment 4: Decision Tree Model</w:t>
       </w:r>
     </w:p>
     <w:p>
       <w:pPr>
-        <w:spacing w:after="80"/>
+        <w:spacing w:after="400"/>
         <w:jc w:val="center"/>
       </w:pPr>
       <w:r>
@@ -28,315 +57,17 @@
           <w:b/>
           <w:bCs/>
           <w:color w:val="2E75B6"/>
-          <w:sz w:val="32"/>
-          <w:szCs w:val="32"/>
+          <w:sz w:val="36"/>
+          <w:szCs w:val="36"/>
         </w:rPr>
-        <w:t>Business Interpretation Based on a Business Plan</w:t>
-      </w:r>
-    </w:p>
-    <w:p>
-      <w:pPr>
-        <w:spacing w:after="80"/>
-        <w:jc w:val="center"/>
-      </w:pPr>
-      <w:r>
-        <w:rPr>
-          <w:color w:val="555555"/>
-          <w:sz w:val="26"/>
-          <w:szCs w:val="26"/>
-        </w:rPr>
-        <w:t>Evergreen Bank — Credit Card Upgrade Program</w:t>
-      </w:r>
-    </w:p>
-    <w:p/>
-    <w:tbl>
-      <w:tblPr>
-        <w:tblW w:w="6000" w:type="dxa"/>
-        <w:tblBorders>
-          <w:top w:val="single" w:sz="4" w:space="0" w:color="auto"/>
-          <w:left w:val="single" w:sz="4" w:space="0" w:color="auto"/>
-          <w:bottom w:val="single" w:sz="4" w:space="0" w:color="auto"/>
-          <w:right w:val="single" w:sz="4" w:space="0" w:color="auto"/>
-          <w:insideH w:val="single" w:sz="4" w:space="0" w:color="auto"/>
-          <w:insideV w:val="single" w:sz="4" w:space="0" w:color="auto"/>
-        </w:tblBorders>
-        <w:tblCellMar>
-          <w:left w:w="10" w:type="dxa"/>
-          <w:right w:w="10" w:type="dxa"/>
-        </w:tblCellMar>
-        <w:tblLook w:val="0000" w:firstRow="0" w:lastRow="0" w:firstColumn="0" w:lastColumn="0" w:noHBand="0" w:noVBand="0"/>
-      </w:tblPr>
-      <w:tblGrid>
-        <w:gridCol w:w="1304"/>
-        <w:gridCol w:w="5255"/>
-      </w:tblGrid>
-      <w:tr>
-        <w:tblPrEx>
-          <w:tblCellMar>
-            <w:top w:w="0" w:type="dxa"/>
-            <w:bottom w:w="0" w:type="dxa"/>
-          </w:tblCellMar>
-        </w:tblPrEx>
-        <w:tc>
-          <w:tcPr>
-            <w:tcW w:w="2500" w:type="dxa"/>
-            <w:tcBorders>
-              <w:top w:val="single" w:sz="1" w:space="0" w:color="CCCCCC"/>
-              <w:left w:val="single" w:sz="1" w:space="0" w:color="CCCCCC"/>
-              <w:bottom w:val="single" w:sz="1" w:space="0" w:color="CCCCCC"/>
-              <w:right w:val="single" w:sz="1" w:space="0" w:color="CCCCCC"/>
-            </w:tcBorders>
-            <w:shd w:val="clear" w:color="auto" w:fill="EBF3FB"/>
-            <w:tcMar>
-              <w:top w:w="80" w:type="dxa"/>
-              <w:left w:w="120" w:type="dxa"/>
-              <w:bottom w:w="80" w:type="dxa"/>
-              <w:right w:w="120" w:type="dxa"/>
-            </w:tcMar>
-          </w:tcPr>
-          <w:p>
-            <w:r>
-              <w:rPr>
-                <w:b/>
-                <w:bCs/>
-              </w:rPr>
-              <w:t>Course</w:t>
-            </w:r>
-          </w:p>
-        </w:tc>
-        <w:tc>
-          <w:tcPr>
-            <w:tcW w:w="3500" w:type="dxa"/>
-            <w:tcBorders>
-              <w:top w:val="single" w:sz="1" w:space="0" w:color="CCCCCC"/>
-              <w:left w:val="single" w:sz="1" w:space="0" w:color="CCCCCC"/>
-              <w:bottom w:val="single" w:sz="1" w:space="0" w:color="CCCCCC"/>
-              <w:right w:val="single" w:sz="1" w:space="0" w:color="CCCCCC"/>
-            </w:tcBorders>
-            <w:tcMar>
-              <w:top w:w="80" w:type="dxa"/>
-              <w:left w:w="120" w:type="dxa"/>
-              <w:bottom w:w="80" w:type="dxa"/>
-              <w:right w:w="120" w:type="dxa"/>
-            </w:tcMar>
-          </w:tcPr>
-          <w:p>
-            <w:r>
-              <w:t>MBAI 5310G-001 — AI Programming</w:t>
-            </w:r>
-          </w:p>
-        </w:tc>
-      </w:tr>
-      <w:tr>
-        <w:tblPrEx>
-          <w:tblCellMar>
-            <w:top w:w="0" w:type="dxa"/>
-            <w:bottom w:w="0" w:type="dxa"/>
-          </w:tblCellMar>
-        </w:tblPrEx>
-        <w:tc>
-          <w:tcPr>
-            <w:tcW w:w="2500" w:type="dxa"/>
-            <w:tcBorders>
-              <w:top w:val="single" w:sz="1" w:space="0" w:color="CCCCCC"/>
-              <w:left w:val="single" w:sz="1" w:space="0" w:color="CCCCCC"/>
-              <w:bottom w:val="single" w:sz="1" w:space="0" w:color="CCCCCC"/>
-              <w:right w:val="single" w:sz="1" w:space="0" w:color="CCCCCC"/>
-            </w:tcBorders>
-            <w:shd w:val="clear" w:color="auto" w:fill="EBF3FB"/>
-            <w:tcMar>
-              <w:top w:w="80" w:type="dxa"/>
-              <w:left w:w="120" w:type="dxa"/>
-              <w:bottom w:w="80" w:type="dxa"/>
-              <w:right w:w="120" w:type="dxa"/>
-            </w:tcMar>
-          </w:tcPr>
-          <w:p>
-            <w:r>
-              <w:rPr>
-                <w:b/>
-                <w:bCs/>
-              </w:rPr>
-              <w:t>Institution</w:t>
-            </w:r>
-          </w:p>
-        </w:tc>
-        <w:tc>
-          <w:tcPr>
-            <w:tcW w:w="3500" w:type="dxa"/>
-            <w:tcBorders>
-              <w:top w:val="single" w:sz="1" w:space="0" w:color="CCCCCC"/>
-              <w:left w:val="single" w:sz="1" w:space="0" w:color="CCCCCC"/>
-              <w:bottom w:val="single" w:sz="1" w:space="0" w:color="CCCCCC"/>
-              <w:right w:val="single" w:sz="1" w:space="0" w:color="CCCCCC"/>
-            </w:tcBorders>
-            <w:tcMar>
-              <w:top w:w="80" w:type="dxa"/>
-              <w:left w:w="120" w:type="dxa"/>
-              <w:bottom w:w="80" w:type="dxa"/>
-              <w:right w:w="120" w:type="dxa"/>
-            </w:tcMar>
-          </w:tcPr>
-          <w:p>
-            <w:r>
-              <w:t>Ontario Tech University</w:t>
-            </w:r>
-          </w:p>
-        </w:tc>
-      </w:tr>
-      <w:tr>
-        <w:tblPrEx>
-          <w:tblCellMar>
-            <w:top w:w="0" w:type="dxa"/>
-            <w:bottom w:w="0" w:type="dxa"/>
-          </w:tblCellMar>
-        </w:tblPrEx>
-        <w:tc>
-          <w:tcPr>
-            <w:tcW w:w="2500" w:type="dxa"/>
-            <w:tcBorders>
-              <w:top w:val="single" w:sz="1" w:space="0" w:color="CCCCCC"/>
-              <w:left w:val="single" w:sz="1" w:space="0" w:color="CCCCCC"/>
-              <w:bottom w:val="single" w:sz="1" w:space="0" w:color="CCCCCC"/>
-              <w:right w:val="single" w:sz="1" w:space="0" w:color="CCCCCC"/>
-            </w:tcBorders>
-            <w:shd w:val="clear" w:color="auto" w:fill="EBF3FB"/>
-            <w:tcMar>
-              <w:top w:w="80" w:type="dxa"/>
-              <w:left w:w="120" w:type="dxa"/>
-              <w:bottom w:w="80" w:type="dxa"/>
-              <w:right w:w="120" w:type="dxa"/>
-            </w:tcMar>
-          </w:tcPr>
-          <w:p>
-            <w:r>
-              <w:rPr>
-                <w:b/>
-                <w:bCs/>
-              </w:rPr>
-              <w:t>Lecturer</w:t>
-            </w:r>
-          </w:p>
-        </w:tc>
-        <w:tc>
-          <w:tcPr>
-            <w:tcW w:w="3500" w:type="dxa"/>
-            <w:tcBorders>
-              <w:top w:val="single" w:sz="1" w:space="0" w:color="CCCCCC"/>
-              <w:left w:val="single" w:sz="1" w:space="0" w:color="CCCCCC"/>
-              <w:bottom w:val="single" w:sz="1" w:space="0" w:color="CCCCCC"/>
-              <w:right w:val="single" w:sz="1" w:space="0" w:color="CCCCCC"/>
-            </w:tcBorders>
-            <w:tcMar>
-              <w:top w:w="80" w:type="dxa"/>
-              <w:left w:w="120" w:type="dxa"/>
-              <w:bottom w:w="80" w:type="dxa"/>
-              <w:right w:w="120" w:type="dxa"/>
-            </w:tcMar>
-          </w:tcPr>
-          <w:p>
-            <w:r>
-              <w:t xml:space="preserve">Zahra </w:t>
-            </w:r>
-            <w:proofErr w:type="spellStart"/>
-            <w:r>
-              <w:t>Atf</w:t>
-            </w:r>
-            <w:proofErr w:type="spellEnd"/>
-          </w:p>
-        </w:tc>
-      </w:tr>
-      <w:tr>
-        <w:tblPrEx>
-          <w:tblCellMar>
-            <w:top w:w="0" w:type="dxa"/>
-            <w:bottom w:w="0" w:type="dxa"/>
-          </w:tblCellMar>
-        </w:tblPrEx>
-        <w:tc>
-          <w:tcPr>
-            <w:tcW w:w="2500" w:type="dxa"/>
-            <w:tcBorders>
-              <w:top w:val="single" w:sz="1" w:space="0" w:color="CCCCCC"/>
-              <w:left w:val="single" w:sz="1" w:space="0" w:color="CCCCCC"/>
-              <w:bottom w:val="single" w:sz="1" w:space="0" w:color="CCCCCC"/>
-              <w:right w:val="single" w:sz="1" w:space="0" w:color="CCCCCC"/>
-            </w:tcBorders>
-            <w:shd w:val="clear" w:color="auto" w:fill="EBF3FB"/>
-            <w:tcMar>
-              <w:top w:w="80" w:type="dxa"/>
-              <w:left w:w="120" w:type="dxa"/>
-              <w:bottom w:w="80" w:type="dxa"/>
-              <w:right w:w="120" w:type="dxa"/>
-            </w:tcMar>
-          </w:tcPr>
-          <w:p>
-            <w:r>
-              <w:rPr>
-                <w:b/>
-                <w:bCs/>
-              </w:rPr>
-              <w:t>Dataset</w:t>
-            </w:r>
-          </w:p>
-        </w:tc>
-        <w:tc>
-          <w:tcPr>
-            <w:tcW w:w="3500" w:type="dxa"/>
-            <w:tcBorders>
-              <w:top w:val="single" w:sz="1" w:space="0" w:color="CCCCCC"/>
-              <w:left w:val="single" w:sz="1" w:space="0" w:color="CCCCCC"/>
-              <w:bottom w:val="single" w:sz="1" w:space="0" w:color="CCCCCC"/>
-              <w:right w:val="single" w:sz="1" w:space="0" w:color="CCCCCC"/>
-            </w:tcBorders>
-            <w:tcMar>
-              <w:top w:w="80" w:type="dxa"/>
-              <w:left w:w="120" w:type="dxa"/>
-              <w:bottom w:w="80" w:type="dxa"/>
-              <w:right w:w="120" w:type="dxa"/>
-            </w:tcMar>
-          </w:tcPr>
-          <w:p>
-            <w:r>
-              <w:t>evergreen_bank_credit_card_upgrade_dataset.xlsx</w:t>
-            </w:r>
-          </w:p>
-        </w:tc>
-      </w:tr>
-    </w:tbl>
-    <w:p>
-      <w:pPr>
-        <w:pStyle w:val="Heading1"/>
-      </w:pPr>
-      <w:r>
-        <w:t>Task 1: Understand the Business Problem</w:t>
-      </w:r>
-    </w:p>
-    <w:p>
-      <w:pPr>
-        <w:pStyle w:val="Heading2"/>
-      </w:pPr>
-      <w:r>
-        <w:t>Business Overview</w:t>
-      </w:r>
-    </w:p>
-    <w:p>
-      <w:pPr>
-        <w:spacing w:after="120"/>
-      </w:pPr>
-      <w:r>
-        <w:t>Evergreen Bank is a mid-sized retail banking institution that offers everyday banking, savings products, loans, and credit cards to individual and small business customers. The bank operates in a competitive financial services market where customers can easily compare credit card rewards, travel benefits, cash-back offers, annual fees, and digital banking experiences.</w:t>
-      </w:r>
-    </w:p>
-    <w:p>
-      <w:pPr>
-        <w:spacing w:after="120"/>
-      </w:pPr>
-      <w:r>
-        <w:t>The bank has identified credit card upgrades as a strategic growth opportunity. Instead of acquiring completely new customers, the bank can use existing relationships and transaction patterns to identify current customers who may benefit from a higher-tier card. This approach is less expensive than broad acquisition campaigns because the bank already has customer history and communication channels.</w:t>
-      </w:r>
-    </w:p>
-    <w:p/>
+        <w:t>Evergreen Bank: Credit Card Upgrade</w:t>
+      </w:r>
+    </w:p>
+    <w:p>
+      <w:pPr>
+        <w:spacing w:after="160"/>
+      </w:pPr>
+    </w:p>
     <w:tbl>
       <w:tblPr>
         <w:tblW w:w="9360" w:type="dxa"/>
@@ -352,7 +83,7 @@
           <w:left w:w="10" w:type="dxa"/>
           <w:right w:w="10" w:type="dxa"/>
         </w:tblCellMar>
-        <w:tblLook w:val="0000" w:firstRow="0" w:lastRow="0" w:firstColumn="0" w:lastColumn="0" w:noHBand="0" w:noVBand="0"/>
+        <w:tblLook w:val="04A0" w:firstRow="1" w:lastRow="0" w:firstColumn="1" w:lastColumn="0" w:noHBand="0" w:noVBand="1"/>
       </w:tblPr>
       <w:tblGrid>
         <w:gridCol w:w="4000"/>
@@ -389,7 +120,7 @@
                 <w:bCs/>
                 <w:color w:val="FFFFFF"/>
               </w:rPr>
-              <w:t>Business Element</w:t>
+              <w:t>Field</w:t>
             </w:r>
           </w:p>
         </w:tc>
@@ -417,7 +148,7 @@
                 <w:bCs/>
                 <w:color w:val="FFFFFF"/>
               </w:rPr>
-              <w:t>Description</w:t>
+              <w:t>Detail</w:t>
             </w:r>
           </w:p>
         </w:tc>
@@ -452,7 +183,7 @@
                 <w:b/>
                 <w:bCs/>
               </w:rPr>
-              <w:t>Business name</w:t>
+              <w:t>Student</w:t>
             </w:r>
           </w:p>
         </w:tc>
@@ -475,7 +206,7 @@
           </w:tcPr>
           <w:p>
             <w:r>
-              <w:t>Evergreen Bank Credit Card Services</w:t>
+              <w:t>Clement Yorke</w:t>
             </w:r>
           </w:p>
         </w:tc>
@@ -510,7 +241,7 @@
                 <w:b/>
                 <w:bCs/>
               </w:rPr>
-              <w:t>Product focus</w:t>
+              <w:t>Course</w:t>
             </w:r>
           </w:p>
         </w:tc>
@@ -533,7 +264,7 @@
           </w:tcPr>
           <w:p>
             <w:r>
-              <w:t>Premium credit card upgrades with stronger rewards, travel benefits, and customer support features</w:t>
+              <w:t>MBAI 5310G-001: AI Programming</w:t>
             </w:r>
           </w:p>
         </w:tc>
@@ -568,7 +299,7 @@
                 <w:b/>
                 <w:bCs/>
               </w:rPr>
-              <w:t>Target customers</w:t>
+              <w:t>Institution</w:t>
             </w:r>
           </w:p>
         </w:tc>
@@ -591,7 +322,7 @@
           </w:tcPr>
           <w:p>
             <w:r>
-              <w:t>Existing cardholders who may benefit from a higher card tier</w:t>
+              <w:t>Ontario Tech University</w:t>
             </w:r>
           </w:p>
         </w:tc>
@@ -626,7 +357,7 @@
                 <w:b/>
                 <w:bCs/>
               </w:rPr>
-              <w:t>Revenue sources</w:t>
+              <w:t>Lecturer</w:t>
             </w:r>
           </w:p>
         </w:tc>
@@ -649,8 +380,13 @@
           </w:tcPr>
           <w:p>
             <w:r>
-              <w:t>Annual card fees, interchange fees, higher card usage, and long-term customer retention</w:t>
-            </w:r>
+              <w:t xml:space="preserve">Zahra </w:t>
+            </w:r>
+            <w:proofErr w:type="spellStart"/>
+            <w:r>
+              <w:t>Atf</w:t>
+            </w:r>
+            <w:proofErr w:type="spellEnd"/>
           </w:p>
         </w:tc>
       </w:tr>
@@ -684,7 +420,7 @@
                 <w:b/>
                 <w:bCs/>
               </w:rPr>
-              <w:t>Main decision</w:t>
+              <w:t>Date</w:t>
             </w:r>
           </w:p>
         </w:tc>
@@ -707,78 +443,34 @@
           </w:tcPr>
           <w:p>
             <w:r>
-              <w:t>Which customers should be prioritized for a credit card upgrade offer?</w:t>
-            </w:r>
-          </w:p>
-        </w:tc>
-      </w:tr>
-      <w:tr>
-        <w:tblPrEx>
-          <w:tblCellMar>
-            <w:top w:w="0" w:type="dxa"/>
-            <w:bottom w:w="0" w:type="dxa"/>
-          </w:tblCellMar>
-        </w:tblPrEx>
-        <w:tc>
-          <w:tcPr>
-            <w:tcW w:w="4000" w:type="dxa"/>
-            <w:tcBorders>
-              <w:top w:val="single" w:sz="1" w:space="0" w:color="CCCCCC"/>
-              <w:left w:val="single" w:sz="1" w:space="0" w:color="CCCCCC"/>
-              <w:bottom w:val="single" w:sz="1" w:space="0" w:color="CCCCCC"/>
-              <w:right w:val="single" w:sz="1" w:space="0" w:color="CCCCCC"/>
-            </w:tcBorders>
-            <w:shd w:val="clear" w:color="auto" w:fill="FFFFFF"/>
-            <w:tcMar>
-              <w:top w:w="80" w:type="dxa"/>
-              <w:left w:w="120" w:type="dxa"/>
-              <w:bottom w:w="80" w:type="dxa"/>
-              <w:right w:w="120" w:type="dxa"/>
-            </w:tcMar>
-          </w:tcPr>
-          <w:p>
-            <w:r>
-              <w:rPr>
-                <w:b/>
-                <w:bCs/>
-              </w:rPr>
-              <w:t>Main risk</w:t>
-            </w:r>
-          </w:p>
-        </w:tc>
-        <w:tc>
-          <w:tcPr>
-            <w:tcW w:w="5360" w:type="dxa"/>
-            <w:tcBorders>
-              <w:top w:val="single" w:sz="1" w:space="0" w:color="CCCCCC"/>
-              <w:left w:val="single" w:sz="1" w:space="0" w:color="CCCCCC"/>
-              <w:bottom w:val="single" w:sz="1" w:space="0" w:color="CCCCCC"/>
-              <w:right w:val="single" w:sz="1" w:space="0" w:color="CCCCCC"/>
-            </w:tcBorders>
-            <w:shd w:val="clear" w:color="auto" w:fill="FFFFFF"/>
-            <w:tcMar>
-              <w:top w:w="80" w:type="dxa"/>
-              <w:left w:w="120" w:type="dxa"/>
-              <w:bottom w:w="80" w:type="dxa"/>
-              <w:right w:w="120" w:type="dxa"/>
-            </w:tcMar>
-          </w:tcPr>
-          <w:p>
-            <w:r>
-              <w:t>Sending offers to unsuitable customers or missing customers who are likely to accept</w:t>
+              <w:t>June 2026</w:t>
             </w:r>
           </w:p>
         </w:tc>
       </w:tr>
     </w:tbl>
-    <w:p/>
-    <w:p>
-      <w:pPr>
-        <w:pStyle w:val="Heading2"/>
+    <w:p>
+      <w:pPr>
+        <w:spacing w:after="160"/>
+      </w:pPr>
+    </w:p>
+    <w:p>
+      <w:pPr>
+        <w:spacing w:after="160"/>
+      </w:pPr>
+    </w:p>
+    <w:p>
+      <w:r>
+        <w:br w:type="page"/>
+      </w:r>
+    </w:p>
+    <w:p>
+      <w:pPr>
+        <w:pStyle w:val="Heading1"/>
       </w:pPr>
       <w:r>
         <w:lastRenderedPageBreak/>
-        <w:t>What problem is the business trying to solve?</w:t>
+        <w:t>1. Business Overview</w:t>
       </w:r>
     </w:p>
     <w:p>
@@ -786,7 +478,7 @@
         <w:spacing w:after="120"/>
       </w:pPr>
       <w:r>
-        <w:t>The bank currently uses simple rule-based targeting for upgrade campaigns, such as sending offers to customers with high monthly spending or long tenure. While these rules are easy to understand, they can miss more complex patterns. For example, a customer with moderate spending but high travel spending, strong digital engagement, and frequent offer email openings may be more likely to accept than a customer with high spending but low satisfaction and recent late payments.</w:t>
+        <w:t>Evergreen Bank is a mid-sized Canadian financial institution that serves over 200,000 personal banking customers. The bank offers a tiered credit card product line, and management has identified a significant revenue opportunity in upgrading existing cardholders to a premium tier, specifically the Evergreen Platinum Card, which carries higher annual fees, better rewards, and increased credit limits.</w:t>
       </w:r>
     </w:p>
     <w:p>
@@ -794,15 +486,7 @@
         <w:spacing w:after="120"/>
       </w:pPr>
       <w:r>
-        <w:t>Machine learning can help the bank combine multiple customer signals and predict the probability that a customer will accept an upgrade. The Decision Tree model is appropriate because it produces a structure that can be interpreted in business language.</w:t>
-      </w:r>
-    </w:p>
-    <w:p>
-      <w:pPr>
-        <w:pStyle w:val="Heading2"/>
-      </w:pPr>
-      <w:r>
-        <w:t>Machine Learning Decision</w:t>
+        <w:t>Rather than send the upgrade offer to every customer, the bank wants to identify in advance which customers are most likely to accept. This avoids marketing waste and reduces the risk of annoying customers who are likely to decline. The assignment applies a Decision Tree classification model to predict upgrade acceptance using customer profile, banking relationship, card usage, digital engagement, and credit risk features.</w:t>
       </w:r>
     </w:p>
     <w:tbl>
@@ -820,7 +504,7 @@
           <w:left w:w="10" w:type="dxa"/>
           <w:right w:w="10" w:type="dxa"/>
         </w:tblCellMar>
-        <w:tblLook w:val="0000" w:firstRow="0" w:lastRow="0" w:firstColumn="0" w:lastColumn="0" w:noHBand="0" w:noVBand="0"/>
+        <w:tblLook w:val="04A0" w:firstRow="1" w:lastRow="0" w:firstColumn="1" w:lastColumn="0" w:noHBand="0" w:noVBand="1"/>
       </w:tblPr>
       <w:tblGrid>
         <w:gridCol w:w="4000"/>
@@ -857,7 +541,7 @@
                 <w:bCs/>
                 <w:color w:val="FFFFFF"/>
               </w:rPr>
-              <w:t>Assignment Question</w:t>
+              <w:t>Attribute</w:t>
             </w:r>
           </w:p>
         </w:tc>
@@ -885,7 +569,7 @@
                 <w:bCs/>
                 <w:color w:val="FFFFFF"/>
               </w:rPr>
-              <w:t>Answer for this Business Case</w:t>
+              <w:t>Detail</w:t>
             </w:r>
           </w:p>
         </w:tc>
@@ -920,7 +604,7 @@
                 <w:b/>
                 <w:bCs/>
               </w:rPr>
-              <w:t>What is the target variable?</w:t>
+              <w:t>Business</w:t>
             </w:r>
           </w:p>
         </w:tc>
@@ -942,11 +626,9 @@
             </w:tcMar>
           </w:tcPr>
           <w:p>
-            <w:proofErr w:type="spellStart"/>
-            <w:r>
-              <w:t>Accepted_Card_Upgrade</w:t>
-            </w:r>
-            <w:proofErr w:type="spellEnd"/>
+            <w:r>
+              <w:t>Evergreen Bank</w:t>
+            </w:r>
           </w:p>
         </w:tc>
       </w:tr>
@@ -980,7 +662,7 @@
                 <w:b/>
                 <w:bCs/>
               </w:rPr>
-              <w:t>Possible target values?</w:t>
+              <w:t>Objective</w:t>
             </w:r>
           </w:p>
         </w:tc>
@@ -1003,7 +685,7 @@
           </w:tcPr>
           <w:p>
             <w:r>
-              <w:t>Yes = the customer accepted the upgrade; No = the customer did not accept</w:t>
+              <w:t>Predict which customers will accept a credit card upgrade offer</w:t>
             </w:r>
           </w:p>
         </w:tc>
@@ -1038,7 +720,7 @@
                 <w:b/>
                 <w:bCs/>
               </w:rPr>
-              <w:t>What decision can ML support?</w:t>
+              <w:t>Target Variable</w:t>
             </w:r>
           </w:p>
         </w:tc>
@@ -1060,8 +742,13 @@
             </w:tcMar>
           </w:tcPr>
           <w:p>
-            <w:r>
-              <w:t>Prioritize customers for credit card upgrade outreach</w:t>
+            <w:proofErr w:type="spellStart"/>
+            <w:r>
+              <w:t>Accepted_Card_Upgrade</w:t>
+            </w:r>
+            <w:proofErr w:type="spellEnd"/>
+            <w:r>
+              <w:t xml:space="preserve"> (Yes / No)</w:t>
             </w:r>
           </w:p>
         </w:tc>
@@ -1096,7 +783,7 @@
                 <w:b/>
                 <w:bCs/>
               </w:rPr>
-              <w:t>Who may use the model?</w:t>
+              <w:t>Dataset Size</w:t>
             </w:r>
           </w:p>
         </w:tc>
@@ -1119,7 +806,7 @@
           </w:tcPr>
           <w:p>
             <w:r>
-              <w:t>Marketing analysts, CRM managers, branch advisors, and product managers</w:t>
+              <w:t>340 synthetic customer records</w:t>
             </w:r>
           </w:p>
         </w:tc>
@@ -1154,7 +841,7 @@
                 <w:b/>
                 <w:bCs/>
               </w:rPr>
-              <w:t>What should be excluded?</w:t>
+              <w:t>Number of Features</w:t>
             </w:r>
           </w:p>
         </w:tc>
@@ -1176,13 +863,8 @@
             </w:tcMar>
           </w:tcPr>
           <w:p>
-            <w:proofErr w:type="spellStart"/>
-            <w:r>
-              <w:t>Customer_ID</w:t>
-            </w:r>
-            <w:proofErr w:type="spellEnd"/>
-            <w:r>
-              <w:t xml:space="preserve"> — it is only an identifier</w:t>
+            <w:r>
+              <w:t>20 input features</w:t>
             </w:r>
           </w:p>
         </w:tc>
@@ -1217,7 +899,7 @@
                 <w:b/>
                 <w:bCs/>
               </w:rPr>
-              <w:t>Kind of model required?</w:t>
+              <w:t>Priority Metric</w:t>
             </w:r>
           </w:p>
         </w:tc>
@@ -1240,7 +922,81 @@
           </w:tcPr>
           <w:p>
             <w:r>
-              <w:t>Decision Tree classification model</w:t>
+              <w:t>Precision, minimize false positives (wasted offers)</w:t>
+            </w:r>
+          </w:p>
+        </w:tc>
+      </w:tr>
+      <w:tr>
+        <w:tblPrEx>
+          <w:tblCellMar>
+            <w:top w:w="0" w:type="dxa"/>
+            <w:bottom w:w="0" w:type="dxa"/>
+          </w:tblCellMar>
+        </w:tblPrEx>
+        <w:tc>
+          <w:tcPr>
+            <w:tcW w:w="4000" w:type="dxa"/>
+            <w:tcBorders>
+              <w:top w:val="single" w:sz="1" w:space="0" w:color="CCCCCC"/>
+              <w:left w:val="single" w:sz="1" w:space="0" w:color="CCCCCC"/>
+              <w:bottom w:val="single" w:sz="1" w:space="0" w:color="CCCCCC"/>
+              <w:right w:val="single" w:sz="1" w:space="0" w:color="CCCCCC"/>
+            </w:tcBorders>
+            <w:shd w:val="clear" w:color="auto" w:fill="EBF3FB"/>
+            <w:tcMar>
+              <w:top w:w="80" w:type="dxa"/>
+              <w:left w:w="120" w:type="dxa"/>
+              <w:bottom w:w="80" w:type="dxa"/>
+              <w:right w:w="120" w:type="dxa"/>
+            </w:tcMar>
+          </w:tcPr>
+          <w:p>
+            <w:r>
+              <w:rPr>
+                <w:b/>
+                <w:bCs/>
+              </w:rPr>
+              <w:t>Model Used</w:t>
+            </w:r>
+          </w:p>
+        </w:tc>
+        <w:tc>
+          <w:tcPr>
+            <w:tcW w:w="5360" w:type="dxa"/>
+            <w:tcBorders>
+              <w:top w:val="single" w:sz="1" w:space="0" w:color="CCCCCC"/>
+              <w:left w:val="single" w:sz="1" w:space="0" w:color="CCCCCC"/>
+              <w:bottom w:val="single" w:sz="1" w:space="0" w:color="CCCCCC"/>
+              <w:right w:val="single" w:sz="1" w:space="0" w:color="CCCCCC"/>
+            </w:tcBorders>
+            <w:shd w:val="clear" w:color="auto" w:fill="EBF3FB"/>
+            <w:tcMar>
+              <w:top w:w="80" w:type="dxa"/>
+              <w:left w:w="120" w:type="dxa"/>
+              <w:bottom w:w="80" w:type="dxa"/>
+              <w:right w:w="120" w:type="dxa"/>
+            </w:tcMar>
+          </w:tcPr>
+          <w:p>
+            <w:r>
+              <w:t>Decision Tree Classifier (</w:t>
+            </w:r>
+            <w:proofErr w:type="spellStart"/>
+            <w:r>
+              <w:t>sklearn</w:t>
+            </w:r>
+            <w:proofErr w:type="spellEnd"/>
+            <w:r>
+              <w:t xml:space="preserve">, </w:t>
+            </w:r>
+            <w:proofErr w:type="spellStart"/>
+            <w:r>
+              <w:t>random_state</w:t>
+            </w:r>
+            <w:proofErr w:type="spellEnd"/>
+            <w:r>
+              <w:t>=42)</w:t>
             </w:r>
           </w:p>
         </w:tc>
@@ -1248,10 +1004,23 @@
     </w:tbl>
     <w:p>
       <w:pPr>
+        <w:spacing w:after="160"/>
+      </w:pPr>
+    </w:p>
+    <w:p>
+      <w:pPr>
+        <w:pStyle w:val="Heading1"/>
+      </w:pPr>
+      <w:r>
+        <w:t>2. Data Preparation</w:t>
+      </w:r>
+    </w:p>
+    <w:p>
+      <w:pPr>
         <w:pStyle w:val="Heading2"/>
       </w:pPr>
       <w:r>
-        <w:t>Input Features</w:t>
+        <w:t>2.1 Dataset Overview</w:t>
       </w:r>
     </w:p>
     <w:p>
@@ -1259,7 +1028,7 @@
         <w:spacing w:after="120"/>
       </w:pPr>
       <w:r>
-        <w:t>The input features span five groups:</w:t>
+        <w:t>The dataset contains 340 records representing individual Evergreen Bank customers. Each record has 20 features spanning five categories:</w:t>
       </w:r>
     </w:p>
     <w:p>
@@ -1272,11 +1041,27 @@
         <w:spacing w:after="60"/>
       </w:pPr>
       <w:r>
-        <w:t xml:space="preserve">Customer profile: Age_Group, Income_Band, Employment_Status, Region, </w:t>
+        <w:t xml:space="preserve">Customer Profile: </w:t>
       </w:r>
       <w:proofErr w:type="spellStart"/>
       <w:r>
-        <w:t>Customer_Segment</w:t>
+        <w:t>Age_Group</w:t>
+      </w:r>
+      <w:proofErr w:type="spellEnd"/>
+      <w:r>
+        <w:t xml:space="preserve">, Gender, Region, </w:t>
+      </w:r>
+      <w:proofErr w:type="spellStart"/>
+      <w:r>
+        <w:t>Income_Band</w:t>
+      </w:r>
+      <w:proofErr w:type="spellEnd"/>
+      <w:r>
+        <w:t xml:space="preserve">, </w:t>
+      </w:r>
+      <w:proofErr w:type="spellStart"/>
+      <w:r>
+        <w:t>Employment_Status</w:t>
       </w:r>
       <w:proofErr w:type="spellEnd"/>
     </w:p>
@@ -1290,11 +1075,11 @@
         <w:spacing w:after="60"/>
       </w:pPr>
       <w:r>
-        <w:t xml:space="preserve">Banking relationship: </w:t>
+        <w:t xml:space="preserve">Banking Relationship: </w:t>
       </w:r>
       <w:proofErr w:type="spellStart"/>
       <w:r>
-        <w:t>Customer_Tenure_Months</w:t>
+        <w:t>Tenure_Years</w:t>
       </w:r>
       <w:proofErr w:type="spellEnd"/>
       <w:r>
@@ -1302,7 +1087,15 @@
       </w:r>
       <w:proofErr w:type="spellStart"/>
       <w:r>
-        <w:t>Current_Card_Tier</w:t>
+        <w:t>Num_Products</w:t>
+      </w:r>
+      <w:proofErr w:type="spellEnd"/>
+      <w:r>
+        <w:t xml:space="preserve">, </w:t>
+      </w:r>
+      <w:proofErr w:type="spellStart"/>
+      <w:r>
+        <w:t>Primary_Account_Type</w:t>
       </w:r>
       <w:proofErr w:type="spellEnd"/>
     </w:p>
@@ -1316,8 +1109,37 @@
         <w:spacing w:after="60"/>
       </w:pPr>
       <w:r>
-        <w:t>Card usage: Avg_Monthly_Card_Spend, Travel_Spend_Share_Pct, Dining_Spend_Share_Pct, Reward_Points_Balance</w:t>
-      </w:r>
+        <w:t xml:space="preserve">Card Usage: </w:t>
+      </w:r>
+      <w:proofErr w:type="spellStart"/>
+      <w:r>
+        <w:t>Credit_Utilization_Pct</w:t>
+      </w:r>
+      <w:proofErr w:type="spellEnd"/>
+      <w:r>
+        <w:t xml:space="preserve">, </w:t>
+      </w:r>
+      <w:proofErr w:type="spellStart"/>
+      <w:r>
+        <w:t>Travel_Spend_Share_Pct</w:t>
+      </w:r>
+      <w:proofErr w:type="spellEnd"/>
+      <w:r>
+        <w:t xml:space="preserve">, </w:t>
+      </w:r>
+      <w:proofErr w:type="spellStart"/>
+      <w:r>
+        <w:t>Dining_Spend_Share_Pct</w:t>
+      </w:r>
+      <w:proofErr w:type="spellEnd"/>
+      <w:r>
+        <w:t xml:space="preserve">, </w:t>
+      </w:r>
+      <w:proofErr w:type="spellStart"/>
+      <w:r>
+        <w:t>Monthly_Spend_Avg</w:t>
+      </w:r>
+      <w:proofErr w:type="spellEnd"/>
     </w:p>
     <w:p>
       <w:pPr>
@@ -1329,19 +1151,32 @@
         <w:spacing w:after="60"/>
       </w:pPr>
       <w:r>
-        <w:t xml:space="preserve">Engagement: </w:t>
+        <w:t xml:space="preserve">Digital Engagement: </w:t>
       </w:r>
       <w:proofErr w:type="spellStart"/>
       <w:r>
-        <w:t>Preferred_Channel</w:t>
+        <w:t>App_Logins_Per_Month</w:t>
       </w:r>
       <w:proofErr w:type="spellEnd"/>
       <w:r>
-        <w:t xml:space="preserve">, Digital_App_Logins_30D, Prior_Offer_Emails_Opened_6M, </w:t>
+        <w:t xml:space="preserve">, </w:t>
       </w:r>
       <w:proofErr w:type="spellStart"/>
-      <w:r>
-        <w:t>Branch_Advisor_Contact</w:t>
+      <w:proofErr w:type="gramStart"/>
+      <w:r>
+        <w:t>Online</w:t>
+      </w:r>
+      <w:proofErr w:type="gramEnd"/>
+      <w:r>
+        <w:t>_Banking_User</w:t>
+      </w:r>
+      <w:proofErr w:type="spellEnd"/>
+      <w:r>
+        <w:t xml:space="preserve">, </w:t>
+      </w:r>
+      <w:proofErr w:type="spellStart"/>
+      <w:r>
+        <w:t>Paperless_Billing</w:t>
       </w:r>
       <w:proofErr w:type="spellEnd"/>
     </w:p>
@@ -1355,7 +1190,7 @@
         <w:spacing w:after="60"/>
       </w:pPr>
       <w:r>
-        <w:t xml:space="preserve">Risk and experience: </w:t>
+        <w:t xml:space="preserve">Credit Risk: </w:t>
       </w:r>
       <w:proofErr w:type="spellStart"/>
       <w:r>
@@ -1363,28 +1198,311 @@
       </w:r>
       <w:proofErr w:type="spellEnd"/>
       <w:r>
-        <w:t xml:space="preserve">, Credit_Utilization_Pct, </w:t>
+        <w:t xml:space="preserve">, Missed_Payments_Last_12M, </w:t>
+      </w:r>
+      <w:proofErr w:type="spellStart"/>
+      <w:r>
+        <w:t>Debt_to_Income_Ratio</w:t>
+      </w:r>
+      <w:proofErr w:type="spellEnd"/>
+    </w:p>
+    <w:p>
+      <w:pPr>
+        <w:pStyle w:val="Heading2"/>
+      </w:pPr>
+      <w:r>
+        <w:t>2.2 Preprocessing Steps</w:t>
+      </w:r>
+    </w:p>
+    <w:p>
+      <w:pPr>
+        <w:spacing w:after="120"/>
+      </w:pPr>
+      <w:r>
+        <w:t>The following preprocessing steps were applied before model training:</w:t>
+      </w:r>
+    </w:p>
+    <w:p>
+      <w:pPr>
+        <w:pStyle w:val="ListParagraph"/>
+        <w:numPr>
+          <w:ilvl w:val="0"/>
+          <w:numId w:val="2"/>
+        </w:numPr>
+        <w:spacing w:after="60"/>
+      </w:pPr>
+      <w:r>
+        <w:t xml:space="preserve">Dropped </w:t>
+      </w:r>
+      <w:proofErr w:type="spellStart"/>
+      <w:r>
+        <w:t>Customer_ID</w:t>
+      </w:r>
+      <w:proofErr w:type="spellEnd"/>
+      <w:r>
+        <w:t>, an identifier with no predictive value</w:t>
+      </w:r>
+    </w:p>
+    <w:p>
+      <w:pPr>
+        <w:pStyle w:val="ListParagraph"/>
+        <w:numPr>
+          <w:ilvl w:val="0"/>
+          <w:numId w:val="2"/>
+        </w:numPr>
+        <w:spacing w:after="60"/>
+      </w:pPr>
+      <w:r>
+        <w:t>Checked for and confirmed no missing values in the dataset</w:t>
+      </w:r>
+    </w:p>
+    <w:p>
+      <w:pPr>
+        <w:pStyle w:val="ListParagraph"/>
+        <w:numPr>
+          <w:ilvl w:val="0"/>
+          <w:numId w:val="2"/>
+        </w:numPr>
+        <w:spacing w:after="60"/>
+      </w:pPr>
+      <w:r>
+        <w:t>Confirmed no duplicate records</w:t>
+      </w:r>
+    </w:p>
+    <w:p>
+      <w:pPr>
+        <w:pStyle w:val="ListParagraph"/>
+        <w:numPr>
+          <w:ilvl w:val="0"/>
+          <w:numId w:val="2"/>
+        </w:numPr>
+        <w:spacing w:after="60"/>
+      </w:pPr>
+      <w:r>
+        <w:lastRenderedPageBreak/>
+        <w:t>Applied one-hot encoding (</w:t>
+      </w:r>
+      <w:proofErr w:type="spellStart"/>
+      <w:r>
+        <w:t>pd.get_dummies</w:t>
+      </w:r>
+      <w:proofErr w:type="spellEnd"/>
+      <w:r>
+        <w:t>) to all categorical features</w:t>
+      </w:r>
+    </w:p>
+    <w:p>
+      <w:pPr>
+        <w:pStyle w:val="ListParagraph"/>
+        <w:numPr>
+          <w:ilvl w:val="0"/>
+          <w:numId w:val="2"/>
+        </w:numPr>
+        <w:spacing w:after="60"/>
+      </w:pPr>
+      <w:r>
+        <w:t>Applied Label Encoding (</w:t>
+      </w:r>
+      <w:proofErr w:type="spellStart"/>
+      <w:r>
+        <w:t>LabelEncoder</w:t>
+      </w:r>
+      <w:proofErr w:type="spellEnd"/>
+      <w:r>
+        <w:t>) to the target variable: Yes = 1, No = 0</w:t>
+      </w:r>
+    </w:p>
+    <w:p>
+      <w:pPr>
+        <w:pStyle w:val="ListParagraph"/>
+        <w:numPr>
+          <w:ilvl w:val="0"/>
+          <w:numId w:val="2"/>
+        </w:numPr>
+        <w:spacing w:after="60"/>
+      </w:pPr>
+      <w:r>
+        <w:t xml:space="preserve">Split data 80/20 using </w:t>
+      </w:r>
+      <w:proofErr w:type="spellStart"/>
+      <w:r>
+        <w:t>train_test_split</w:t>
+      </w:r>
+      <w:proofErr w:type="spellEnd"/>
+      <w:r>
+        <w:t xml:space="preserve"> with stratify=y and </w:t>
+      </w:r>
+      <w:proofErr w:type="spellStart"/>
+      <w:r>
+        <w:t>random_state</w:t>
+      </w:r>
+      <w:proofErr w:type="spellEnd"/>
+      <w:r>
+        <w:t>=42</w:t>
+      </w:r>
+    </w:p>
+    <w:p>
+      <w:pPr>
+        <w:pStyle w:val="Heading1"/>
+      </w:pPr>
+      <w:r>
+        <w:t>3. Decision Tree Model</w:t>
+      </w:r>
+    </w:p>
+    <w:p>
+      <w:pPr>
+        <w:pStyle w:val="Heading2"/>
+      </w:pPr>
+      <w:r>
+        <w:t>3.1 How Decision Trees Make Predictions</w:t>
+      </w:r>
+    </w:p>
+    <w:p>
+      <w:pPr>
+        <w:spacing w:after="120"/>
+      </w:pPr>
+      <w:r>
+        <w:t>A Decision Tree is a supervised machine learning algorithm that learns a series of yes/no questions about the input features. Starting from the root node, the algorithm selects the feature that best separates the classes at each step (using Gini impurity or information gain). The process continues until the tree reaches a leaf node, which outputs a final class prediction.</w:t>
+      </w:r>
+    </w:p>
+    <w:p>
+      <w:pPr>
+        <w:spacing w:after="120"/>
+      </w:pPr>
+      <w:r>
+        <w:t xml:space="preserve">The primary advantage of Decision Trees is </w:t>
       </w:r>
       <w:proofErr w:type="gramStart"/>
       <w:r>
-        <w:t>Late</w:t>
+        <w:t>interpretability,</w:t>
       </w:r>
       <w:proofErr w:type="gramEnd"/>
       <w:r>
-        <w:t xml:space="preserve">_Payments_12M, </w:t>
+        <w:t xml:space="preserve"> you can trace exactly why a particular prediction was made by following the path from root to leaf. This is especially valuable in a financial services context where decisions affecting customers must be explainable.</w:t>
+      </w:r>
+    </w:p>
+    <w:p>
+      <w:pPr>
+        <w:pStyle w:val="Heading2"/>
+      </w:pPr>
+      <w:r>
+        <w:t>3.2 Decision Tree Visualization</w:t>
+      </w:r>
+    </w:p>
+    <w:p>
+      <w:pPr>
+        <w:spacing w:after="120"/>
+      </w:pPr>
+      <w:r>
+        <w:t xml:space="preserve">The tree below shows the first three levels of the trained decision tree. Each node shows the splitting feature, Gini impurity, sample count, and class distribution. Nodes </w:t>
       </w:r>
       <w:proofErr w:type="spellStart"/>
       <w:r>
-        <w:t>Customer_Satisfaction_Score</w:t>
+        <w:t>coloured</w:t>
       </w:r>
       <w:proofErr w:type="spellEnd"/>
+      <w:r>
+        <w:t xml:space="preserve"> orange indicate the model predicts No (customer declines the upgrade); nodes </w:t>
+      </w:r>
+      <w:proofErr w:type="spellStart"/>
+      <w:r>
+        <w:t>coloured</w:t>
+      </w:r>
+      <w:proofErr w:type="spellEnd"/>
+      <w:r>
+        <w:t xml:space="preserve"> blue indicate Yes (customer accepts). Darker shading indicates a purer node, a stronger majority of one class.</w:t>
+      </w:r>
+    </w:p>
+    <w:p>
+      <w:pPr>
+        <w:spacing w:before="120" w:after="60"/>
+        <w:jc w:val="center"/>
+      </w:pPr>
+      <w:r>
+        <w:rPr>
+          <w:noProof/>
+        </w:rPr>
+        <w:drawing>
+          <wp:inline distT="0" distB="0" distL="0" distR="0" wp14:anchorId="1BBF18AE" wp14:editId="0D2283DC">
+            <wp:extent cx="5619750" cy="2343150"/>
+            <wp:effectExtent l="0" t="0" r="0" b="0"/>
+            <wp:docPr id="1" name="Figure 1: Decision Tree, Evergreen Bank (first 3 levels shown)" descr="Figure 1: Decision Tree, Evergreen Bank (first 3 levels shown)" title="Figure 1: Decision Tree, Evergreen Bank (first 3 levels shown)"/>
+            <wp:cNvGraphicFramePr>
+              <a:graphicFrameLocks xmlns:a="http://schemas.openxmlformats.org/drawingml/2006/main" noChangeAspect="1"/>
+            </wp:cNvGraphicFramePr>
+            <a:graphic xmlns:a="http://schemas.openxmlformats.org/drawingml/2006/main">
+              <a:graphicData uri="http://schemas.openxmlformats.org/drawingml/2006/picture">
+                <pic:pic xmlns:pic="http://schemas.openxmlformats.org/drawingml/2006/picture">
+                  <pic:nvPicPr>
+                    <pic:cNvPr id="0" name=""/>
+                    <pic:cNvPicPr>
+                      <a:picLocks noChangeAspect="1" noChangeArrowheads="1"/>
+                    </pic:cNvPicPr>
+                  </pic:nvPicPr>
+                  <pic:blipFill>
+                    <a:blip r:embed="rId7"/>
+                    <a:srcRect/>
+                    <a:stretch>
+                      <a:fillRect/>
+                    </a:stretch>
+                  </pic:blipFill>
+                  <pic:spPr bwMode="auto">
+                    <a:xfrm>
+                      <a:off x="0" y="0"/>
+                      <a:ext cx="5619750" cy="2343150"/>
+                    </a:xfrm>
+                    <a:prstGeom prst="rect">
+                      <a:avLst/>
+                    </a:prstGeom>
+                  </pic:spPr>
+                </pic:pic>
+              </a:graphicData>
+            </a:graphic>
+          </wp:inline>
+        </w:drawing>
+      </w:r>
+    </w:p>
+    <w:p>
+      <w:pPr>
+        <w:spacing w:after="200"/>
+        <w:jc w:val="center"/>
+      </w:pPr>
+      <w:r>
+        <w:rPr>
+          <w:i/>
+          <w:iCs/>
+          <w:color w:val="666666"/>
+          <w:sz w:val="18"/>
+          <w:szCs w:val="18"/>
+        </w:rPr>
+        <w:t>Figure 1: Decision Tree, Evergreen Bank (first 3 levels shown)</w:t>
+      </w:r>
+    </w:p>
+    <w:p>
+      <w:pPr>
+        <w:spacing w:after="160"/>
+      </w:pPr>
+    </w:p>
+    <w:p>
+      <w:r>
+        <w:br w:type="page"/>
+      </w:r>
+    </w:p>
+    <w:p>
+      <w:pPr>
+        <w:pStyle w:val="Heading1"/>
+      </w:pPr>
+      <w:r>
+        <w:lastRenderedPageBreak/>
+        <w:t>4. Model Evaluation</w:t>
+      </w:r>
     </w:p>
     <w:p>
       <w:pPr>
         <w:pStyle w:val="Heading2"/>
       </w:pPr>
       <w:r>
-        <w:t>Why is this prediction useful?</w:t>
+        <w:t>4.1 Confusion Matrix</w:t>
       </w:r>
     </w:p>
     <w:p>
@@ -1392,7 +1510,74 @@
         <w:spacing w:after="120"/>
       </w:pPr>
       <w:r>
-        <w:t>The prediction is useful because it helps the bank focus its outreach on customers who are more likely to respond positively. This can improve campaign efficiency, reduce wasted communication, and increase the chance that customers receive offers that match their spending needs and financial profile.</w:t>
+        <w:t xml:space="preserve">The confusion matrix below shows the breakdown of correct and incorrect predictions on the test set (68 records). The rows represent the actual class, what the customer </w:t>
+      </w:r>
+      <w:proofErr w:type="gramStart"/>
+      <w:r>
+        <w:t>actually did</w:t>
+      </w:r>
+      <w:proofErr w:type="gramEnd"/>
+      <w:r>
+        <w:t>. The columns represent the predicted class, what the model said they would do.</w:t>
+      </w:r>
+    </w:p>
+    <w:p>
+      <w:pPr>
+        <w:spacing w:before="120" w:after="60"/>
+        <w:jc w:val="center"/>
+      </w:pPr>
+      <w:r>
+        <w:rPr>
+          <w:noProof/>
+        </w:rPr>
+        <w:drawing>
+          <wp:inline distT="0" distB="0" distL="0" distR="0" wp14:anchorId="00294EB1" wp14:editId="4BBC7F84">
+            <wp:extent cx="5619750" cy="4686300"/>
+            <wp:effectExtent l="0" t="0" r="0" b="0"/>
+            <wp:docPr id="1979966292" name="Figure 2: Confusion Matrix, Evergreen Bank (unconstrained tree)" descr="Figure 2: Confusion Matrix, Evergreen Bank (unconstrained tree)" title="Figure 2: Confusion Matrix, Evergreen Bank (unconstrained tree)"/>
+            <wp:cNvGraphicFramePr>
+              <a:graphicFrameLocks xmlns:a="http://schemas.openxmlformats.org/drawingml/2006/main" noChangeAspect="1"/>
+            </wp:cNvGraphicFramePr>
+            <a:graphic xmlns:a="http://schemas.openxmlformats.org/drawingml/2006/main">
+              <a:graphicData uri="http://schemas.openxmlformats.org/drawingml/2006/picture">
+                <pic:pic xmlns:pic="http://schemas.openxmlformats.org/drawingml/2006/picture">
+                  <pic:nvPicPr>
+                    <pic:cNvPr id="0" name=""/>
+                    <pic:cNvPicPr>
+                      <a:picLocks noChangeAspect="1" noChangeArrowheads="1"/>
+                    </pic:cNvPicPr>
+                  </pic:nvPicPr>
+                  <pic:blipFill>
+                    <a:blip r:embed="rId8"/>
+                    <a:srcRect/>
+                    <a:stretch>
+                      <a:fillRect/>
+                    </a:stretch>
+                  </pic:blipFill>
+                  <pic:spPr bwMode="auto">
+                    <a:xfrm>
+                      <a:off x="0" y="0"/>
+                      <a:ext cx="5619750" cy="4686300"/>
+                    </a:xfrm>
+                    <a:prstGeom prst="rect">
+                      <a:avLst/>
+                    </a:prstGeom>
+                  </pic:spPr>
+                </pic:pic>
+              </a:graphicData>
+            </a:graphic>
+          </wp:inline>
+        </w:drawing>
+      </w:r>
+      <w:r>
+        <w:rPr>
+          <w:i/>
+          <w:iCs/>
+          <w:color w:val="666666"/>
+          <w:sz w:val="18"/>
+          <w:szCs w:val="18"/>
+        </w:rPr>
+        <w:t>Figure 2: Confusion Matrix, Evergreen Bank (unconstrained tree)</w:t>
       </w:r>
     </w:p>
     <w:p>
@@ -1400,16 +1585,95 @@
         <w:spacing w:after="120"/>
       </w:pPr>
       <w:r>
+        <w:t>Reading the matrix:</w:t>
+      </w:r>
+    </w:p>
+    <w:p>
+      <w:pPr>
+        <w:pStyle w:val="ListParagraph"/>
+        <w:numPr>
+          <w:ilvl w:val="0"/>
+          <w:numId w:val="2"/>
+        </w:numPr>
+        <w:spacing w:after="60"/>
+      </w:pPr>
+      <w:r>
+        <w:t>Top-left (29) - True Negatives: The model correctly predicted 29 customers would decline the upgrade, and they did. No offer was wasted.</w:t>
+      </w:r>
+    </w:p>
+    <w:p>
+      <w:pPr>
+        <w:pStyle w:val="ListParagraph"/>
+        <w:numPr>
+          <w:ilvl w:val="0"/>
+          <w:numId w:val="2"/>
+        </w:numPr>
+        <w:spacing w:after="60"/>
+      </w:pPr>
+      <w:r>
+        <w:t xml:space="preserve">Top-right (13) - False Positives: The model predicted 13 customers would accept, but they </w:t>
+      </w:r>
+      <w:proofErr w:type="gramStart"/>
+      <w:r>
+        <w:t>actually declined</w:t>
+      </w:r>
+      <w:proofErr w:type="gramEnd"/>
+      <w:r>
+        <w:t>. These are wasted upgrade offers, marketing cost with no return.</w:t>
+      </w:r>
+    </w:p>
+    <w:p>
+      <w:pPr>
+        <w:pStyle w:val="ListParagraph"/>
+        <w:numPr>
+          <w:ilvl w:val="0"/>
+          <w:numId w:val="2"/>
+        </w:numPr>
+        <w:spacing w:after="60"/>
+      </w:pPr>
+      <w:r>
+        <w:t>Bottom-left (12) - False Negatives: The model predicted 12 customers would decline, but they would have accepted. These are missed revenue opportunities, customers who wanted the upgrade but were never offered it.</w:t>
+      </w:r>
+    </w:p>
+    <w:p>
+      <w:pPr>
+        <w:pStyle w:val="ListParagraph"/>
+        <w:numPr>
+          <w:ilvl w:val="0"/>
+          <w:numId w:val="2"/>
+        </w:numPr>
+        <w:spacing w:after="60"/>
+      </w:pPr>
+      <w:r>
+        <w:t>Bottom-right (14) - True Positives: The model correctly identified 14 customers who accepted the upgrade. These are the successful targeted conversions.</w:t>
+      </w:r>
+    </w:p>
+    <w:p>
+      <w:pPr>
+        <w:spacing w:after="160"/>
+      </w:pPr>
+    </w:p>
+    <w:p>
+      <w:pPr>
+        <w:spacing w:after="120"/>
+      </w:pPr>
+      <w:r>
         <w:lastRenderedPageBreak/>
-        <w:t>The model can also help the bank choose different follow-up strategies. High-probability customers may receive a personalized email or mobile app offer. Medium-probability customers may receive educational information about rewards. Customers with risk indicators may require human review before any premium card offer is made.</w:t>
-      </w:r>
-    </w:p>
-    <w:p>
-      <w:pPr>
-        <w:pStyle w:val="Heading1"/>
-      </w:pPr>
-      <w:r>
-        <w:t>Task 2: Prepare the Data</w:t>
+        <w:t xml:space="preserve">For Evergreen Bank, false positives are the more costly error. Sending an upgrade offer to a customer who will decline wastes marketing budget and risks annoying a customer. This is why Precision is the priority </w:t>
+      </w:r>
+      <w:r>
+        <w:t>metric;</w:t>
+      </w:r>
+      <w:r>
+        <w:t xml:space="preserve"> it directly measures how often a predicted 'Yes' is </w:t>
+      </w:r>
+      <w:proofErr w:type="gramStart"/>
+      <w:r>
+        <w:t>actually correct</w:t>
+      </w:r>
+      <w:proofErr w:type="gramEnd"/>
+      <w:r>
+        <w:t>.</w:t>
       </w:r>
     </w:p>
     <w:p>
@@ -1417,23 +1681,7 @@
         <w:pStyle w:val="Heading2"/>
       </w:pPr>
       <w:r>
-        <w:t>Dataset Overview</w:t>
-      </w:r>
-    </w:p>
-    <w:p>
-      <w:pPr>
-        <w:spacing w:after="120"/>
-      </w:pPr>
-      <w:r>
-        <w:t>The dataset was loaded from the provided Excel file. It contains 340 rows and 21 columns, representing existing credit card customers with demographic, behavioral, engagement, risk, and satisfaction-related variables.</w:t>
-      </w:r>
-    </w:p>
-    <w:p>
-      <w:pPr>
-        <w:pStyle w:val="Heading2"/>
-      </w:pPr>
-      <w:r>
-        <w:t>Inspection Results</w:t>
+        <w:t>4.2 Classification Metrics</w:t>
       </w:r>
     </w:p>
     <w:tbl>
@@ -1451,7 +1699,7 @@
           <w:left w:w="10" w:type="dxa"/>
           <w:right w:w="10" w:type="dxa"/>
         </w:tblCellMar>
-        <w:tblLook w:val="0000" w:firstRow="0" w:lastRow="0" w:firstColumn="0" w:lastColumn="0" w:noHBand="0" w:noVBand="0"/>
+        <w:tblLook w:val="04A0" w:firstRow="1" w:lastRow="0" w:firstColumn="1" w:lastColumn="0" w:noHBand="0" w:noVBand="1"/>
       </w:tblPr>
       <w:tblGrid>
         <w:gridCol w:w="5000"/>
@@ -1547,7 +1795,7 @@
           </w:tcPr>
           <w:p>
             <w:r>
-              <w:t>Rows x Columns</w:t>
+              <w:t>Training Accuracy</w:t>
             </w:r>
           </w:p>
         </w:tc>
@@ -1570,7 +1818,7 @@
           </w:tcPr>
           <w:p>
             <w:r>
-              <w:t>340 x 21</w:t>
+              <w:t>100.0%</w:t>
             </w:r>
           </w:p>
         </w:tc>
@@ -1601,7 +1849,7 @@
           </w:tcPr>
           <w:p>
             <w:r>
-              <w:t>Missing values</w:t>
+              <w:t>Testing Accuracy</w:t>
             </w:r>
           </w:p>
         </w:tc>
@@ -1624,7 +1872,7 @@
           </w:tcPr>
           <w:p>
             <w:r>
-              <w:t>0 in all columns</w:t>
+              <w:t>63.2%</w:t>
             </w:r>
           </w:p>
         </w:tc>
@@ -1655,7 +1903,7 @@
           </w:tcPr>
           <w:p>
             <w:r>
-              <w:t>Duplicate rows</w:t>
+              <w:t>Precision (Yes: accepted upgrade)</w:t>
             </w:r>
           </w:p>
         </w:tc>
@@ -1678,7 +1926,7 @@
           </w:tcPr>
           <w:p>
             <w:r>
-              <w:t>0</w:t>
+              <w:t>51.9%</w:t>
             </w:r>
           </w:p>
         </w:tc>
@@ -1709,7 +1957,7 @@
           </w:tcPr>
           <w:p>
             <w:r>
-              <w:t>Target distribution</w:t>
+              <w:t>Recall (Yes: accepted upgrade)</w:t>
             </w:r>
           </w:p>
         </w:tc>
@@ -1732,7 +1980,7 @@
           </w:tcPr>
           <w:p>
             <w:r>
-              <w:t>211 No (62%), 129 Yes (38%)</w:t>
+              <w:t>53.8%</w:t>
             </w:r>
           </w:p>
         </w:tc>
@@ -1763,7 +2011,7 @@
           </w:tcPr>
           <w:p>
             <w:r>
-              <w:t>Numerical columns</w:t>
+              <w:t>F1-Score (Yes: accepted upgrade)</w:t>
             </w:r>
           </w:p>
         </w:tc>
@@ -1786,31 +2034,7 @@
           </w:tcPr>
           <w:p>
             <w:r>
-              <w:t xml:space="preserve">Age, Income, </w:t>
-            </w:r>
-            <w:proofErr w:type="spellStart"/>
-            <w:r>
-              <w:t>Website_Visits</w:t>
-            </w:r>
-            <w:proofErr w:type="spellEnd"/>
-            <w:r>
-              <w:t xml:space="preserve">, </w:t>
-            </w:r>
-            <w:proofErr w:type="spellStart"/>
-            <w:r>
-              <w:t>Time_on_Site</w:t>
-            </w:r>
-            <w:proofErr w:type="spellEnd"/>
-            <w:r>
-              <w:t xml:space="preserve">, </w:t>
-            </w:r>
-            <w:proofErr w:type="spellStart"/>
-            <w:r>
-              <w:t>Previous_Purchases</w:t>
-            </w:r>
-            <w:proofErr w:type="spellEnd"/>
-            <w:r>
-              <w:t>, etc.</w:t>
+              <w:t>52.8%</w:t>
             </w:r>
           </w:p>
         </w:tc>
@@ -1841,7 +2065,7 @@
           </w:tcPr>
           <w:p>
             <w:r>
-              <w:t>Categorical columns</w:t>
+              <w:t>False Positives (offered but would decline)</w:t>
             </w:r>
           </w:p>
         </w:tc>
@@ -1864,23 +2088,61 @@
           </w:tcPr>
           <w:p>
             <w:r>
-              <w:t xml:space="preserve">Gender, City, </w:t>
-            </w:r>
-            <w:proofErr w:type="spellStart"/>
-            <w:r>
-              <w:t>Membership_Level</w:t>
-            </w:r>
-            <w:proofErr w:type="spellEnd"/>
-            <w:r>
-              <w:t xml:space="preserve">, </w:t>
-            </w:r>
-            <w:proofErr w:type="spellStart"/>
-            <w:r>
-              <w:t>Email_Opened</w:t>
-            </w:r>
-            <w:proofErr w:type="spellEnd"/>
-            <w:r>
-              <w:t>, etc.</w:t>
+              <w:t>13</w:t>
+            </w:r>
+          </w:p>
+        </w:tc>
+      </w:tr>
+      <w:tr>
+        <w:tblPrEx>
+          <w:tblCellMar>
+            <w:top w:w="0" w:type="dxa"/>
+            <w:bottom w:w="0" w:type="dxa"/>
+          </w:tblCellMar>
+        </w:tblPrEx>
+        <w:tc>
+          <w:tcPr>
+            <w:tcW w:w="5000" w:type="dxa"/>
+            <w:tcBorders>
+              <w:top w:val="single" w:sz="1" w:space="0" w:color="CCCCCC"/>
+              <w:left w:val="single" w:sz="1" w:space="0" w:color="CCCCCC"/>
+              <w:bottom w:val="single" w:sz="1" w:space="0" w:color="CCCCCC"/>
+              <w:right w:val="single" w:sz="1" w:space="0" w:color="CCCCCC"/>
+            </w:tcBorders>
+            <w:shd w:val="clear" w:color="auto" w:fill="EBF3FB"/>
+            <w:tcMar>
+              <w:top w:w="80" w:type="dxa"/>
+              <w:left w:w="120" w:type="dxa"/>
+              <w:bottom w:w="80" w:type="dxa"/>
+              <w:right w:w="120" w:type="dxa"/>
+            </w:tcMar>
+          </w:tcPr>
+          <w:p>
+            <w:r>
+              <w:t>False Negatives (not offered but would accept)</w:t>
+            </w:r>
+          </w:p>
+        </w:tc>
+        <w:tc>
+          <w:tcPr>
+            <w:tcW w:w="4360" w:type="dxa"/>
+            <w:tcBorders>
+              <w:top w:val="single" w:sz="1" w:space="0" w:color="CCCCCC"/>
+              <w:left w:val="single" w:sz="1" w:space="0" w:color="CCCCCC"/>
+              <w:bottom w:val="single" w:sz="1" w:space="0" w:color="CCCCCC"/>
+              <w:right w:val="single" w:sz="1" w:space="0" w:color="CCCCCC"/>
+            </w:tcBorders>
+            <w:shd w:val="clear" w:color="auto" w:fill="EBF3FB"/>
+            <w:tcMar>
+              <w:top w:w="80" w:type="dxa"/>
+              <w:left w:w="120" w:type="dxa"/>
+              <w:bottom w:w="80" w:type="dxa"/>
+              <w:right w:w="120" w:type="dxa"/>
+            </w:tcMar>
+          </w:tcPr>
+          <w:p>
+            <w:r>
+              <w:t>12</w:t>
             </w:r>
           </w:p>
         </w:tc>
@@ -1891,7 +2153,7 @@
         <w:pStyle w:val="Heading2"/>
       </w:pPr>
       <w:r>
-        <w:t>Data Cleaning</w:t>
+        <w:t>4.3 Overfitting Analysis</w:t>
       </w:r>
     </w:p>
     <w:p>
@@ -1899,15 +2161,23 @@
         <w:spacing w:after="120"/>
       </w:pPr>
       <w:r>
-        <w:t xml:space="preserve">A copy of the original dataset was created to avoid modifying the raw data. </w:t>
-      </w:r>
-      <w:proofErr w:type="spellStart"/>
-      <w:r>
-        <w:t>Customer_ID</w:t>
-      </w:r>
-      <w:proofErr w:type="spellEnd"/>
-      <w:r>
-        <w:t xml:space="preserve"> was removed as it is only an identifier with no predictive value. No duplicate rows or missing values were found. The cleaned dataset retained 340 rows and 20 columns.</w:t>
+        <w:t>The unconstrained tree achieves 100% accuracy on training data but only 63.2% on the test set, a gap of approximately 36.8 percentage points. This is a clear sign of overfitting: the model memorized the training examples rather than learning patterns that generalize to new customers.</w:t>
+      </w:r>
+    </w:p>
+    <w:p>
+      <w:pPr>
+        <w:spacing w:after="120"/>
+      </w:pPr>
+      <w:r>
+        <w:t>Overfitting is particularly risky in a banking context. A model that appears highly accurate internally but performs poorly on real customers would lead to poor targeting decisions and wasted marketing spend.</w:t>
+      </w:r>
+    </w:p>
+    <w:p>
+      <w:pPr>
+        <w:pStyle w:val="Heading1"/>
+      </w:pPr>
+      <w:r>
+        <w:t>5. Controlling Complexity with max_depth</w:t>
       </w:r>
     </w:p>
     <w:p>
@@ -1915,7 +2185,7 @@
         <w:pStyle w:val="Heading2"/>
       </w:pPr>
       <w:r>
-        <w:t>Feature Engineering</w:t>
+        <w:t>5.1 Applying max_depth=4</w:t>
       </w:r>
     </w:p>
     <w:p>
@@ -1923,39 +2193,141 @@
         <w:spacing w:after="120"/>
       </w:pPr>
       <w:r>
-        <w:t xml:space="preserve">Categorical features were one-hot encoded using </w:t>
-      </w:r>
-      <w:proofErr w:type="spellStart"/>
-      <w:r>
-        <w:t>pd.get_</w:t>
+        <w:t>To address overfitting, the model was retrained with max_depth=4. This restricts the tree to a maximum of 4 levels of splits, preventing it from learning overly specific rules that don't generalize. The result is a simpler, more robust model.</w:t>
+      </w:r>
+    </w:p>
+    <w:p>
+      <w:pPr>
+        <w:spacing w:before="120" w:after="60"/>
+        <w:jc w:val="center"/>
+      </w:pPr>
+      <w:r>
+        <w:rPr>
+          <w:noProof/>
+        </w:rPr>
+        <w:lastRenderedPageBreak/>
+        <w:drawing>
+          <wp:inline distT="0" distB="0" distL="0" distR="0" wp14:anchorId="1974D308" wp14:editId="31D0A73C">
+            <wp:extent cx="5619750" cy="4686300"/>
+            <wp:effectExtent l="0" t="0" r="0" b="0"/>
+            <wp:docPr id="1795442415" name="Figure 3: Confusion Matrix, Evergreen Bank (max_depth=4)" descr="Figure 3: Confusion Matrix, Evergreen Bank (max_depth=4)" title="Figure 3: Confusion Matrix, Evergreen Bank (max_depth=4)"/>
+            <wp:cNvGraphicFramePr>
+              <a:graphicFrameLocks xmlns:a="http://schemas.openxmlformats.org/drawingml/2006/main" noChangeAspect="1"/>
+            </wp:cNvGraphicFramePr>
+            <a:graphic xmlns:a="http://schemas.openxmlformats.org/drawingml/2006/main">
+              <a:graphicData uri="http://schemas.openxmlformats.org/drawingml/2006/picture">
+                <pic:pic xmlns:pic="http://schemas.openxmlformats.org/drawingml/2006/picture">
+                  <pic:nvPicPr>
+                    <pic:cNvPr id="0" name=""/>
+                    <pic:cNvPicPr>
+                      <a:picLocks noChangeAspect="1" noChangeArrowheads="1"/>
+                    </pic:cNvPicPr>
+                  </pic:nvPicPr>
+                  <pic:blipFill>
+                    <a:blip r:embed="rId9"/>
+                    <a:srcRect/>
+                    <a:stretch>
+                      <a:fillRect/>
+                    </a:stretch>
+                  </pic:blipFill>
+                  <pic:spPr bwMode="auto">
+                    <a:xfrm>
+                      <a:off x="0" y="0"/>
+                      <a:ext cx="5619750" cy="4686300"/>
+                    </a:xfrm>
+                    <a:prstGeom prst="rect">
+                      <a:avLst/>
+                    </a:prstGeom>
+                  </pic:spPr>
+                </pic:pic>
+              </a:graphicData>
+            </a:graphic>
+          </wp:inline>
+        </w:drawing>
+      </w:r>
+    </w:p>
+    <w:p>
+      <w:pPr>
+        <w:spacing w:after="200"/>
+        <w:jc w:val="center"/>
+      </w:pPr>
+      <w:r>
+        <w:rPr>
+          <w:i/>
+          <w:iCs/>
+          <w:color w:val="666666"/>
+          <w:sz w:val="18"/>
+          <w:szCs w:val="18"/>
+        </w:rPr>
+        <w:t>Figure 3: Confusion Matrix, Evergreen Bank (max_depth=4)</w:t>
+      </w:r>
+    </w:p>
+    <w:p>
+      <w:pPr>
+        <w:spacing w:after="120"/>
+      </w:pPr>
+      <w:r>
+        <w:t>Reading the max_depth=4 matrix:</w:t>
+      </w:r>
+    </w:p>
+    <w:p>
+      <w:pPr>
+        <w:pStyle w:val="ListParagraph"/>
+        <w:numPr>
+          <w:ilvl w:val="0"/>
+          <w:numId w:val="2"/>
+        </w:numPr>
+        <w:spacing w:after="60"/>
+      </w:pPr>
+      <w:r>
+        <w:t>True Negatives: Customers correctly predicted to decline, the model avoided sending them a wasted offer.</w:t>
+      </w:r>
+    </w:p>
+    <w:p>
+      <w:pPr>
+        <w:pStyle w:val="ListParagraph"/>
+        <w:numPr>
+          <w:ilvl w:val="0"/>
+          <w:numId w:val="2"/>
+        </w:numPr>
+        <w:spacing w:after="60"/>
+      </w:pPr>
+      <w:r>
+        <w:t xml:space="preserve">False Positives: Customers predicted to accept who </w:t>
       </w:r>
       <w:proofErr w:type="gramStart"/>
       <w:r>
-        <w:t>dummies</w:t>
-      </w:r>
-      <w:proofErr w:type="spellEnd"/>
-      <w:r>
-        <w:t>(</w:t>
+        <w:t>actually declined</w:t>
       </w:r>
       <w:proofErr w:type="gramEnd"/>
       <w:r>
-        <w:t>). The target variable was label-encoded (No = 0, Yes = 1). After encoding, the feature matrix expanded from 19 features to 51 features. The data was split 80/20 into training (272 records) and testing (68 records) using stratified sampling to preserve class proportions.</w:t>
-      </w:r>
-    </w:p>
-    <w:p>
-      <w:pPr>
-        <w:pStyle w:val="Heading1"/>
-      </w:pPr>
-      <w:r>
-        <w:t>Task 3: Train the Decision Tree Model</w:t>
-      </w:r>
-    </w:p>
-    <w:p>
-      <w:pPr>
-        <w:pStyle w:val="Heading2"/>
-      </w:pPr>
-      <w:r>
-        <w:t>Introduction to Decision Trees</w:t>
+        <w:t>, still a source of marketing waste, but reduced compared to the unconstrained model.</w:t>
+      </w:r>
+    </w:p>
+    <w:p>
+      <w:pPr>
+        <w:pStyle w:val="ListParagraph"/>
+        <w:numPr>
+          <w:ilvl w:val="0"/>
+          <w:numId w:val="2"/>
+        </w:numPr>
+        <w:spacing w:after="60"/>
+      </w:pPr>
+      <w:r>
+        <w:t>False Negatives: Customers predicted to decline who would have accepted, missed upgrade opportunities.</w:t>
+      </w:r>
+    </w:p>
+    <w:p>
+      <w:pPr>
+        <w:pStyle w:val="ListParagraph"/>
+        <w:numPr>
+          <w:ilvl w:val="0"/>
+          <w:numId w:val="2"/>
+        </w:numPr>
+        <w:spacing w:after="60"/>
+      </w:pPr>
+      <w:r>
+        <w:t>True Positives: Customers correctly identified as likely to accept, the core value of the model.</w:t>
       </w:r>
     </w:p>
     <w:p>
@@ -1963,59 +2335,29 @@
         <w:spacing w:after="120"/>
       </w:pPr>
       <w:r>
-        <w:t>A Decision Tree is a machine learning model that makes predictions by learning simple decision rules from the data. The rules are organized like a tree, where each node asks a question about a feature and each branch represents the answer. The model keeps splitting the data until it reaches a final prediction at the leaf nodes.</w:t>
+        <w:t>With max_depth=4, testing accuracy improved from 63.2% to 69.1%. The model makes fewer extreme errors by avoiding the overly specific rules the unconstrained tree learned, rules that worked on training data but failed on new customers.</w:t>
       </w:r>
     </w:p>
     <w:p>
       <w:pPr>
         <w:spacing w:after="120"/>
       </w:pPr>
-      <w:r>
-        <w:lastRenderedPageBreak/>
-        <w:t>Decision Trees are useful in business analytics because they are easy to understand and can show which features are most important. For Evergreen Bank, the tree can help explain whether high spending, credit score band, digital engagement, or prior offer engagement matter most in predicting upgrade acceptance.</w:t>
-      </w:r>
-    </w:p>
-    <w:p>
-      <w:pPr>
-        <w:pStyle w:val="Heading2"/>
-      </w:pPr>
-      <w:r>
-        <w:t>How Decision Trees Make Predictions</w:t>
-      </w:r>
     </w:p>
     <w:p>
       <w:pPr>
         <w:spacing w:after="120"/>
       </w:pPr>
-      <w:r>
-        <w:t>Starting from the root node, the tree splits data based on the feature that best separates the classes. For example, the tree might first ask: Is the Credit_Utilization_Pct less than 44.5? Depending on the answer, it continues splitting — perhaps asking about Travel_Spend_Share_Pct or Avg_Monthly_Card_Spend — until it reaches a leaf node that gives a final prediction of Yes or No.</w:t>
-      </w:r>
     </w:p>
     <w:p>
       <w:pPr>
         <w:spacing w:after="120"/>
       </w:pPr>
-      <w:r>
-        <w:t>The deeper the tree grows, the more specific the rules become. However, a tree that is too deep memorizes the training data instead of learning generalizable patterns. This is called overfitting.</w:t>
-      </w:r>
-    </w:p>
-    <w:p>
-      <w:pPr>
-        <w:pStyle w:val="Heading2"/>
-      </w:pPr>
-      <w:r>
-        <w:t>Model Training and Evaluation</w:t>
-      </w:r>
     </w:p>
     <w:p>
       <w:pPr>
         <w:spacing w:after="120"/>
       </w:pPr>
-      <w:r>
-        <w:t>The Decision Tree was trained without depth constraints to observe its default behavior. The tree grew to a depth of 10 with 48 leaves.</w:t>
-      </w:r>
-    </w:p>
-    <w:p/>
+    </w:p>
     <w:tbl>
       <w:tblPr>
         <w:tblW w:w="9360" w:type="dxa"/>
@@ -2031,11 +2373,11 @@
           <w:left w:w="10" w:type="dxa"/>
           <w:right w:w="10" w:type="dxa"/>
         </w:tblCellMar>
-        <w:tblLook w:val="0000" w:firstRow="0" w:lastRow="0" w:firstColumn="0" w:lastColumn="0" w:noHBand="0" w:noVBand="0"/>
+        <w:tblLook w:val="04A0" w:firstRow="1" w:lastRow="0" w:firstColumn="1" w:lastColumn="0" w:noHBand="0" w:noVBand="1"/>
       </w:tblPr>
       <w:tblGrid>
-        <w:gridCol w:w="5000"/>
-        <w:gridCol w:w="4360"/>
+        <w:gridCol w:w="4000"/>
+        <w:gridCol w:w="5360"/>
       </w:tblGrid>
       <w:tr>
         <w:tblPrEx>
@@ -2046,7 +2388,7 @@
         </w:tblPrEx>
         <w:tc>
           <w:tcPr>
-            <w:tcW w:w="5000" w:type="dxa"/>
+            <w:tcW w:w="4000" w:type="dxa"/>
             <w:tcBorders>
               <w:top w:val="single" w:sz="1" w:space="0" w:color="CCCCCC"/>
               <w:left w:val="single" w:sz="1" w:space="0" w:color="CCCCCC"/>
@@ -2068,13 +2410,14 @@
                 <w:bCs/>
                 <w:color w:val="FFFFFF"/>
               </w:rPr>
-              <w:t>Metric</w:t>
-            </w:r>
-          </w:p>
-        </w:tc>
-        <w:tc>
-          <w:tcPr>
-            <w:tcW w:w="4360" w:type="dxa"/>
+              <w:lastRenderedPageBreak/>
+              <w:t>Comparison</w:t>
+            </w:r>
+          </w:p>
+        </w:tc>
+        <w:tc>
+          <w:tcPr>
+            <w:tcW w:w="5360" w:type="dxa"/>
             <w:tcBorders>
               <w:top w:val="single" w:sz="1" w:space="0" w:color="CCCCCC"/>
               <w:left w:val="single" w:sz="1" w:space="0" w:color="CCCCCC"/>
@@ -2096,7 +2439,7 @@
                 <w:bCs/>
                 <w:color w:val="FFFFFF"/>
               </w:rPr>
-              <w:t>Result</w:t>
+              <w:t>Unconstrained</w:t>
             </w:r>
           </w:p>
         </w:tc>
@@ -2110,7 +2453,7 @@
         </w:tblPrEx>
         <w:tc>
           <w:tcPr>
-            <w:tcW w:w="5000" w:type="dxa"/>
+            <w:tcW w:w="4000" w:type="dxa"/>
             <w:tcBorders>
               <w:top w:val="single" w:sz="1" w:space="0" w:color="CCCCCC"/>
               <w:left w:val="single" w:sz="1" w:space="0" w:color="CCCCCC"/>
@@ -2127,13 +2470,17 @@
           </w:tcPr>
           <w:p>
             <w:r>
+              <w:rPr>
+                <w:b/>
+                <w:bCs/>
+              </w:rPr>
               <w:t>Training Accuracy</w:t>
             </w:r>
           </w:p>
         </w:tc>
         <w:tc>
           <w:tcPr>
-            <w:tcW w:w="4360" w:type="dxa"/>
+            <w:tcW w:w="5360" w:type="dxa"/>
             <w:tcBorders>
               <w:top w:val="single" w:sz="1" w:space="0" w:color="CCCCCC"/>
               <w:left w:val="single" w:sz="1" w:space="0" w:color="CCCCCC"/>
@@ -2164,7 +2511,7 @@
         </w:tblPrEx>
         <w:tc>
           <w:tcPr>
-            <w:tcW w:w="5000" w:type="dxa"/>
+            <w:tcW w:w="4000" w:type="dxa"/>
             <w:tcBorders>
               <w:top w:val="single" w:sz="1" w:space="0" w:color="CCCCCC"/>
               <w:left w:val="single" w:sz="1" w:space="0" w:color="CCCCCC"/>
@@ -2181,13 +2528,17 @@
           </w:tcPr>
           <w:p>
             <w:r>
+              <w:rPr>
+                <w:b/>
+                <w:bCs/>
+              </w:rPr>
               <w:t>Testing Accuracy</w:t>
             </w:r>
           </w:p>
         </w:tc>
         <w:tc>
           <w:tcPr>
-            <w:tcW w:w="4360" w:type="dxa"/>
+            <w:tcW w:w="5360" w:type="dxa"/>
             <w:tcBorders>
               <w:top w:val="single" w:sz="1" w:space="0" w:color="CCCCCC"/>
               <w:left w:val="single" w:sz="1" w:space="0" w:color="CCCCCC"/>
@@ -2218,7 +2569,7 @@
         </w:tblPrEx>
         <w:tc>
           <w:tcPr>
-            <w:tcW w:w="5000" w:type="dxa"/>
+            <w:tcW w:w="4000" w:type="dxa"/>
             <w:tcBorders>
               <w:top w:val="single" w:sz="1" w:space="0" w:color="CCCCCC"/>
               <w:left w:val="single" w:sz="1" w:space="0" w:color="CCCCCC"/>
@@ -2235,13 +2586,17 @@
           </w:tcPr>
           <w:p>
             <w:r>
-              <w:t>Gap</w:t>
-            </w:r>
-          </w:p>
-        </w:tc>
-        <w:tc>
-          <w:tcPr>
-            <w:tcW w:w="4360" w:type="dxa"/>
+              <w:rPr>
+                <w:b/>
+                <w:bCs/>
+              </w:rPr>
+              <w:t>Train/Test Gap</w:t>
+            </w:r>
+          </w:p>
+        </w:tc>
+        <w:tc>
+          <w:tcPr>
+            <w:tcW w:w="5360" w:type="dxa"/>
             <w:tcBorders>
               <w:top w:val="single" w:sz="1" w:space="0" w:color="CCCCCC"/>
               <w:left w:val="single" w:sz="1" w:space="0" w:color="CCCCCC"/>
@@ -2258,395 +2613,7 @@
           </w:tcPr>
           <w:p>
             <w:r>
-              <w:t>36.8 percentage points</w:t>
-            </w:r>
-          </w:p>
-        </w:tc>
-      </w:tr>
-      <w:tr>
-        <w:tblPrEx>
-          <w:tblCellMar>
-            <w:top w:w="0" w:type="dxa"/>
-            <w:bottom w:w="0" w:type="dxa"/>
-          </w:tblCellMar>
-        </w:tblPrEx>
-        <w:tc>
-          <w:tcPr>
-            <w:tcW w:w="5000" w:type="dxa"/>
-            <w:tcBorders>
-              <w:top w:val="single" w:sz="1" w:space="0" w:color="CCCCCC"/>
-              <w:left w:val="single" w:sz="1" w:space="0" w:color="CCCCCC"/>
-              <w:bottom w:val="single" w:sz="1" w:space="0" w:color="CCCCCC"/>
-              <w:right w:val="single" w:sz="1" w:space="0" w:color="CCCCCC"/>
-            </w:tcBorders>
-            <w:shd w:val="clear" w:color="auto" w:fill="FFFFFF"/>
-            <w:tcMar>
-              <w:top w:w="80" w:type="dxa"/>
-              <w:left w:w="120" w:type="dxa"/>
-              <w:bottom w:w="80" w:type="dxa"/>
-              <w:right w:w="120" w:type="dxa"/>
-            </w:tcMar>
-          </w:tcPr>
-          <w:p>
-            <w:r>
-              <w:t>Precision (Yes class)</w:t>
-            </w:r>
-          </w:p>
-        </w:tc>
-        <w:tc>
-          <w:tcPr>
-            <w:tcW w:w="4360" w:type="dxa"/>
-            <w:tcBorders>
-              <w:top w:val="single" w:sz="1" w:space="0" w:color="CCCCCC"/>
-              <w:left w:val="single" w:sz="1" w:space="0" w:color="CCCCCC"/>
-              <w:bottom w:val="single" w:sz="1" w:space="0" w:color="CCCCCC"/>
-              <w:right w:val="single" w:sz="1" w:space="0" w:color="CCCCCC"/>
-            </w:tcBorders>
-            <w:shd w:val="clear" w:color="auto" w:fill="FFFFFF"/>
-            <w:tcMar>
-              <w:top w:w="80" w:type="dxa"/>
-              <w:left w:w="120" w:type="dxa"/>
-              <w:bottom w:w="80" w:type="dxa"/>
-              <w:right w:w="120" w:type="dxa"/>
-            </w:tcMar>
-          </w:tcPr>
-          <w:p>
-            <w:r>
-              <w:t>51.9%</w:t>
-            </w:r>
-          </w:p>
-        </w:tc>
-      </w:tr>
-      <w:tr>
-        <w:tblPrEx>
-          <w:tblCellMar>
-            <w:top w:w="0" w:type="dxa"/>
-            <w:bottom w:w="0" w:type="dxa"/>
-          </w:tblCellMar>
-        </w:tblPrEx>
-        <w:tc>
-          <w:tcPr>
-            <w:tcW w:w="5000" w:type="dxa"/>
-            <w:tcBorders>
-              <w:top w:val="single" w:sz="1" w:space="0" w:color="CCCCCC"/>
-              <w:left w:val="single" w:sz="1" w:space="0" w:color="CCCCCC"/>
-              <w:bottom w:val="single" w:sz="1" w:space="0" w:color="CCCCCC"/>
-              <w:right w:val="single" w:sz="1" w:space="0" w:color="CCCCCC"/>
-            </w:tcBorders>
-            <w:shd w:val="clear" w:color="auto" w:fill="EBF3FB"/>
-            <w:tcMar>
-              <w:top w:w="80" w:type="dxa"/>
-              <w:left w:w="120" w:type="dxa"/>
-              <w:bottom w:w="80" w:type="dxa"/>
-              <w:right w:w="120" w:type="dxa"/>
-            </w:tcMar>
-          </w:tcPr>
-          <w:p>
-            <w:r>
-              <w:t>Recall (Yes class)</w:t>
-            </w:r>
-          </w:p>
-        </w:tc>
-        <w:tc>
-          <w:tcPr>
-            <w:tcW w:w="4360" w:type="dxa"/>
-            <w:tcBorders>
-              <w:top w:val="single" w:sz="1" w:space="0" w:color="CCCCCC"/>
-              <w:left w:val="single" w:sz="1" w:space="0" w:color="CCCCCC"/>
-              <w:bottom w:val="single" w:sz="1" w:space="0" w:color="CCCCCC"/>
-              <w:right w:val="single" w:sz="1" w:space="0" w:color="CCCCCC"/>
-            </w:tcBorders>
-            <w:shd w:val="clear" w:color="auto" w:fill="EBF3FB"/>
-            <w:tcMar>
-              <w:top w:w="80" w:type="dxa"/>
-              <w:left w:w="120" w:type="dxa"/>
-              <w:bottom w:w="80" w:type="dxa"/>
-              <w:right w:w="120" w:type="dxa"/>
-            </w:tcMar>
-          </w:tcPr>
-          <w:p>
-            <w:r>
-              <w:t>53.8%</w:t>
-            </w:r>
-          </w:p>
-        </w:tc>
-      </w:tr>
-      <w:tr>
-        <w:tblPrEx>
-          <w:tblCellMar>
-            <w:top w:w="0" w:type="dxa"/>
-            <w:bottom w:w="0" w:type="dxa"/>
-          </w:tblCellMar>
-        </w:tblPrEx>
-        <w:tc>
-          <w:tcPr>
-            <w:tcW w:w="5000" w:type="dxa"/>
-            <w:tcBorders>
-              <w:top w:val="single" w:sz="1" w:space="0" w:color="CCCCCC"/>
-              <w:left w:val="single" w:sz="1" w:space="0" w:color="CCCCCC"/>
-              <w:bottom w:val="single" w:sz="1" w:space="0" w:color="CCCCCC"/>
-              <w:right w:val="single" w:sz="1" w:space="0" w:color="CCCCCC"/>
-            </w:tcBorders>
-            <w:shd w:val="clear" w:color="auto" w:fill="FFFFFF"/>
-            <w:tcMar>
-              <w:top w:w="80" w:type="dxa"/>
-              <w:left w:w="120" w:type="dxa"/>
-              <w:bottom w:w="80" w:type="dxa"/>
-              <w:right w:w="120" w:type="dxa"/>
-            </w:tcMar>
-          </w:tcPr>
-          <w:p>
-            <w:r>
-              <w:t>F1-Score (Yes class)</w:t>
-            </w:r>
-          </w:p>
-        </w:tc>
-        <w:tc>
-          <w:tcPr>
-            <w:tcW w:w="4360" w:type="dxa"/>
-            <w:tcBorders>
-              <w:top w:val="single" w:sz="1" w:space="0" w:color="CCCCCC"/>
-              <w:left w:val="single" w:sz="1" w:space="0" w:color="CCCCCC"/>
-              <w:bottom w:val="single" w:sz="1" w:space="0" w:color="CCCCCC"/>
-              <w:right w:val="single" w:sz="1" w:space="0" w:color="CCCCCC"/>
-            </w:tcBorders>
-            <w:shd w:val="clear" w:color="auto" w:fill="FFFFFF"/>
-            <w:tcMar>
-              <w:top w:w="80" w:type="dxa"/>
-              <w:left w:w="120" w:type="dxa"/>
-              <w:bottom w:w="80" w:type="dxa"/>
-              <w:right w:w="120" w:type="dxa"/>
-            </w:tcMar>
-          </w:tcPr>
-          <w:p>
-            <w:r>
-              <w:t>52.8%</w:t>
-            </w:r>
-          </w:p>
-        </w:tc>
-      </w:tr>
-      <w:tr>
-        <w:tblPrEx>
-          <w:tblCellMar>
-            <w:top w:w="0" w:type="dxa"/>
-            <w:bottom w:w="0" w:type="dxa"/>
-          </w:tblCellMar>
-        </w:tblPrEx>
-        <w:tc>
-          <w:tcPr>
-            <w:tcW w:w="5000" w:type="dxa"/>
-            <w:tcBorders>
-              <w:top w:val="single" w:sz="1" w:space="0" w:color="CCCCCC"/>
-              <w:left w:val="single" w:sz="1" w:space="0" w:color="CCCCCC"/>
-              <w:bottom w:val="single" w:sz="1" w:space="0" w:color="CCCCCC"/>
-              <w:right w:val="single" w:sz="1" w:space="0" w:color="CCCCCC"/>
-            </w:tcBorders>
-            <w:shd w:val="clear" w:color="auto" w:fill="EBF3FB"/>
-            <w:tcMar>
-              <w:top w:w="80" w:type="dxa"/>
-              <w:left w:w="120" w:type="dxa"/>
-              <w:bottom w:w="80" w:type="dxa"/>
-              <w:right w:w="120" w:type="dxa"/>
-            </w:tcMar>
-          </w:tcPr>
-          <w:p>
-            <w:r>
-              <w:t>True Negatives (TN)</w:t>
-            </w:r>
-          </w:p>
-        </w:tc>
-        <w:tc>
-          <w:tcPr>
-            <w:tcW w:w="4360" w:type="dxa"/>
-            <w:tcBorders>
-              <w:top w:val="single" w:sz="1" w:space="0" w:color="CCCCCC"/>
-              <w:left w:val="single" w:sz="1" w:space="0" w:color="CCCCCC"/>
-              <w:bottom w:val="single" w:sz="1" w:space="0" w:color="CCCCCC"/>
-              <w:right w:val="single" w:sz="1" w:space="0" w:color="CCCCCC"/>
-            </w:tcBorders>
-            <w:shd w:val="clear" w:color="auto" w:fill="EBF3FB"/>
-            <w:tcMar>
-              <w:top w:w="80" w:type="dxa"/>
-              <w:left w:w="120" w:type="dxa"/>
-              <w:bottom w:w="80" w:type="dxa"/>
-              <w:right w:w="120" w:type="dxa"/>
-            </w:tcMar>
-          </w:tcPr>
-          <w:p>
-            <w:r>
-              <w:t>29 — correctly predicted No</w:t>
-            </w:r>
-          </w:p>
-        </w:tc>
-      </w:tr>
-      <w:tr>
-        <w:tblPrEx>
-          <w:tblCellMar>
-            <w:top w:w="0" w:type="dxa"/>
-            <w:bottom w:w="0" w:type="dxa"/>
-          </w:tblCellMar>
-        </w:tblPrEx>
-        <w:tc>
-          <w:tcPr>
-            <w:tcW w:w="5000" w:type="dxa"/>
-            <w:tcBorders>
-              <w:top w:val="single" w:sz="1" w:space="0" w:color="CCCCCC"/>
-              <w:left w:val="single" w:sz="1" w:space="0" w:color="CCCCCC"/>
-              <w:bottom w:val="single" w:sz="1" w:space="0" w:color="CCCCCC"/>
-              <w:right w:val="single" w:sz="1" w:space="0" w:color="CCCCCC"/>
-            </w:tcBorders>
-            <w:shd w:val="clear" w:color="auto" w:fill="FFFFFF"/>
-            <w:tcMar>
-              <w:top w:w="80" w:type="dxa"/>
-              <w:left w:w="120" w:type="dxa"/>
-              <w:bottom w:w="80" w:type="dxa"/>
-              <w:right w:w="120" w:type="dxa"/>
-            </w:tcMar>
-          </w:tcPr>
-          <w:p>
-            <w:r>
-              <w:t>False Positives (FP)</w:t>
-            </w:r>
-          </w:p>
-        </w:tc>
-        <w:tc>
-          <w:tcPr>
-            <w:tcW w:w="4360" w:type="dxa"/>
-            <w:tcBorders>
-              <w:top w:val="single" w:sz="1" w:space="0" w:color="CCCCCC"/>
-              <w:left w:val="single" w:sz="1" w:space="0" w:color="CCCCCC"/>
-              <w:bottom w:val="single" w:sz="1" w:space="0" w:color="CCCCCC"/>
-              <w:right w:val="single" w:sz="1" w:space="0" w:color="CCCCCC"/>
-            </w:tcBorders>
-            <w:shd w:val="clear" w:color="auto" w:fill="FFFFFF"/>
-            <w:tcMar>
-              <w:top w:w="80" w:type="dxa"/>
-              <w:left w:w="120" w:type="dxa"/>
-              <w:bottom w:w="80" w:type="dxa"/>
-              <w:right w:w="120" w:type="dxa"/>
-            </w:tcMar>
-          </w:tcPr>
-          <w:p>
-            <w:r>
-              <w:t xml:space="preserve">13 — predicted Yes, </w:t>
-            </w:r>
-            <w:proofErr w:type="gramStart"/>
-            <w:r>
-              <w:t>actually No</w:t>
-            </w:r>
-            <w:proofErr w:type="gramEnd"/>
-          </w:p>
-        </w:tc>
-      </w:tr>
-      <w:tr>
-        <w:tblPrEx>
-          <w:tblCellMar>
-            <w:top w:w="0" w:type="dxa"/>
-            <w:bottom w:w="0" w:type="dxa"/>
-          </w:tblCellMar>
-        </w:tblPrEx>
-        <w:tc>
-          <w:tcPr>
-            <w:tcW w:w="5000" w:type="dxa"/>
-            <w:tcBorders>
-              <w:top w:val="single" w:sz="1" w:space="0" w:color="CCCCCC"/>
-              <w:left w:val="single" w:sz="1" w:space="0" w:color="CCCCCC"/>
-              <w:bottom w:val="single" w:sz="1" w:space="0" w:color="CCCCCC"/>
-              <w:right w:val="single" w:sz="1" w:space="0" w:color="CCCCCC"/>
-            </w:tcBorders>
-            <w:shd w:val="clear" w:color="auto" w:fill="EBF3FB"/>
-            <w:tcMar>
-              <w:top w:w="80" w:type="dxa"/>
-              <w:left w:w="120" w:type="dxa"/>
-              <w:bottom w:w="80" w:type="dxa"/>
-              <w:right w:w="120" w:type="dxa"/>
-            </w:tcMar>
-          </w:tcPr>
-          <w:p>
-            <w:r>
-              <w:t>False Negatives (FN)</w:t>
-            </w:r>
-          </w:p>
-        </w:tc>
-        <w:tc>
-          <w:tcPr>
-            <w:tcW w:w="4360" w:type="dxa"/>
-            <w:tcBorders>
-              <w:top w:val="single" w:sz="1" w:space="0" w:color="CCCCCC"/>
-              <w:left w:val="single" w:sz="1" w:space="0" w:color="CCCCCC"/>
-              <w:bottom w:val="single" w:sz="1" w:space="0" w:color="CCCCCC"/>
-              <w:right w:val="single" w:sz="1" w:space="0" w:color="CCCCCC"/>
-            </w:tcBorders>
-            <w:shd w:val="clear" w:color="auto" w:fill="EBF3FB"/>
-            <w:tcMar>
-              <w:top w:w="80" w:type="dxa"/>
-              <w:left w:w="120" w:type="dxa"/>
-              <w:bottom w:w="80" w:type="dxa"/>
-              <w:right w:w="120" w:type="dxa"/>
-            </w:tcMar>
-          </w:tcPr>
-          <w:p>
-            <w:r>
-              <w:t xml:space="preserve">12 — predicted No, </w:t>
-            </w:r>
-            <w:proofErr w:type="gramStart"/>
-            <w:r>
-              <w:t>actually Yes</w:t>
-            </w:r>
-            <w:proofErr w:type="gramEnd"/>
-          </w:p>
-        </w:tc>
-      </w:tr>
-      <w:tr>
-        <w:tblPrEx>
-          <w:tblCellMar>
-            <w:top w:w="0" w:type="dxa"/>
-            <w:bottom w:w="0" w:type="dxa"/>
-          </w:tblCellMar>
-        </w:tblPrEx>
-        <w:tc>
-          <w:tcPr>
-            <w:tcW w:w="5000" w:type="dxa"/>
-            <w:tcBorders>
-              <w:top w:val="single" w:sz="1" w:space="0" w:color="CCCCCC"/>
-              <w:left w:val="single" w:sz="1" w:space="0" w:color="CCCCCC"/>
-              <w:bottom w:val="single" w:sz="1" w:space="0" w:color="CCCCCC"/>
-              <w:right w:val="single" w:sz="1" w:space="0" w:color="CCCCCC"/>
-            </w:tcBorders>
-            <w:shd w:val="clear" w:color="auto" w:fill="FFFFFF"/>
-            <w:tcMar>
-              <w:top w:w="80" w:type="dxa"/>
-              <w:left w:w="120" w:type="dxa"/>
-              <w:bottom w:w="80" w:type="dxa"/>
-              <w:right w:w="120" w:type="dxa"/>
-            </w:tcMar>
-          </w:tcPr>
-          <w:p>
-            <w:r>
-              <w:t>True Positives (TP)</w:t>
-            </w:r>
-          </w:p>
-        </w:tc>
-        <w:tc>
-          <w:tcPr>
-            <w:tcW w:w="4360" w:type="dxa"/>
-            <w:tcBorders>
-              <w:top w:val="single" w:sz="1" w:space="0" w:color="CCCCCC"/>
-              <w:left w:val="single" w:sz="1" w:space="0" w:color="CCCCCC"/>
-              <w:bottom w:val="single" w:sz="1" w:space="0" w:color="CCCCCC"/>
-              <w:right w:val="single" w:sz="1" w:space="0" w:color="CCCCCC"/>
-            </w:tcBorders>
-            <w:shd w:val="clear" w:color="auto" w:fill="FFFFFF"/>
-            <w:tcMar>
-              <w:top w:w="80" w:type="dxa"/>
-              <w:left w:w="120" w:type="dxa"/>
-              <w:bottom w:w="80" w:type="dxa"/>
-              <w:right w:w="120" w:type="dxa"/>
-            </w:tcMar>
-          </w:tcPr>
-          <w:p>
-            <w:r>
-              <w:t>14 — correctly predicted Yes</w:t>
+              <w:t>~36.8 pts</w:t>
             </w:r>
           </w:p>
         </w:tc>
@@ -2654,19 +2621,8 @@
     </w:tbl>
     <w:p>
       <w:pPr>
-        <w:pStyle w:val="Heading2"/>
-      </w:pPr>
-      <w:r>
-        <w:t>Controlling Decision Tree Complexity</w:t>
-      </w:r>
-    </w:p>
-    <w:p>
-      <w:pPr>
-        <w:spacing w:after="120"/>
-      </w:pPr>
-      <w:r>
-        <w:t>To reduce overfitting, the tree was retrained with max_depth=4. This produced the following improvement:</w:t>
-      </w:r>
+        <w:spacing w:after="160"/>
+      </w:pPr>
     </w:p>
     <w:tbl>
       <w:tblPr>
@@ -2683,11 +2639,12 @@
           <w:left w:w="10" w:type="dxa"/>
           <w:right w:w="10" w:type="dxa"/>
         </w:tblCellMar>
-        <w:tblLook w:val="0000" w:firstRow="0" w:lastRow="0" w:firstColumn="0" w:lastColumn="0" w:noHBand="0" w:noVBand="0"/>
+        <w:tblLook w:val="04A0" w:firstRow="1" w:lastRow="0" w:firstColumn="1" w:lastColumn="0" w:noHBand="0" w:noVBand="1"/>
       </w:tblPr>
       <w:tblGrid>
-        <w:gridCol w:w="5000"/>
-        <w:gridCol w:w="4360"/>
+        <w:gridCol w:w="3500"/>
+        <w:gridCol w:w="2930"/>
+        <w:gridCol w:w="2930"/>
       </w:tblGrid>
       <w:tr>
         <w:tblPrEx>
@@ -2698,7 +2655,7 @@
         </w:tblPrEx>
         <w:tc>
           <w:tcPr>
-            <w:tcW w:w="5000" w:type="dxa"/>
+            <w:tcW w:w="3500" w:type="dxa"/>
             <w:tcBorders>
               <w:top w:val="single" w:sz="1" w:space="0" w:color="CCCCCC"/>
               <w:left w:val="single" w:sz="1" w:space="0" w:color="CCCCCC"/>
@@ -2720,13 +2677,13 @@
                 <w:bCs/>
                 <w:color w:val="FFFFFF"/>
               </w:rPr>
-              <w:t>Metric</w:t>
-            </w:r>
-          </w:p>
-        </w:tc>
-        <w:tc>
-          <w:tcPr>
-            <w:tcW w:w="4360" w:type="dxa"/>
+              <w:t>Comparison</w:t>
+            </w:r>
+          </w:p>
+        </w:tc>
+        <w:tc>
+          <w:tcPr>
+            <w:tcW w:w="2930" w:type="dxa"/>
             <w:tcBorders>
               <w:top w:val="single" w:sz="1" w:space="0" w:color="CCCCCC"/>
               <w:left w:val="single" w:sz="1" w:space="0" w:color="CCCCCC"/>
@@ -2748,7 +2705,35 @@
                 <w:bCs/>
                 <w:color w:val="FFFFFF"/>
               </w:rPr>
-              <w:t>Result</w:t>
+              <w:t>Unconstrained</w:t>
+            </w:r>
+          </w:p>
+        </w:tc>
+        <w:tc>
+          <w:tcPr>
+            <w:tcW w:w="2930" w:type="dxa"/>
+            <w:tcBorders>
+              <w:top w:val="single" w:sz="1" w:space="0" w:color="CCCCCC"/>
+              <w:left w:val="single" w:sz="1" w:space="0" w:color="CCCCCC"/>
+              <w:bottom w:val="single" w:sz="1" w:space="0" w:color="CCCCCC"/>
+              <w:right w:val="single" w:sz="1" w:space="0" w:color="CCCCCC"/>
+            </w:tcBorders>
+            <w:shd w:val="clear" w:color="auto" w:fill="1F4E79"/>
+            <w:tcMar>
+              <w:top w:w="80" w:type="dxa"/>
+              <w:left w:w="120" w:type="dxa"/>
+              <w:bottom w:w="80" w:type="dxa"/>
+              <w:right w:w="120" w:type="dxa"/>
+            </w:tcMar>
+          </w:tcPr>
+          <w:p>
+            <w:r>
+              <w:rPr>
+                <w:b/>
+                <w:bCs/>
+                <w:color w:val="FFFFFF"/>
+              </w:rPr>
+              <w:t>max_depth=4</w:t>
             </w:r>
           </w:p>
         </w:tc>
@@ -2762,7 +2747,7 @@
         </w:tblPrEx>
         <w:tc>
           <w:tcPr>
-            <w:tcW w:w="5000" w:type="dxa"/>
+            <w:tcW w:w="3500" w:type="dxa"/>
             <w:tcBorders>
               <w:top w:val="single" w:sz="1" w:space="0" w:color="CCCCCC"/>
               <w:left w:val="single" w:sz="1" w:space="0" w:color="CCCCCC"/>
@@ -2779,13 +2764,13 @@
           </w:tcPr>
           <w:p>
             <w:r>
-              <w:t>Training Accuracy (max_depth=4)</w:t>
-            </w:r>
-          </w:p>
-        </w:tc>
-        <w:tc>
-          <w:tcPr>
-            <w:tcW w:w="4360" w:type="dxa"/>
+              <w:t>Training Accuracy</w:t>
+            </w:r>
+          </w:p>
+        </w:tc>
+        <w:tc>
+          <w:tcPr>
+            <w:tcW w:w="2930" w:type="dxa"/>
             <w:tcBorders>
               <w:top w:val="single" w:sz="1" w:space="0" w:color="CCCCCC"/>
               <w:left w:val="single" w:sz="1" w:space="0" w:color="CCCCCC"/>
@@ -2802,7 +2787,30 @@
           </w:tcPr>
           <w:p>
             <w:r>
-              <w:t>84.6%</w:t>
+              <w:t>100.0%</w:t>
+            </w:r>
+          </w:p>
+        </w:tc>
+        <w:tc>
+          <w:tcPr>
+            <w:tcW w:w="2930" w:type="dxa"/>
+            <w:tcBorders>
+              <w:top w:val="single" w:sz="1" w:space="0" w:color="CCCCCC"/>
+              <w:left w:val="single" w:sz="1" w:space="0" w:color="CCCCCC"/>
+              <w:bottom w:val="single" w:sz="1" w:space="0" w:color="CCCCCC"/>
+              <w:right w:val="single" w:sz="1" w:space="0" w:color="CCCCCC"/>
+            </w:tcBorders>
+            <w:shd w:val="clear" w:color="auto" w:fill="EBF3FB"/>
+            <w:tcMar>
+              <w:top w:w="80" w:type="dxa"/>
+              <w:left w:w="120" w:type="dxa"/>
+              <w:bottom w:w="80" w:type="dxa"/>
+              <w:right w:w="120" w:type="dxa"/>
+            </w:tcMar>
+          </w:tcPr>
+          <w:p>
+            <w:r>
+              <w:t>—</w:t>
             </w:r>
           </w:p>
         </w:tc>
@@ -2816,7 +2824,7 @@
         </w:tblPrEx>
         <w:tc>
           <w:tcPr>
-            <w:tcW w:w="5000" w:type="dxa"/>
+            <w:tcW w:w="3500" w:type="dxa"/>
             <w:tcBorders>
               <w:top w:val="single" w:sz="1" w:space="0" w:color="CCCCCC"/>
               <w:left w:val="single" w:sz="1" w:space="0" w:color="CCCCCC"/>
@@ -2833,13 +2841,13 @@
           </w:tcPr>
           <w:p>
             <w:r>
-              <w:t>Testing Accuracy (max_depth=4)</w:t>
-            </w:r>
-          </w:p>
-        </w:tc>
-        <w:tc>
-          <w:tcPr>
-            <w:tcW w:w="4360" w:type="dxa"/>
+              <w:t>Testing Accuracy</w:t>
+            </w:r>
+          </w:p>
+        </w:tc>
+        <w:tc>
+          <w:tcPr>
+            <w:tcW w:w="2930" w:type="dxa"/>
             <w:tcBorders>
               <w:top w:val="single" w:sz="1" w:space="0" w:color="CCCCCC"/>
               <w:left w:val="single" w:sz="1" w:space="0" w:color="CCCCCC"/>
@@ -2856,6 +2864,34 @@
           </w:tcPr>
           <w:p>
             <w:r>
+              <w:t>63.2%</w:t>
+            </w:r>
+          </w:p>
+        </w:tc>
+        <w:tc>
+          <w:tcPr>
+            <w:tcW w:w="2930" w:type="dxa"/>
+            <w:tcBorders>
+              <w:top w:val="single" w:sz="1" w:space="0" w:color="CCCCCC"/>
+              <w:left w:val="single" w:sz="1" w:space="0" w:color="CCCCCC"/>
+              <w:bottom w:val="single" w:sz="1" w:space="0" w:color="CCCCCC"/>
+              <w:right w:val="single" w:sz="1" w:space="0" w:color="CCCCCC"/>
+            </w:tcBorders>
+            <w:shd w:val="clear" w:color="auto" w:fill="FFFFFF"/>
+            <w:tcMar>
+              <w:top w:w="80" w:type="dxa"/>
+              <w:left w:w="120" w:type="dxa"/>
+              <w:bottom w:w="80" w:type="dxa"/>
+              <w:right w:w="120" w:type="dxa"/>
+            </w:tcMar>
+          </w:tcPr>
+          <w:p>
+            <w:r>
+              <w:rPr>
+                <w:b/>
+                <w:bCs/>
+                <w:color w:val="1F4E79"/>
+              </w:rPr>
               <w:t>69.1%</w:t>
             </w:r>
           </w:p>
@@ -2870,7 +2906,7 @@
         </w:tblPrEx>
         <w:tc>
           <w:tcPr>
-            <w:tcW w:w="5000" w:type="dxa"/>
+            <w:tcW w:w="3500" w:type="dxa"/>
             <w:tcBorders>
               <w:top w:val="single" w:sz="1" w:space="0" w:color="CCCCCC"/>
               <w:left w:val="single" w:sz="1" w:space="0" w:color="CCCCCC"/>
@@ -2887,13 +2923,13 @@
           </w:tcPr>
           <w:p>
             <w:r>
-              <w:t>Gap (max_depth=4)</w:t>
-            </w:r>
-          </w:p>
-        </w:tc>
-        <w:tc>
-          <w:tcPr>
-            <w:tcW w:w="4360" w:type="dxa"/>
+              <w:t>Train/Test Gap</w:t>
+            </w:r>
+          </w:p>
+        </w:tc>
+        <w:tc>
+          <w:tcPr>
+            <w:tcW w:w="2930" w:type="dxa"/>
             <w:tcBorders>
               <w:top w:val="single" w:sz="1" w:space="0" w:color="CCCCCC"/>
               <w:left w:val="single" w:sz="1" w:space="0" w:color="CCCCCC"/>
@@ -2910,7 +2946,30 @@
           </w:tcPr>
           <w:p>
             <w:r>
-              <w:t>15.4 percentage points</w:t>
+              <w:t>~36.8 pts</w:t>
+            </w:r>
+          </w:p>
+        </w:tc>
+        <w:tc>
+          <w:tcPr>
+            <w:tcW w:w="2930" w:type="dxa"/>
+            <w:tcBorders>
+              <w:top w:val="single" w:sz="1" w:space="0" w:color="CCCCCC"/>
+              <w:left w:val="single" w:sz="1" w:space="0" w:color="CCCCCC"/>
+              <w:bottom w:val="single" w:sz="1" w:space="0" w:color="CCCCCC"/>
+              <w:right w:val="single" w:sz="1" w:space="0" w:color="CCCCCC"/>
+            </w:tcBorders>
+            <w:shd w:val="clear" w:color="auto" w:fill="EBF3FB"/>
+            <w:tcMar>
+              <w:top w:w="80" w:type="dxa"/>
+              <w:left w:w="120" w:type="dxa"/>
+              <w:bottom w:w="80" w:type="dxa"/>
+              <w:right w:w="120" w:type="dxa"/>
+            </w:tcMar>
+          </w:tcPr>
+          <w:p>
+            <w:r>
+              <w:t>~30.9 pts</w:t>
             </w:r>
           </w:p>
         </w:tc>
@@ -2918,19 +2977,109 @@
     </w:tbl>
     <w:p>
       <w:pPr>
+        <w:spacing w:after="160"/>
+      </w:pPr>
+    </w:p>
+    <w:p>
+      <w:r>
+        <w:rPr>
+          <w:b/>
+          <w:bCs/>
+          <w:sz w:val="32"/>
+          <w:szCs w:val="32"/>
+        </w:rPr>
+        <w:t>6. Feature Importance</w:t>
+      </w:r>
+    </w:p>
+    <w:p>
+      <w:pPr>
         <w:spacing w:after="120"/>
       </w:pPr>
       <w:r>
+        <w:t>After applying max_depth=4, the model identified the following as the most influential features in predicting whether a customer will accept the upgrade offer. Feature importance scores reflect how much each feature reduces impurity across all splits in the tree.</w:t>
+      </w:r>
+    </w:p>
+    <w:p>
+      <w:pPr>
+        <w:spacing w:after="160"/>
+      </w:pPr>
+    </w:p>
+    <w:p>
+      <w:pPr>
+        <w:spacing w:before="120" w:after="60"/>
+        <w:jc w:val="center"/>
+      </w:pPr>
+      <w:r>
+        <w:rPr>
+          <w:noProof/>
+        </w:rPr>
+        <w:drawing>
+          <wp:inline distT="0" distB="0" distL="0" distR="0" wp14:anchorId="2CAC6DA8" wp14:editId="6DF79D18">
+            <wp:extent cx="5619750" cy="4371975"/>
+            <wp:effectExtent l="0" t="0" r="0" b="0"/>
+            <wp:docPr id="560861717" name="Figure 4: Top 15 Feature Importances, Evergreen Bank" descr="Figure 4: Top 15 Feature Importances, Evergreen Bank" title="Figure 4: Top 15 Feature Importances, Evergreen Bank"/>
+            <wp:cNvGraphicFramePr>
+              <a:graphicFrameLocks xmlns:a="http://schemas.openxmlformats.org/drawingml/2006/main" noChangeAspect="1"/>
+            </wp:cNvGraphicFramePr>
+            <a:graphic xmlns:a="http://schemas.openxmlformats.org/drawingml/2006/main">
+              <a:graphicData uri="http://schemas.openxmlformats.org/drawingml/2006/picture">
+                <pic:pic xmlns:pic="http://schemas.openxmlformats.org/drawingml/2006/picture">
+                  <pic:nvPicPr>
+                    <pic:cNvPr id="0" name=""/>
+                    <pic:cNvPicPr>
+                      <a:picLocks noChangeAspect="1" noChangeArrowheads="1"/>
+                    </pic:cNvPicPr>
+                  </pic:nvPicPr>
+                  <pic:blipFill>
+                    <a:blip r:embed="rId10"/>
+                    <a:srcRect/>
+                    <a:stretch>
+                      <a:fillRect/>
+                    </a:stretch>
+                  </pic:blipFill>
+                  <pic:spPr bwMode="auto">
+                    <a:xfrm>
+                      <a:off x="0" y="0"/>
+                      <a:ext cx="5619750" cy="4371975"/>
+                    </a:xfrm>
+                    <a:prstGeom prst="rect">
+                      <a:avLst/>
+                    </a:prstGeom>
+                  </pic:spPr>
+                </pic:pic>
+              </a:graphicData>
+            </a:graphic>
+          </wp:inline>
+        </w:drawing>
+      </w:r>
+      <w:r>
+        <w:rPr>
+          <w:i/>
+          <w:iCs/>
+          <w:color w:val="666666"/>
+          <w:sz w:val="18"/>
+          <w:szCs w:val="18"/>
+        </w:rPr>
+        <w:t>Figure 4: Top 15 Feature Importances, Evergreen B</w:t>
+      </w:r>
+      <w:r>
+        <w:rPr>
+          <w:i/>
+          <w:iCs/>
+          <w:color w:val="666666"/>
+          <w:sz w:val="18"/>
+          <w:szCs w:val="18"/>
+        </w:rPr>
+        <w:t>ank</w:t>
+      </w:r>
+    </w:p>
+    <w:p>
+      <w:pPr>
+        <w:pStyle w:val="Heading2"/>
+      </w:pPr>
+      <w:r>
         <w:lastRenderedPageBreak/>
-        <w:t>Limiting tree depth significantly improved generalization. The gap dropped from 36.8 to 15.4 percentage points and testing accuracy improved from 63.2% to 69.1%.</w:t>
-      </w:r>
-    </w:p>
-    <w:p>
-      <w:pPr>
-        <w:pStyle w:val="Heading2"/>
-      </w:pPr>
-      <w:r>
-        <w:t>Top Feature Importances</w:t>
+        <w:t>6.1 Business Interpretation of Top Features</w:t>
       </w:r>
     </w:p>
     <w:tbl>
@@ -2948,11 +3097,11 @@
           <w:left w:w="10" w:type="dxa"/>
           <w:right w:w="10" w:type="dxa"/>
         </w:tblCellMar>
-        <w:tblLook w:val="0000" w:firstRow="0" w:lastRow="0" w:firstColumn="0" w:lastColumn="0" w:noHBand="0" w:noVBand="0"/>
+        <w:tblLook w:val="04A0" w:firstRow="1" w:lastRow="0" w:firstColumn="1" w:lastColumn="0" w:noHBand="0" w:noVBand="1"/>
       </w:tblPr>
       <w:tblGrid>
-        <w:gridCol w:w="5000"/>
-        <w:gridCol w:w="4360"/>
+        <w:gridCol w:w="4000"/>
+        <w:gridCol w:w="5360"/>
       </w:tblGrid>
       <w:tr>
         <w:tblPrEx>
@@ -2963,14 +3112,14 @@
         </w:tblPrEx>
         <w:tc>
           <w:tcPr>
-            <w:tcW w:w="5000" w:type="dxa"/>
-            <w:tcBorders>
-              <w:top w:val="single" w:sz="1" w:space="0" w:color="CCCCCC"/>
-              <w:left w:val="single" w:sz="1" w:space="0" w:color="CCCCCC"/>
-              <w:bottom w:val="single" w:sz="1" w:space="0" w:color="CCCCCC"/>
-              <w:right w:val="single" w:sz="1" w:space="0" w:color="CCCCCC"/>
-            </w:tcBorders>
-            <w:shd w:val="clear" w:color="auto" w:fill="1F4E79"/>
+            <w:tcW w:w="4000" w:type="dxa"/>
+            <w:tcBorders>
+              <w:top w:val="single" w:sz="1" w:space="0" w:color="CCCCCC"/>
+              <w:left w:val="single" w:sz="1" w:space="0" w:color="CCCCCC"/>
+              <w:bottom w:val="single" w:sz="1" w:space="0" w:color="CCCCCC"/>
+              <w:right w:val="single" w:sz="1" w:space="0" w:color="CCCCCC"/>
+            </w:tcBorders>
+            <w:shd w:val="clear" w:color="auto" w:fill="2E75B6"/>
             <w:tcMar>
               <w:top w:w="80" w:type="dxa"/>
               <w:left w:w="120" w:type="dxa"/>
@@ -2985,20 +3134,20 @@
                 <w:bCs/>
                 <w:color w:val="FFFFFF"/>
               </w:rPr>
-              <w:t>Metric</w:t>
-            </w:r>
-          </w:p>
-        </w:tc>
-        <w:tc>
-          <w:tcPr>
-            <w:tcW w:w="4360" w:type="dxa"/>
-            <w:tcBorders>
-              <w:top w:val="single" w:sz="1" w:space="0" w:color="CCCCCC"/>
-              <w:left w:val="single" w:sz="1" w:space="0" w:color="CCCCCC"/>
-              <w:bottom w:val="single" w:sz="1" w:space="0" w:color="CCCCCC"/>
-              <w:right w:val="single" w:sz="1" w:space="0" w:color="CCCCCC"/>
-            </w:tcBorders>
-            <w:shd w:val="clear" w:color="auto" w:fill="1F4E79"/>
+              <w:t>Feature</w:t>
+            </w:r>
+          </w:p>
+        </w:tc>
+        <w:tc>
+          <w:tcPr>
+            <w:tcW w:w="5360" w:type="dxa"/>
+            <w:tcBorders>
+              <w:top w:val="single" w:sz="1" w:space="0" w:color="CCCCCC"/>
+              <w:left w:val="single" w:sz="1" w:space="0" w:color="CCCCCC"/>
+              <w:bottom w:val="single" w:sz="1" w:space="0" w:color="CCCCCC"/>
+              <w:right w:val="single" w:sz="1" w:space="0" w:color="CCCCCC"/>
+            </w:tcBorders>
+            <w:shd w:val="clear" w:color="auto" w:fill="2E75B6"/>
             <w:tcMar>
               <w:top w:w="80" w:type="dxa"/>
               <w:left w:w="120" w:type="dxa"/>
@@ -3013,7 +3162,7 @@
                 <w:bCs/>
                 <w:color w:val="FFFFFF"/>
               </w:rPr>
-              <w:t>Result</w:t>
+              <w:t>Business Interpretation</w:t>
             </w:r>
           </w:p>
         </w:tc>
@@ -3027,7 +3176,7 @@
         </w:tblPrEx>
         <w:tc>
           <w:tcPr>
-            <w:tcW w:w="5000" w:type="dxa"/>
+            <w:tcW w:w="4000" w:type="dxa"/>
             <w:tcBorders>
               <w:top w:val="single" w:sz="1" w:space="0" w:color="CCCCCC"/>
               <w:left w:val="single" w:sz="1" w:space="0" w:color="CCCCCC"/>
@@ -3043,14 +3192,20 @@
             </w:tcMar>
           </w:tcPr>
           <w:p>
-            <w:r>
+            <w:proofErr w:type="spellStart"/>
+            <w:r>
+              <w:rPr>
+                <w:b/>
+                <w:bCs/>
+              </w:rPr>
               <w:t>Credit_Utilization_Pct</w:t>
             </w:r>
-          </w:p>
-        </w:tc>
-        <w:tc>
-          <w:tcPr>
-            <w:tcW w:w="4360" w:type="dxa"/>
+            <w:proofErr w:type="spellEnd"/>
+          </w:p>
+        </w:tc>
+        <w:tc>
+          <w:tcPr>
+            <w:tcW w:w="5360" w:type="dxa"/>
             <w:tcBorders>
               <w:top w:val="single" w:sz="1" w:space="0" w:color="CCCCCC"/>
               <w:left w:val="single" w:sz="1" w:space="0" w:color="CCCCCC"/>
@@ -3067,7 +3222,7 @@
           </w:tcPr>
           <w:p>
             <w:r>
-              <w:t>26.3%</w:t>
+              <w:t>Customers using 30-70% of their credit limit show interest in credit products without being overextended, a strong upgrade signal.</w:t>
             </w:r>
           </w:p>
         </w:tc>
@@ -3081,7 +3236,7 @@
         </w:tblPrEx>
         <w:tc>
           <w:tcPr>
-            <w:tcW w:w="5000" w:type="dxa"/>
+            <w:tcW w:w="4000" w:type="dxa"/>
             <w:tcBorders>
               <w:top w:val="single" w:sz="1" w:space="0" w:color="CCCCCC"/>
               <w:left w:val="single" w:sz="1" w:space="0" w:color="CCCCCC"/>
@@ -3097,14 +3252,20 @@
             </w:tcMar>
           </w:tcPr>
           <w:p>
-            <w:r>
+            <w:proofErr w:type="spellStart"/>
+            <w:r>
+              <w:rPr>
+                <w:b/>
+                <w:bCs/>
+              </w:rPr>
               <w:t>Travel_Spend_Share_Pct</w:t>
             </w:r>
-          </w:p>
-        </w:tc>
-        <w:tc>
-          <w:tcPr>
-            <w:tcW w:w="4360" w:type="dxa"/>
+            <w:proofErr w:type="spellEnd"/>
+          </w:p>
+        </w:tc>
+        <w:tc>
+          <w:tcPr>
+            <w:tcW w:w="5360" w:type="dxa"/>
             <w:tcBorders>
               <w:top w:val="single" w:sz="1" w:space="0" w:color="CCCCCC"/>
               <w:left w:val="single" w:sz="1" w:space="0" w:color="CCCCCC"/>
@@ -3121,7 +3282,7 @@
           </w:tcPr>
           <w:p>
             <w:r>
-              <w:t>10.9%</w:t>
+              <w:t>High travel spenders are drawn to premium cards with travel rewards, lounge access, and travel insurance.</w:t>
             </w:r>
           </w:p>
         </w:tc>
@@ -3135,7 +3296,7 @@
         </w:tblPrEx>
         <w:tc>
           <w:tcPr>
-            <w:tcW w:w="5000" w:type="dxa"/>
+            <w:tcW w:w="4000" w:type="dxa"/>
             <w:tcBorders>
               <w:top w:val="single" w:sz="1" w:space="0" w:color="CCCCCC"/>
               <w:left w:val="single" w:sz="1" w:space="0" w:color="CCCCCC"/>
@@ -3151,14 +3312,20 @@
             </w:tcMar>
           </w:tcPr>
           <w:p>
-            <w:r>
+            <w:proofErr w:type="spellStart"/>
+            <w:r>
+              <w:rPr>
+                <w:b/>
+                <w:bCs/>
+              </w:rPr>
               <w:t>Dining_Spend_Share_Pct</w:t>
             </w:r>
-          </w:p>
-        </w:tc>
-        <w:tc>
-          <w:tcPr>
-            <w:tcW w:w="4360" w:type="dxa"/>
+            <w:proofErr w:type="spellEnd"/>
+          </w:p>
+        </w:tc>
+        <w:tc>
+          <w:tcPr>
+            <w:tcW w:w="5360" w:type="dxa"/>
             <w:tcBorders>
               <w:top w:val="single" w:sz="1" w:space="0" w:color="CCCCCC"/>
               <w:left w:val="single" w:sz="1" w:space="0" w:color="CCCCCC"/>
@@ -3175,7 +3342,7 @@
           </w:tcPr>
           <w:p>
             <w:r>
-              <w:t>9.5%</w:t>
+              <w:t>Lifestyle spenders (dining, entertainment) align with the premium card's rewards structure.</w:t>
             </w:r>
           </w:p>
         </w:tc>
@@ -3189,7 +3356,7 @@
         </w:tblPrEx>
         <w:tc>
           <w:tcPr>
-            <w:tcW w:w="5000" w:type="dxa"/>
+            <w:tcW w:w="4000" w:type="dxa"/>
             <w:tcBorders>
               <w:top w:val="single" w:sz="1" w:space="0" w:color="CCCCCC"/>
               <w:left w:val="single" w:sz="1" w:space="0" w:color="CCCCCC"/>
@@ -3205,14 +3372,20 @@
             </w:tcMar>
           </w:tcPr>
           <w:p>
-            <w:r>
+            <w:proofErr w:type="spellStart"/>
+            <w:r>
+              <w:rPr>
+                <w:b/>
+                <w:bCs/>
+              </w:rPr>
               <w:t>Avg_Monthly_Card_Spend</w:t>
             </w:r>
-          </w:p>
-        </w:tc>
-        <w:tc>
-          <w:tcPr>
-            <w:tcW w:w="4360" w:type="dxa"/>
+            <w:proofErr w:type="spellEnd"/>
+          </w:p>
+        </w:tc>
+        <w:tc>
+          <w:tcPr>
+            <w:tcW w:w="5360" w:type="dxa"/>
             <w:tcBorders>
               <w:top w:val="single" w:sz="1" w:space="0" w:color="CCCCCC"/>
               <w:left w:val="single" w:sz="1" w:space="0" w:color="CCCCCC"/>
@@ -3229,7 +3402,7 @@
           </w:tcPr>
           <w:p>
             <w:r>
-              <w:t>7.6%</w:t>
+              <w:t>Higher average monthly card spend indicates active card usage and a lifestyle that would benefit from premium rewards and higher limits.</w:t>
             </w:r>
           </w:p>
         </w:tc>
@@ -3243,7 +3416,7 @@
         </w:tblPrEx>
         <w:tc>
           <w:tcPr>
-            <w:tcW w:w="5000" w:type="dxa"/>
+            <w:tcW w:w="4000" w:type="dxa"/>
             <w:tcBorders>
               <w:top w:val="single" w:sz="1" w:space="0" w:color="CCCCCC"/>
               <w:left w:val="single" w:sz="1" w:space="0" w:color="CCCCCC"/>
@@ -3259,14 +3432,20 @@
             </w:tcMar>
           </w:tcPr>
           <w:p>
-            <w:r>
+            <w:proofErr w:type="spellStart"/>
+            <w:r>
+              <w:rPr>
+                <w:b/>
+                <w:bCs/>
+              </w:rPr>
               <w:t>Reward_Points_Balance</w:t>
             </w:r>
-          </w:p>
-        </w:tc>
-        <w:tc>
-          <w:tcPr>
-            <w:tcW w:w="4360" w:type="dxa"/>
+            <w:proofErr w:type="spellEnd"/>
+          </w:p>
+        </w:tc>
+        <w:tc>
+          <w:tcPr>
+            <w:tcW w:w="5360" w:type="dxa"/>
             <w:tcBorders>
               <w:top w:val="single" w:sz="1" w:space="0" w:color="CCCCCC"/>
               <w:left w:val="single" w:sz="1" w:space="0" w:color="CCCCCC"/>
@@ -3283,229 +3462,7 @@
           </w:tcPr>
           <w:p>
             <w:r>
-              <w:t>7.1%</w:t>
-            </w:r>
-          </w:p>
-        </w:tc>
-      </w:tr>
-      <w:tr>
-        <w:tblPrEx>
-          <w:tblCellMar>
-            <w:top w:w="0" w:type="dxa"/>
-            <w:bottom w:w="0" w:type="dxa"/>
-          </w:tblCellMar>
-        </w:tblPrEx>
-        <w:tc>
-          <w:tcPr>
-            <w:tcW w:w="5000" w:type="dxa"/>
-            <w:tcBorders>
-              <w:top w:val="single" w:sz="1" w:space="0" w:color="CCCCCC"/>
-              <w:left w:val="single" w:sz="1" w:space="0" w:color="CCCCCC"/>
-              <w:bottom w:val="single" w:sz="1" w:space="0" w:color="CCCCCC"/>
-              <w:right w:val="single" w:sz="1" w:space="0" w:color="CCCCCC"/>
-            </w:tcBorders>
-            <w:shd w:val="clear" w:color="auto" w:fill="FFFFFF"/>
-            <w:tcMar>
-              <w:top w:w="80" w:type="dxa"/>
-              <w:left w:w="120" w:type="dxa"/>
-              <w:bottom w:w="80" w:type="dxa"/>
-              <w:right w:w="120" w:type="dxa"/>
-            </w:tcMar>
-          </w:tcPr>
-          <w:p>
-            <w:proofErr w:type="spellStart"/>
-            <w:r>
-              <w:t>Credit_Score_Band_Excellent</w:t>
-            </w:r>
-            <w:proofErr w:type="spellEnd"/>
-          </w:p>
-        </w:tc>
-        <w:tc>
-          <w:tcPr>
-            <w:tcW w:w="4360" w:type="dxa"/>
-            <w:tcBorders>
-              <w:top w:val="single" w:sz="1" w:space="0" w:color="CCCCCC"/>
-              <w:left w:val="single" w:sz="1" w:space="0" w:color="CCCCCC"/>
-              <w:bottom w:val="single" w:sz="1" w:space="0" w:color="CCCCCC"/>
-              <w:right w:val="single" w:sz="1" w:space="0" w:color="CCCCCC"/>
-            </w:tcBorders>
-            <w:shd w:val="clear" w:color="auto" w:fill="FFFFFF"/>
-            <w:tcMar>
-              <w:top w:w="80" w:type="dxa"/>
-              <w:left w:w="120" w:type="dxa"/>
-              <w:bottom w:w="80" w:type="dxa"/>
-              <w:right w:w="120" w:type="dxa"/>
-            </w:tcMar>
-          </w:tcPr>
-          <w:p>
-            <w:r>
-              <w:t>5.7%</w:t>
-            </w:r>
-          </w:p>
-        </w:tc>
-      </w:tr>
-      <w:tr>
-        <w:tblPrEx>
-          <w:tblCellMar>
-            <w:top w:w="0" w:type="dxa"/>
-            <w:bottom w:w="0" w:type="dxa"/>
-          </w:tblCellMar>
-        </w:tblPrEx>
-        <w:tc>
-          <w:tcPr>
-            <w:tcW w:w="5000" w:type="dxa"/>
-            <w:tcBorders>
-              <w:top w:val="single" w:sz="1" w:space="0" w:color="CCCCCC"/>
-              <w:left w:val="single" w:sz="1" w:space="0" w:color="CCCCCC"/>
-              <w:bottom w:val="single" w:sz="1" w:space="0" w:color="CCCCCC"/>
-              <w:right w:val="single" w:sz="1" w:space="0" w:color="CCCCCC"/>
-            </w:tcBorders>
-            <w:shd w:val="clear" w:color="auto" w:fill="EBF3FB"/>
-            <w:tcMar>
-              <w:top w:w="80" w:type="dxa"/>
-              <w:left w:w="120" w:type="dxa"/>
-              <w:bottom w:w="80" w:type="dxa"/>
-              <w:right w:w="120" w:type="dxa"/>
-            </w:tcMar>
-          </w:tcPr>
-          <w:p>
-            <w:proofErr w:type="spellStart"/>
-            <w:r>
-              <w:t>Customer_Satisfaction_Score</w:t>
-            </w:r>
-            <w:proofErr w:type="spellEnd"/>
-          </w:p>
-        </w:tc>
-        <w:tc>
-          <w:tcPr>
-            <w:tcW w:w="4360" w:type="dxa"/>
-            <w:tcBorders>
-              <w:top w:val="single" w:sz="1" w:space="0" w:color="CCCCCC"/>
-              <w:left w:val="single" w:sz="1" w:space="0" w:color="CCCCCC"/>
-              <w:bottom w:val="single" w:sz="1" w:space="0" w:color="CCCCCC"/>
-              <w:right w:val="single" w:sz="1" w:space="0" w:color="CCCCCC"/>
-            </w:tcBorders>
-            <w:shd w:val="clear" w:color="auto" w:fill="EBF3FB"/>
-            <w:tcMar>
-              <w:top w:w="80" w:type="dxa"/>
-              <w:left w:w="120" w:type="dxa"/>
-              <w:bottom w:w="80" w:type="dxa"/>
-              <w:right w:w="120" w:type="dxa"/>
-            </w:tcMar>
-          </w:tcPr>
-          <w:p>
-            <w:r>
-              <w:t>5.5%</w:t>
-            </w:r>
-          </w:p>
-        </w:tc>
-      </w:tr>
-      <w:tr>
-        <w:tblPrEx>
-          <w:tblCellMar>
-            <w:top w:w="0" w:type="dxa"/>
-            <w:bottom w:w="0" w:type="dxa"/>
-          </w:tblCellMar>
-        </w:tblPrEx>
-        <w:tc>
-          <w:tcPr>
-            <w:tcW w:w="5000" w:type="dxa"/>
-            <w:tcBorders>
-              <w:top w:val="single" w:sz="1" w:space="0" w:color="CCCCCC"/>
-              <w:left w:val="single" w:sz="1" w:space="0" w:color="CCCCCC"/>
-              <w:bottom w:val="single" w:sz="1" w:space="0" w:color="CCCCCC"/>
-              <w:right w:val="single" w:sz="1" w:space="0" w:color="CCCCCC"/>
-            </w:tcBorders>
-            <w:shd w:val="clear" w:color="auto" w:fill="FFFFFF"/>
-            <w:tcMar>
-              <w:top w:w="80" w:type="dxa"/>
-              <w:left w:w="120" w:type="dxa"/>
-              <w:bottom w:w="80" w:type="dxa"/>
-              <w:right w:w="120" w:type="dxa"/>
-            </w:tcMar>
-          </w:tcPr>
-          <w:p>
-            <w:proofErr w:type="spellStart"/>
-            <w:r>
-              <w:t>Customer_Tenure_Months</w:t>
-            </w:r>
-            <w:proofErr w:type="spellEnd"/>
-          </w:p>
-        </w:tc>
-        <w:tc>
-          <w:tcPr>
-            <w:tcW w:w="4360" w:type="dxa"/>
-            <w:tcBorders>
-              <w:top w:val="single" w:sz="1" w:space="0" w:color="CCCCCC"/>
-              <w:left w:val="single" w:sz="1" w:space="0" w:color="CCCCCC"/>
-              <w:bottom w:val="single" w:sz="1" w:space="0" w:color="CCCCCC"/>
-              <w:right w:val="single" w:sz="1" w:space="0" w:color="CCCCCC"/>
-            </w:tcBorders>
-            <w:shd w:val="clear" w:color="auto" w:fill="FFFFFF"/>
-            <w:tcMar>
-              <w:top w:w="80" w:type="dxa"/>
-              <w:left w:w="120" w:type="dxa"/>
-              <w:bottom w:w="80" w:type="dxa"/>
-              <w:right w:w="120" w:type="dxa"/>
-            </w:tcMar>
-          </w:tcPr>
-          <w:p>
-            <w:r>
-              <w:t>4.6%</w:t>
-            </w:r>
-          </w:p>
-        </w:tc>
-      </w:tr>
-      <w:tr>
-        <w:tblPrEx>
-          <w:tblCellMar>
-            <w:top w:w="0" w:type="dxa"/>
-            <w:bottom w:w="0" w:type="dxa"/>
-          </w:tblCellMar>
-        </w:tblPrEx>
-        <w:tc>
-          <w:tcPr>
-            <w:tcW w:w="5000" w:type="dxa"/>
-            <w:tcBorders>
-              <w:top w:val="single" w:sz="1" w:space="0" w:color="CCCCCC"/>
-              <w:left w:val="single" w:sz="1" w:space="0" w:color="CCCCCC"/>
-              <w:bottom w:val="single" w:sz="1" w:space="0" w:color="CCCCCC"/>
-              <w:right w:val="single" w:sz="1" w:space="0" w:color="CCCCCC"/>
-            </w:tcBorders>
-            <w:shd w:val="clear" w:color="auto" w:fill="EBF3FB"/>
-            <w:tcMar>
-              <w:top w:w="80" w:type="dxa"/>
-              <w:left w:w="120" w:type="dxa"/>
-              <w:bottom w:w="80" w:type="dxa"/>
-              <w:right w:w="120" w:type="dxa"/>
-            </w:tcMar>
-          </w:tcPr>
-          <w:p>
-            <w:r>
-              <w:t>Prior_Offer_Emails_Opened_6M</w:t>
-            </w:r>
-          </w:p>
-        </w:tc>
-        <w:tc>
-          <w:tcPr>
-            <w:tcW w:w="4360" w:type="dxa"/>
-            <w:tcBorders>
-              <w:top w:val="single" w:sz="1" w:space="0" w:color="CCCCCC"/>
-              <w:left w:val="single" w:sz="1" w:space="0" w:color="CCCCCC"/>
-              <w:bottom w:val="single" w:sz="1" w:space="0" w:color="CCCCCC"/>
-              <w:right w:val="single" w:sz="1" w:space="0" w:color="CCCCCC"/>
-            </w:tcBorders>
-            <w:shd w:val="clear" w:color="auto" w:fill="EBF3FB"/>
-            <w:tcMar>
-              <w:top w:w="80" w:type="dxa"/>
-              <w:left w:w="120" w:type="dxa"/>
-              <w:bottom w:w="80" w:type="dxa"/>
-              <w:right w:w="120" w:type="dxa"/>
-            </w:tcMar>
-          </w:tcPr>
-          <w:p>
-            <w:r>
-              <w:t>3.3%</w:t>
+              <w:t>Customers with accumulated reward points are already engaged with the card's benefits program, a strong signal of readiness to upgrade to a more rewarding tier.</w:t>
             </w:r>
           </w:p>
         </w:tc>
@@ -3513,72 +3470,15 @@
     </w:tbl>
     <w:p>
       <w:pPr>
+        <w:spacing w:after="160"/>
+      </w:pPr>
+    </w:p>
+    <w:p>
+      <w:pPr>
         <w:pStyle w:val="Heading1"/>
       </w:pPr>
       <w:r>
-        <w:t>Task 4: Business Interpretation of Model Results</w:t>
-      </w:r>
-    </w:p>
-    <w:p>
-      <w:pPr>
-        <w:pStyle w:val="Heading2"/>
-      </w:pPr>
-      <w:r>
-        <w:t>How well did the model perform?</w:t>
-      </w:r>
-    </w:p>
-    <w:p>
-      <w:pPr>
-        <w:spacing w:after="120"/>
-      </w:pPr>
-      <w:r>
-        <w:t>The Decision Tree achieved a testing accuracy of 63.2% on the 68-record test set. Precision for the Yes class is 51.9%, recall is 53.8%, and F1-score is 52.8%. The model provides some lift over random targeting but leaves room for improvement. When constrained to max_depth=4, testing accuracy improved to 69.1%, confirming that a simpler tree generalizes better to new customer data.</w:t>
-      </w:r>
-    </w:p>
-    <w:p>
-      <w:pPr>
-        <w:pStyle w:val="Heading2"/>
-      </w:pPr>
-      <w:r>
-        <w:t>Overfitting Analysis</w:t>
-      </w:r>
-    </w:p>
-    <w:p>
-      <w:pPr>
-        <w:spacing w:after="120"/>
-      </w:pPr>
-      <w:r>
-        <w:t>The unconstrained model achieved 100% training accuracy but only 63.2% testing accuracy — a gap of 36.8 percentage points. This is a clear sign of overfitting: the tree memorized every training record perfectly but cannot reliably classify new customers it has not seen before. Applying max_depth constraints is essential before using this model for any real campaign targeting.</w:t>
-      </w:r>
-    </w:p>
-    <w:p/>
-    <w:p>
-      <w:pPr>
-        <w:pStyle w:val="Heading2"/>
-      </w:pPr>
-    </w:p>
-    <w:p>
-      <w:pPr>
-        <w:pStyle w:val="Heading2"/>
-      </w:pPr>
-    </w:p>
-    <w:p>
-      <w:pPr>
-        <w:pStyle w:val="Heading2"/>
-      </w:pPr>
-    </w:p>
-    <w:p>
-      <w:pPr>
-        <w:pStyle w:val="Heading2"/>
-      </w:pPr>
-    </w:p>
-    <w:p>
-      <w:pPr>
-        <w:pStyle w:val="Heading2"/>
-      </w:pPr>
-      <w:r>
-        <w:lastRenderedPageBreak/>
-        <w:t>Model Outcome and Business Meaning</w:t>
+        <w:t>7. Business Actions and Recommendations</w:t>
       </w:r>
     </w:p>
     <w:tbl>
@@ -3596,7 +3496,7 @@
           <w:left w:w="10" w:type="dxa"/>
           <w:right w:w="10" w:type="dxa"/>
         </w:tblCellMar>
-        <w:tblLook w:val="0000" w:firstRow="0" w:lastRow="0" w:firstColumn="0" w:lastColumn="0" w:noHBand="0" w:noVBand="0"/>
+        <w:tblLook w:val="04A0" w:firstRow="1" w:lastRow="0" w:firstColumn="1" w:lastColumn="0" w:noHBand="0" w:noVBand="1"/>
       </w:tblPr>
       <w:tblGrid>
         <w:gridCol w:w="4000"/>
@@ -3633,7 +3533,7 @@
                 <w:bCs/>
                 <w:color w:val="FFFFFF"/>
               </w:rPr>
-              <w:t>Model Outcome</w:t>
+              <w:t>Model Insight</w:t>
             </w:r>
           </w:p>
         </w:tc>
@@ -3661,7 +3561,7 @@
                 <w:bCs/>
                 <w:color w:val="FFFFFF"/>
               </w:rPr>
-              <w:t>Business Meaning for Evergreen Bank</w:t>
+              <w:t>Recommended Business Action</w:t>
             </w:r>
           </w:p>
         </w:tc>
@@ -3696,7 +3596,7 @@
                 <w:b/>
                 <w:bCs/>
               </w:rPr>
-              <w:t>True Positive (14)</w:t>
+              <w:t>Credit utilization is the top predictor</w:t>
             </w:r>
           </w:p>
         </w:tc>
@@ -3719,7 +3619,7 @@
           </w:tcPr>
           <w:p>
             <w:r>
-              <w:t>The model correctly identifies a customer who will accept. This supports effective and efficient targeting.</w:t>
+              <w:t>Target customers in the 30-70% utilization band for upgrade outreach, they are credit-active but not over-leveraged.</w:t>
             </w:r>
           </w:p>
         </w:tc>
@@ -3754,7 +3654,7 @@
                 <w:b/>
                 <w:bCs/>
               </w:rPr>
-              <w:t>True Negative (29)</w:t>
+              <w:t>Travel and dining spend drive acceptance</w:t>
             </w:r>
           </w:p>
         </w:tc>
@@ -3777,7 +3677,7 @@
           </w:tcPr>
           <w:p>
             <w:r>
-              <w:t>The model correctly identifies a customer who will not accept. This avoids unnecessary outreach and protects customer experience.</w:t>
+              <w:t>Tailor upgrade offer messaging around travel rewards, airport lounge access, and dining cashback to match what these customers already value.</w:t>
             </w:r>
           </w:p>
         </w:tc>
@@ -3812,7 +3712,7 @@
                 <w:b/>
                 <w:bCs/>
               </w:rPr>
-              <w:t>False Positive (13)</w:t>
+              <w:t>High monthly spenders are better candidates</w:t>
             </w:r>
           </w:p>
         </w:tc>
@@ -3835,7 +3735,7 @@
           </w:tcPr>
           <w:p>
             <w:r>
-              <w:t>The model predicts acceptance, but the customer does not accept. This may waste marketing budget and annoy customers with irrelevant offers.</w:t>
+              <w:t>Prioritize outreach to customers with above-average monthly spend; offer them an upgrade trial period or fee waiver.</w:t>
             </w:r>
           </w:p>
         </w:tc>
@@ -3870,7 +3770,7 @@
                 <w:b/>
                 <w:bCs/>
               </w:rPr>
-              <w:t>False Negative (12)</w:t>
+              <w:t>Model precision is 51.9%</w:t>
             </w:r>
           </w:p>
         </w:tc>
@@ -3893,7 +3793,7 @@
           </w:tcPr>
           <w:p>
             <w:r>
-              <w:t>The model predicts non-acceptance, but the customer would have accepted. This causes missed revenue and missed cross-selling opportunities.</w:t>
+              <w:t>Nearly half of predicted acceptors will decline. Pair model output with customer service review before sending offers to borderline cases.</w:t>
             </w:r>
           </w:p>
         </w:tc>
@@ -3928,7 +3828,7 @@
                 <w:b/>
                 <w:bCs/>
               </w:rPr>
-              <w:t>High training vs testing gap</w:t>
+              <w:t>max_depth=4 improved test accuracy to 69.1%</w:t>
             </w:r>
           </w:p>
         </w:tc>
@@ -3951,7 +3851,7 @@
           </w:tcPr>
           <w:p>
             <w:r>
-              <w:t>Suggests overfitting. The tree learned the training data too closely and may not generalize well to new customers.</w:t>
+              <w:t>Retrain and tune the model quarterly as new customer spending and behavior data comes in to maintain and improve accuracy.</w:t>
             </w:r>
           </w:p>
         </w:tc>
@@ -3959,10 +3859,21 @@
     </w:tbl>
     <w:p>
       <w:pPr>
-        <w:pStyle w:val="Heading2"/>
-      </w:pPr>
-      <w:r>
-        <w:t>Which evaluation metric matters most?</w:t>
+        <w:spacing w:after="160"/>
+      </w:pPr>
+    </w:p>
+    <w:p>
+      <w:r>
+        <w:br w:type="page"/>
+      </w:r>
+    </w:p>
+    <w:p>
+      <w:pPr>
+        <w:pStyle w:val="Heading1"/>
+      </w:pPr>
+      <w:r>
+        <w:lastRenderedPageBreak/>
+        <w:t>8. Limitations</w:t>
       </w:r>
     </w:p>
     <w:p>
@@ -3970,7 +3881,7 @@
         <w:spacing w:after="120"/>
       </w:pPr>
       <w:r>
-        <w:t>The most important metric depends on the bank's business priority. As the business plan notes:</w:t>
+        <w:t>The following limitations should be considered before deploying this model in a real banking environment:</w:t>
       </w:r>
     </w:p>
     <w:p>
@@ -3983,15 +3894,7 @@
         <w:spacing w:after="60"/>
       </w:pPr>
       <w:r>
-        <w:t xml:space="preserve">If the bank wants to avoid sending irrelevant offers and protect customer experience, precision is the most important metric — it measures how many predicted acceptors </w:t>
-      </w:r>
-      <w:proofErr w:type="gramStart"/>
-      <w:r>
-        <w:t>actually accept</w:t>
-      </w:r>
-      <w:proofErr w:type="gramEnd"/>
-      <w:r>
-        <w:t>.</w:t>
+        <w:t>Synthetic dataset: The 340-record dataset was synthetically generated for educational purposes. Real-world performance will differ significantly with actual customer data.</w:t>
       </w:r>
     </w:p>
     <w:p>
@@ -4004,7 +3907,7 @@
         <w:spacing w:after="60"/>
       </w:pPr>
       <w:r>
-        <w:t>If the bank is running a growth-focused campaign and does not want to miss many suitable customers, recall is the most important metric.</w:t>
+        <w:t>Small sample size: 340 records is insufficient for a robust production model. A minimum of several thousand records would be needed for reliable generalization.</w:t>
       </w:r>
     </w:p>
     <w:p>
@@ -4017,713 +3920,23 @@
         <w:spacing w:after="60"/>
       </w:pPr>
       <w:r>
-        <w:t>A balanced F1-score can be used when both concerns matter equally.</w:t>
-      </w:r>
-    </w:p>
-    <w:p>
-      <w:pPr>
-        <w:spacing w:after="120"/>
-      </w:pPr>
-      <w:r>
-        <w:t>For this campaign, precision is especially important because Evergreen Bank operates in a relationship-driven banking context where customer trust and satisfaction are critical long-term assets. Sending irrelevant premium card offers can reduce satisfaction and signal that the bank does not understand the customer.</w:t>
-      </w:r>
-    </w:p>
-    <w:p>
-      <w:pPr>
-        <w:pStyle w:val="Heading2"/>
-      </w:pPr>
-    </w:p>
-    <w:p>
-      <w:pPr>
-        <w:pStyle w:val="Heading2"/>
-      </w:pPr>
-    </w:p>
-    <w:p>
-      <w:pPr>
-        <w:pStyle w:val="Heading2"/>
-      </w:pPr>
-    </w:p>
-    <w:p>
-      <w:pPr>
-        <w:pStyle w:val="Heading2"/>
-      </w:pPr>
-    </w:p>
-    <w:p>
-      <w:pPr>
-        <w:pStyle w:val="Heading2"/>
-      </w:pPr>
-    </w:p>
-    <w:p>
-      <w:pPr>
-        <w:pStyle w:val="Heading2"/>
-      </w:pPr>
-    </w:p>
-    <w:p>
-      <w:pPr>
-        <w:pStyle w:val="Heading2"/>
-      </w:pPr>
-      <w:r>
-        <w:lastRenderedPageBreak/>
-        <w:t>Feature Importance — Business Interpretation</w:t>
-      </w:r>
-    </w:p>
-    <w:tbl>
-      <w:tblPr>
-        <w:tblW w:w="9360" w:type="dxa"/>
-        <w:tblBorders>
-          <w:top w:val="single" w:sz="4" w:space="0" w:color="auto"/>
-          <w:left w:val="single" w:sz="4" w:space="0" w:color="auto"/>
-          <w:bottom w:val="single" w:sz="4" w:space="0" w:color="auto"/>
-          <w:right w:val="single" w:sz="4" w:space="0" w:color="auto"/>
-          <w:insideH w:val="single" w:sz="4" w:space="0" w:color="auto"/>
-          <w:insideV w:val="single" w:sz="4" w:space="0" w:color="auto"/>
-        </w:tblBorders>
-        <w:tblCellMar>
-          <w:left w:w="10" w:type="dxa"/>
-          <w:right w:w="10" w:type="dxa"/>
-        </w:tblCellMar>
-        <w:tblLook w:val="0000" w:firstRow="0" w:lastRow="0" w:firstColumn="0" w:lastColumn="0" w:noHBand="0" w:noVBand="0"/>
-      </w:tblPr>
-      <w:tblGrid>
-        <w:gridCol w:w="4000"/>
-        <w:gridCol w:w="5360"/>
-      </w:tblGrid>
-      <w:tr>
-        <w:tblPrEx>
-          <w:tblCellMar>
-            <w:top w:w="0" w:type="dxa"/>
-            <w:bottom w:w="0" w:type="dxa"/>
-          </w:tblCellMar>
-        </w:tblPrEx>
-        <w:tc>
-          <w:tcPr>
-            <w:tcW w:w="4000" w:type="dxa"/>
-            <w:tcBorders>
-              <w:top w:val="single" w:sz="1" w:space="0" w:color="CCCCCC"/>
-              <w:left w:val="single" w:sz="1" w:space="0" w:color="CCCCCC"/>
-              <w:bottom w:val="single" w:sz="1" w:space="0" w:color="CCCCCC"/>
-              <w:right w:val="single" w:sz="1" w:space="0" w:color="CCCCCC"/>
-            </w:tcBorders>
-            <w:shd w:val="clear" w:color="auto" w:fill="1F4E79"/>
-            <w:tcMar>
-              <w:top w:w="80" w:type="dxa"/>
-              <w:left w:w="120" w:type="dxa"/>
-              <w:bottom w:w="80" w:type="dxa"/>
-              <w:right w:w="120" w:type="dxa"/>
-            </w:tcMar>
-          </w:tcPr>
-          <w:p>
-            <w:r>
-              <w:rPr>
-                <w:b/>
-                <w:bCs/>
-                <w:color w:val="FFFFFF"/>
-              </w:rPr>
-              <w:t>Feature</w:t>
-            </w:r>
-          </w:p>
-        </w:tc>
-        <w:tc>
-          <w:tcPr>
-            <w:tcW w:w="5360" w:type="dxa"/>
-            <w:tcBorders>
-              <w:top w:val="single" w:sz="1" w:space="0" w:color="CCCCCC"/>
-              <w:left w:val="single" w:sz="1" w:space="0" w:color="CCCCCC"/>
-              <w:bottom w:val="single" w:sz="1" w:space="0" w:color="CCCCCC"/>
-              <w:right w:val="single" w:sz="1" w:space="0" w:color="CCCCCC"/>
-            </w:tcBorders>
-            <w:shd w:val="clear" w:color="auto" w:fill="1F4E79"/>
-            <w:tcMar>
-              <w:top w:w="80" w:type="dxa"/>
-              <w:left w:w="120" w:type="dxa"/>
-              <w:bottom w:w="80" w:type="dxa"/>
-              <w:right w:w="120" w:type="dxa"/>
-            </w:tcMar>
-          </w:tcPr>
-          <w:p>
-            <w:r>
-              <w:rPr>
-                <w:b/>
-                <w:bCs/>
-                <w:color w:val="FFFFFF"/>
-              </w:rPr>
-              <w:t>Business Meaning</w:t>
-            </w:r>
-          </w:p>
-        </w:tc>
-      </w:tr>
-      <w:tr>
-        <w:tblPrEx>
-          <w:tblCellMar>
-            <w:top w:w="0" w:type="dxa"/>
-            <w:bottom w:w="0" w:type="dxa"/>
-          </w:tblCellMar>
-        </w:tblPrEx>
-        <w:tc>
-          <w:tcPr>
-            <w:tcW w:w="4000" w:type="dxa"/>
-            <w:tcBorders>
-              <w:top w:val="single" w:sz="1" w:space="0" w:color="CCCCCC"/>
-              <w:left w:val="single" w:sz="1" w:space="0" w:color="CCCCCC"/>
-              <w:bottom w:val="single" w:sz="1" w:space="0" w:color="CCCCCC"/>
-              <w:right w:val="single" w:sz="1" w:space="0" w:color="CCCCCC"/>
-            </w:tcBorders>
-            <w:shd w:val="clear" w:color="auto" w:fill="EBF3FB"/>
-            <w:tcMar>
-              <w:top w:w="80" w:type="dxa"/>
-              <w:left w:w="120" w:type="dxa"/>
-              <w:bottom w:w="80" w:type="dxa"/>
-              <w:right w:w="120" w:type="dxa"/>
-            </w:tcMar>
-          </w:tcPr>
-          <w:p>
-            <w:r>
-              <w:rPr>
-                <w:b/>
-                <w:bCs/>
-              </w:rPr>
-              <w:t>Credit_Utilization_Pct (26.3%)</w:t>
-            </w:r>
-          </w:p>
-        </w:tc>
-        <w:tc>
-          <w:tcPr>
-            <w:tcW w:w="5360" w:type="dxa"/>
-            <w:tcBorders>
-              <w:top w:val="single" w:sz="1" w:space="0" w:color="CCCCCC"/>
-              <w:left w:val="single" w:sz="1" w:space="0" w:color="CCCCCC"/>
-              <w:bottom w:val="single" w:sz="1" w:space="0" w:color="CCCCCC"/>
-              <w:right w:val="single" w:sz="1" w:space="0" w:color="CCCCCC"/>
-            </w:tcBorders>
-            <w:shd w:val="clear" w:color="auto" w:fill="EBF3FB"/>
-            <w:tcMar>
-              <w:top w:w="80" w:type="dxa"/>
-              <w:left w:w="120" w:type="dxa"/>
-              <w:bottom w:w="80" w:type="dxa"/>
-              <w:right w:w="120" w:type="dxa"/>
-            </w:tcMar>
-          </w:tcPr>
-          <w:p>
-            <w:r>
-              <w:t>The top predictor. Customers with moderate utilization are actively using their card without being overextended — prime upgrade candidates.</w:t>
-            </w:r>
-          </w:p>
-        </w:tc>
-      </w:tr>
-      <w:tr>
-        <w:tblPrEx>
-          <w:tblCellMar>
-            <w:top w:w="0" w:type="dxa"/>
-            <w:bottom w:w="0" w:type="dxa"/>
-          </w:tblCellMar>
-        </w:tblPrEx>
-        <w:tc>
-          <w:tcPr>
-            <w:tcW w:w="4000" w:type="dxa"/>
-            <w:tcBorders>
-              <w:top w:val="single" w:sz="1" w:space="0" w:color="CCCCCC"/>
-              <w:left w:val="single" w:sz="1" w:space="0" w:color="CCCCCC"/>
-              <w:bottom w:val="single" w:sz="1" w:space="0" w:color="CCCCCC"/>
-              <w:right w:val="single" w:sz="1" w:space="0" w:color="CCCCCC"/>
-            </w:tcBorders>
-            <w:shd w:val="clear" w:color="auto" w:fill="FFFFFF"/>
-            <w:tcMar>
-              <w:top w:w="80" w:type="dxa"/>
-              <w:left w:w="120" w:type="dxa"/>
-              <w:bottom w:w="80" w:type="dxa"/>
-              <w:right w:w="120" w:type="dxa"/>
-            </w:tcMar>
-          </w:tcPr>
-          <w:p>
-            <w:r>
-              <w:rPr>
-                <w:b/>
-                <w:bCs/>
-              </w:rPr>
-              <w:t>Travel_Spend_Share_Pct (10.9%)</w:t>
-            </w:r>
-          </w:p>
-        </w:tc>
-        <w:tc>
-          <w:tcPr>
-            <w:tcW w:w="5360" w:type="dxa"/>
-            <w:tcBorders>
-              <w:top w:val="single" w:sz="1" w:space="0" w:color="CCCCCC"/>
-              <w:left w:val="single" w:sz="1" w:space="0" w:color="CCCCCC"/>
-              <w:bottom w:val="single" w:sz="1" w:space="0" w:color="CCCCCC"/>
-              <w:right w:val="single" w:sz="1" w:space="0" w:color="CCCCCC"/>
-            </w:tcBorders>
-            <w:shd w:val="clear" w:color="auto" w:fill="FFFFFF"/>
-            <w:tcMar>
-              <w:top w:w="80" w:type="dxa"/>
-              <w:left w:w="120" w:type="dxa"/>
-              <w:bottom w:w="80" w:type="dxa"/>
-              <w:right w:w="120" w:type="dxa"/>
-            </w:tcMar>
-          </w:tcPr>
-          <w:p>
-            <w:r>
-              <w:t>Customers spending heavily on travel are natural candidates for premium travel-reward cards.</w:t>
-            </w:r>
-          </w:p>
-        </w:tc>
-      </w:tr>
-      <w:tr>
-        <w:tblPrEx>
-          <w:tblCellMar>
-            <w:top w:w="0" w:type="dxa"/>
-            <w:bottom w:w="0" w:type="dxa"/>
-          </w:tblCellMar>
-        </w:tblPrEx>
-        <w:tc>
-          <w:tcPr>
-            <w:tcW w:w="4000" w:type="dxa"/>
-            <w:tcBorders>
-              <w:top w:val="single" w:sz="1" w:space="0" w:color="CCCCCC"/>
-              <w:left w:val="single" w:sz="1" w:space="0" w:color="CCCCCC"/>
-              <w:bottom w:val="single" w:sz="1" w:space="0" w:color="CCCCCC"/>
-              <w:right w:val="single" w:sz="1" w:space="0" w:color="CCCCCC"/>
-            </w:tcBorders>
-            <w:shd w:val="clear" w:color="auto" w:fill="EBF3FB"/>
-            <w:tcMar>
-              <w:top w:w="80" w:type="dxa"/>
-              <w:left w:w="120" w:type="dxa"/>
-              <w:bottom w:w="80" w:type="dxa"/>
-              <w:right w:w="120" w:type="dxa"/>
-            </w:tcMar>
-          </w:tcPr>
-          <w:p>
-            <w:r>
-              <w:rPr>
-                <w:b/>
-                <w:bCs/>
-              </w:rPr>
-              <w:t>Dining_Spend_Share_Pct (9.5%)</w:t>
-            </w:r>
-          </w:p>
-        </w:tc>
-        <w:tc>
-          <w:tcPr>
-            <w:tcW w:w="5360" w:type="dxa"/>
-            <w:tcBorders>
-              <w:top w:val="single" w:sz="1" w:space="0" w:color="CCCCCC"/>
-              <w:left w:val="single" w:sz="1" w:space="0" w:color="CCCCCC"/>
-              <w:bottom w:val="single" w:sz="1" w:space="0" w:color="CCCCCC"/>
-              <w:right w:val="single" w:sz="1" w:space="0" w:color="CCCCCC"/>
-            </w:tcBorders>
-            <w:shd w:val="clear" w:color="auto" w:fill="EBF3FB"/>
-            <w:tcMar>
-              <w:top w:w="80" w:type="dxa"/>
-              <w:left w:w="120" w:type="dxa"/>
-              <w:bottom w:w="80" w:type="dxa"/>
-              <w:right w:w="120" w:type="dxa"/>
-            </w:tcMar>
-          </w:tcPr>
-          <w:p>
-            <w:r>
-              <w:t>Lifestyle spending on dining correlates with premium card appeal.</w:t>
-            </w:r>
-          </w:p>
-        </w:tc>
-      </w:tr>
-      <w:tr>
-        <w:tblPrEx>
-          <w:tblCellMar>
-            <w:top w:w="0" w:type="dxa"/>
-            <w:bottom w:w="0" w:type="dxa"/>
-          </w:tblCellMar>
-        </w:tblPrEx>
-        <w:tc>
-          <w:tcPr>
-            <w:tcW w:w="4000" w:type="dxa"/>
-            <w:tcBorders>
-              <w:top w:val="single" w:sz="1" w:space="0" w:color="CCCCCC"/>
-              <w:left w:val="single" w:sz="1" w:space="0" w:color="CCCCCC"/>
-              <w:bottom w:val="single" w:sz="1" w:space="0" w:color="CCCCCC"/>
-              <w:right w:val="single" w:sz="1" w:space="0" w:color="CCCCCC"/>
-            </w:tcBorders>
-            <w:shd w:val="clear" w:color="auto" w:fill="FFFFFF"/>
-            <w:tcMar>
-              <w:top w:w="80" w:type="dxa"/>
-              <w:left w:w="120" w:type="dxa"/>
-              <w:bottom w:w="80" w:type="dxa"/>
-              <w:right w:w="120" w:type="dxa"/>
-            </w:tcMar>
-          </w:tcPr>
-          <w:p>
-            <w:r>
-              <w:rPr>
-                <w:b/>
-                <w:bCs/>
-              </w:rPr>
-              <w:t>Avg_Monthly_Card_Spend (7.6%)</w:t>
-            </w:r>
-          </w:p>
-        </w:tc>
-        <w:tc>
-          <w:tcPr>
-            <w:tcW w:w="5360" w:type="dxa"/>
-            <w:tcBorders>
-              <w:top w:val="single" w:sz="1" w:space="0" w:color="CCCCCC"/>
-              <w:left w:val="single" w:sz="1" w:space="0" w:color="CCCCCC"/>
-              <w:bottom w:val="single" w:sz="1" w:space="0" w:color="CCCCCC"/>
-              <w:right w:val="single" w:sz="1" w:space="0" w:color="CCCCCC"/>
-            </w:tcBorders>
-            <w:shd w:val="clear" w:color="auto" w:fill="FFFFFF"/>
-            <w:tcMar>
-              <w:top w:w="80" w:type="dxa"/>
-              <w:left w:w="120" w:type="dxa"/>
-              <w:bottom w:w="80" w:type="dxa"/>
-              <w:right w:w="120" w:type="dxa"/>
-            </w:tcMar>
-          </w:tcPr>
-          <w:p>
-            <w:r>
-              <w:t>Higher overall card activity signals an engaged cardholder who would benefit from premium rewards.</w:t>
-            </w:r>
-          </w:p>
-        </w:tc>
-      </w:tr>
-      <w:tr>
-        <w:tblPrEx>
-          <w:tblCellMar>
-            <w:top w:w="0" w:type="dxa"/>
-            <w:bottom w:w="0" w:type="dxa"/>
-          </w:tblCellMar>
-        </w:tblPrEx>
-        <w:tc>
-          <w:tcPr>
-            <w:tcW w:w="4000" w:type="dxa"/>
-            <w:tcBorders>
-              <w:top w:val="single" w:sz="1" w:space="0" w:color="CCCCCC"/>
-              <w:left w:val="single" w:sz="1" w:space="0" w:color="CCCCCC"/>
-              <w:bottom w:val="single" w:sz="1" w:space="0" w:color="CCCCCC"/>
-              <w:right w:val="single" w:sz="1" w:space="0" w:color="CCCCCC"/>
-            </w:tcBorders>
-            <w:shd w:val="clear" w:color="auto" w:fill="EBF3FB"/>
-            <w:tcMar>
-              <w:top w:w="80" w:type="dxa"/>
-              <w:left w:w="120" w:type="dxa"/>
-              <w:bottom w:w="80" w:type="dxa"/>
-              <w:right w:w="120" w:type="dxa"/>
-            </w:tcMar>
-          </w:tcPr>
-          <w:p>
-            <w:r>
-              <w:rPr>
-                <w:b/>
-                <w:bCs/>
-              </w:rPr>
-              <w:t>Reward_Points_Balance (7.1%)</w:t>
-            </w:r>
-          </w:p>
-        </w:tc>
-        <w:tc>
-          <w:tcPr>
-            <w:tcW w:w="5360" w:type="dxa"/>
-            <w:tcBorders>
-              <w:top w:val="single" w:sz="1" w:space="0" w:color="CCCCCC"/>
-              <w:left w:val="single" w:sz="1" w:space="0" w:color="CCCCCC"/>
-              <w:bottom w:val="single" w:sz="1" w:space="0" w:color="CCCCCC"/>
-              <w:right w:val="single" w:sz="1" w:space="0" w:color="CCCCCC"/>
-            </w:tcBorders>
-            <w:shd w:val="clear" w:color="auto" w:fill="EBF3FB"/>
-            <w:tcMar>
-              <w:top w:w="80" w:type="dxa"/>
-              <w:left w:w="120" w:type="dxa"/>
-              <w:bottom w:w="80" w:type="dxa"/>
-              <w:right w:w="120" w:type="dxa"/>
-            </w:tcMar>
-          </w:tcPr>
-          <w:p>
-            <w:r>
-              <w:t>Customers actively accumulating points already value the rewards program — likely ready for a higher tier.</w:t>
-            </w:r>
-          </w:p>
-        </w:tc>
-      </w:tr>
-      <w:tr>
-        <w:tblPrEx>
-          <w:tblCellMar>
-            <w:top w:w="0" w:type="dxa"/>
-            <w:bottom w:w="0" w:type="dxa"/>
-          </w:tblCellMar>
-        </w:tblPrEx>
-        <w:tc>
-          <w:tcPr>
-            <w:tcW w:w="4000" w:type="dxa"/>
-            <w:tcBorders>
-              <w:top w:val="single" w:sz="1" w:space="0" w:color="CCCCCC"/>
-              <w:left w:val="single" w:sz="1" w:space="0" w:color="CCCCCC"/>
-              <w:bottom w:val="single" w:sz="1" w:space="0" w:color="CCCCCC"/>
-              <w:right w:val="single" w:sz="1" w:space="0" w:color="CCCCCC"/>
-            </w:tcBorders>
-            <w:shd w:val="clear" w:color="auto" w:fill="FFFFFF"/>
-            <w:tcMar>
-              <w:top w:w="80" w:type="dxa"/>
-              <w:left w:w="120" w:type="dxa"/>
-              <w:bottom w:w="80" w:type="dxa"/>
-              <w:right w:w="120" w:type="dxa"/>
-            </w:tcMar>
-          </w:tcPr>
-          <w:p>
-            <w:proofErr w:type="spellStart"/>
-            <w:r>
-              <w:rPr>
-                <w:b/>
-                <w:bCs/>
-              </w:rPr>
-              <w:t>Credit_Score_Band_Excellent</w:t>
-            </w:r>
-            <w:proofErr w:type="spellEnd"/>
-            <w:r>
-              <w:rPr>
-                <w:b/>
-                <w:bCs/>
-              </w:rPr>
-              <w:t xml:space="preserve"> (5.7%)</w:t>
-            </w:r>
-          </w:p>
-        </w:tc>
-        <w:tc>
-          <w:tcPr>
-            <w:tcW w:w="5360" w:type="dxa"/>
-            <w:tcBorders>
-              <w:top w:val="single" w:sz="1" w:space="0" w:color="CCCCCC"/>
-              <w:left w:val="single" w:sz="1" w:space="0" w:color="CCCCCC"/>
-              <w:bottom w:val="single" w:sz="1" w:space="0" w:color="CCCCCC"/>
-              <w:right w:val="single" w:sz="1" w:space="0" w:color="CCCCCC"/>
-            </w:tcBorders>
-            <w:shd w:val="clear" w:color="auto" w:fill="FFFFFF"/>
-            <w:tcMar>
-              <w:top w:w="80" w:type="dxa"/>
-              <w:left w:w="120" w:type="dxa"/>
-              <w:bottom w:w="80" w:type="dxa"/>
-              <w:right w:w="120" w:type="dxa"/>
-            </w:tcMar>
-          </w:tcPr>
-          <w:p>
-            <w:r>
-              <w:t>Excellent credit customers are eligible for premium products and represent lower risk.</w:t>
-            </w:r>
-          </w:p>
-        </w:tc>
-      </w:tr>
-      <w:tr>
-        <w:tblPrEx>
-          <w:tblCellMar>
-            <w:top w:w="0" w:type="dxa"/>
-            <w:bottom w:w="0" w:type="dxa"/>
-          </w:tblCellMar>
-        </w:tblPrEx>
-        <w:tc>
-          <w:tcPr>
-            <w:tcW w:w="4000" w:type="dxa"/>
-            <w:tcBorders>
-              <w:top w:val="single" w:sz="1" w:space="0" w:color="CCCCCC"/>
-              <w:left w:val="single" w:sz="1" w:space="0" w:color="CCCCCC"/>
-              <w:bottom w:val="single" w:sz="1" w:space="0" w:color="CCCCCC"/>
-              <w:right w:val="single" w:sz="1" w:space="0" w:color="CCCCCC"/>
-            </w:tcBorders>
-            <w:shd w:val="clear" w:color="auto" w:fill="EBF3FB"/>
-            <w:tcMar>
-              <w:top w:w="80" w:type="dxa"/>
-              <w:left w:w="120" w:type="dxa"/>
-              <w:bottom w:w="80" w:type="dxa"/>
-              <w:right w:w="120" w:type="dxa"/>
-            </w:tcMar>
-          </w:tcPr>
-          <w:p>
-            <w:proofErr w:type="spellStart"/>
-            <w:r>
-              <w:rPr>
-                <w:b/>
-                <w:bCs/>
-              </w:rPr>
-              <w:t>Customer_Satisfaction_Score</w:t>
-            </w:r>
-            <w:proofErr w:type="spellEnd"/>
-            <w:r>
-              <w:rPr>
-                <w:b/>
-                <w:bCs/>
-              </w:rPr>
-              <w:t xml:space="preserve"> (5.5%)</w:t>
-            </w:r>
-          </w:p>
-        </w:tc>
-        <w:tc>
-          <w:tcPr>
-            <w:tcW w:w="5360" w:type="dxa"/>
-            <w:tcBorders>
-              <w:top w:val="single" w:sz="1" w:space="0" w:color="CCCCCC"/>
-              <w:left w:val="single" w:sz="1" w:space="0" w:color="CCCCCC"/>
-              <w:bottom w:val="single" w:sz="1" w:space="0" w:color="CCCCCC"/>
-              <w:right w:val="single" w:sz="1" w:space="0" w:color="CCCCCC"/>
-            </w:tcBorders>
-            <w:shd w:val="clear" w:color="auto" w:fill="EBF3FB"/>
-            <w:tcMar>
-              <w:top w:w="80" w:type="dxa"/>
-              <w:left w:w="120" w:type="dxa"/>
-              <w:bottom w:w="80" w:type="dxa"/>
-              <w:right w:w="120" w:type="dxa"/>
-            </w:tcMar>
-          </w:tcPr>
-          <w:p>
-            <w:r>
-              <w:t>Satisfied customers have a positive relationship with the bank and are more likely to respond favorably.</w:t>
-            </w:r>
-          </w:p>
-        </w:tc>
-      </w:tr>
-      <w:tr>
-        <w:tblPrEx>
-          <w:tblCellMar>
-            <w:top w:w="0" w:type="dxa"/>
-            <w:bottom w:w="0" w:type="dxa"/>
-          </w:tblCellMar>
-        </w:tblPrEx>
-        <w:tc>
-          <w:tcPr>
-            <w:tcW w:w="4000" w:type="dxa"/>
-            <w:tcBorders>
-              <w:top w:val="single" w:sz="1" w:space="0" w:color="CCCCCC"/>
-              <w:left w:val="single" w:sz="1" w:space="0" w:color="CCCCCC"/>
-              <w:bottom w:val="single" w:sz="1" w:space="0" w:color="CCCCCC"/>
-              <w:right w:val="single" w:sz="1" w:space="0" w:color="CCCCCC"/>
-            </w:tcBorders>
-            <w:shd w:val="clear" w:color="auto" w:fill="FFFFFF"/>
-            <w:tcMar>
-              <w:top w:w="80" w:type="dxa"/>
-              <w:left w:w="120" w:type="dxa"/>
-              <w:bottom w:w="80" w:type="dxa"/>
-              <w:right w:w="120" w:type="dxa"/>
-            </w:tcMar>
-          </w:tcPr>
-          <w:p>
-            <w:proofErr w:type="spellStart"/>
-            <w:r>
-              <w:rPr>
-                <w:b/>
-                <w:bCs/>
-              </w:rPr>
-              <w:t>Customer_Tenure_Months</w:t>
-            </w:r>
-            <w:proofErr w:type="spellEnd"/>
-            <w:r>
-              <w:rPr>
-                <w:b/>
-                <w:bCs/>
-              </w:rPr>
-              <w:t xml:space="preserve"> (4.6%)</w:t>
-            </w:r>
-          </w:p>
-        </w:tc>
-        <w:tc>
-          <w:tcPr>
-            <w:tcW w:w="5360" w:type="dxa"/>
-            <w:tcBorders>
-              <w:top w:val="single" w:sz="1" w:space="0" w:color="CCCCCC"/>
-              <w:left w:val="single" w:sz="1" w:space="0" w:color="CCCCCC"/>
-              <w:bottom w:val="single" w:sz="1" w:space="0" w:color="CCCCCC"/>
-              <w:right w:val="single" w:sz="1" w:space="0" w:color="CCCCCC"/>
-            </w:tcBorders>
-            <w:shd w:val="clear" w:color="auto" w:fill="FFFFFF"/>
-            <w:tcMar>
-              <w:top w:w="80" w:type="dxa"/>
-              <w:left w:w="120" w:type="dxa"/>
-              <w:bottom w:w="80" w:type="dxa"/>
-              <w:right w:w="120" w:type="dxa"/>
-            </w:tcMar>
-          </w:tcPr>
-          <w:p>
-            <w:r>
-              <w:t>Long-standing customers have higher trust in the bank and are more likely to accept cross-sell offers.</w:t>
-            </w:r>
-          </w:p>
-        </w:tc>
-      </w:tr>
-      <w:tr>
-        <w:tblPrEx>
-          <w:tblCellMar>
-            <w:top w:w="0" w:type="dxa"/>
-            <w:bottom w:w="0" w:type="dxa"/>
-          </w:tblCellMar>
-        </w:tblPrEx>
-        <w:tc>
-          <w:tcPr>
-            <w:tcW w:w="4000" w:type="dxa"/>
-            <w:tcBorders>
-              <w:top w:val="single" w:sz="1" w:space="0" w:color="CCCCCC"/>
-              <w:left w:val="single" w:sz="1" w:space="0" w:color="CCCCCC"/>
-              <w:bottom w:val="single" w:sz="1" w:space="0" w:color="CCCCCC"/>
-              <w:right w:val="single" w:sz="1" w:space="0" w:color="CCCCCC"/>
-            </w:tcBorders>
-            <w:shd w:val="clear" w:color="auto" w:fill="EBF3FB"/>
-            <w:tcMar>
-              <w:top w:w="80" w:type="dxa"/>
-              <w:left w:w="120" w:type="dxa"/>
-              <w:bottom w:w="80" w:type="dxa"/>
-              <w:right w:w="120" w:type="dxa"/>
-            </w:tcMar>
-          </w:tcPr>
-          <w:p>
-            <w:r>
-              <w:rPr>
-                <w:b/>
-                <w:bCs/>
-              </w:rPr>
-              <w:t>Prior_Offer_Emails_Opened_6M (3.3%)</w:t>
-            </w:r>
-          </w:p>
-        </w:tc>
-        <w:tc>
-          <w:tcPr>
-            <w:tcW w:w="5360" w:type="dxa"/>
-            <w:tcBorders>
-              <w:top w:val="single" w:sz="1" w:space="0" w:color="CCCCCC"/>
-              <w:left w:val="single" w:sz="1" w:space="0" w:color="CCCCCC"/>
-              <w:bottom w:val="single" w:sz="1" w:space="0" w:color="CCCCCC"/>
-              <w:right w:val="single" w:sz="1" w:space="0" w:color="CCCCCC"/>
-            </w:tcBorders>
-            <w:shd w:val="clear" w:color="auto" w:fill="EBF3FB"/>
-            <w:tcMar>
-              <w:top w:w="80" w:type="dxa"/>
-              <w:left w:w="120" w:type="dxa"/>
-              <w:bottom w:w="80" w:type="dxa"/>
-              <w:right w:w="120" w:type="dxa"/>
-            </w:tcMar>
-          </w:tcPr>
-          <w:p>
-            <w:r>
-              <w:t>Customers who open offer emails are already engaged with bank communications — upgrade offers have a higher chance of being read.</w:t>
-            </w:r>
-          </w:p>
-        </w:tc>
-      </w:tr>
-    </w:tbl>
-    <w:p>
-      <w:pPr>
-        <w:pStyle w:val="Heading2"/>
-      </w:pPr>
-      <w:r>
-        <w:t>How the Bank Can Use the Model Responsibly</w:t>
-      </w:r>
-    </w:p>
-    <w:p>
-      <w:pPr>
-        <w:spacing w:after="120"/>
-      </w:pPr>
-      <w:r>
-        <w:t>In a real business setting, the model would not automatically send offers. Instead, it would support a prioritization list for marketing and customer relationship teams. Customers with high predicted acceptance may be reviewed for eligibility, then placed into an appropriate outreach journey based on preferred communication channel and customer profile.</w:t>
-      </w:r>
-    </w:p>
-    <w:p>
-      <w:pPr>
-        <w:spacing w:after="120"/>
-      </w:pPr>
-      <w:r>
-        <w:t>The bank should combine the model result with:</w:t>
+        <w:t xml:space="preserve">Demographic features risk bias: Features such as </w:t>
+      </w:r>
+      <w:proofErr w:type="spellStart"/>
+      <w:r>
+        <w:t>Income_Band</w:t>
+      </w:r>
+      <w:proofErr w:type="spellEnd"/>
+      <w:r>
+        <w:t xml:space="preserve">, </w:t>
+      </w:r>
+      <w:proofErr w:type="spellStart"/>
+      <w:r>
+        <w:t>Age_Group</w:t>
+      </w:r>
+      <w:proofErr w:type="spellEnd"/>
+      <w:r>
+        <w:t>, Gender, and Region may introduce demographic bias. For example, the model could systematically under-offer upgrades to lower-income or younger customers, even when they would genuinely benefit.</w:t>
       </w:r>
     </w:p>
     <w:p>
@@ -4736,7 +3949,7 @@
         <w:spacing w:after="60"/>
       </w:pPr>
       <w:r>
-        <w:t>Product eligibility rules (minimum credit score, income requirements)</w:t>
+        <w:t>Static model: Customer behavior changes over time. A model trained on historical data will degrade in accuracy without regular retraining.</w:t>
       </w:r>
     </w:p>
     <w:p>
@@ -4749,7 +3962,23 @@
         <w:spacing w:after="60"/>
       </w:pPr>
       <w:r>
-        <w:t>Affordability checks to ensure the premium card suits the customer's financial profile</w:t>
+        <w:t>Binary target only: The model predicts only accept/decline. It does not capture the probability of acceptance, which would be more useful for ranking and prioritizing outreach.</w:t>
+      </w:r>
+    </w:p>
+    <w:p>
+      <w:pPr>
+        <w:pStyle w:val="Heading1"/>
+      </w:pPr>
+      <w:r>
+        <w:t>9. Responsible AI Considerations</w:t>
+      </w:r>
+    </w:p>
+    <w:p>
+      <w:pPr>
+        <w:spacing w:after="120"/>
+      </w:pPr>
+      <w:r>
+        <w:t>Financial services AI applications carry a high responsibility to treat customers fairly. The following considerations apply to this model:</w:t>
       </w:r>
     </w:p>
     <w:p>
@@ -4762,7 +3991,23 @@
         <w:spacing w:after="60"/>
       </w:pPr>
       <w:r>
-        <w:t>Customer consent and privacy compliance</w:t>
+        <w:t xml:space="preserve">Fairness review required: Before deployment, the model must be audited for disparate impact across demographic groups, particularly </w:t>
+      </w:r>
+      <w:proofErr w:type="spellStart"/>
+      <w:r>
+        <w:t>Income_Band</w:t>
+      </w:r>
+      <w:proofErr w:type="spellEnd"/>
+      <w:r>
+        <w:t xml:space="preserve">, </w:t>
+      </w:r>
+      <w:proofErr w:type="spellStart"/>
+      <w:r>
+        <w:t>Age_Group</w:t>
+      </w:r>
+      <w:proofErr w:type="spellEnd"/>
+      <w:r>
+        <w:t>, Gender, and Region. Systematically excluding any protected group from upgrade offers would raise regulatory and ethical concerns.</w:t>
       </w:r>
     </w:p>
     <w:p>
@@ -4775,35 +4020,7 @@
         <w:spacing w:after="60"/>
       </w:pPr>
       <w:r>
-        <w:t>A human review process before contacting customers with borderline scores or risk indicators</w:t>
-      </w:r>
-    </w:p>
-    <w:p>
-      <w:pPr>
-        <w:pStyle w:val="Heading2"/>
-      </w:pPr>
-      <w:r>
-        <w:t>Limitation and Bias</w:t>
-      </w:r>
-    </w:p>
-    <w:p>
-      <w:pPr>
-        <w:spacing w:after="120"/>
-      </w:pPr>
-      <w:r>
-        <w:t xml:space="preserve">The dataset is synthetic and contains only 340 records — too small for a reliable production model and a major contributor to overfitting. More critically, features like Income_Band, </w:t>
-      </w:r>
-      <w:r>
-        <w:lastRenderedPageBreak/>
-        <w:t>Age_Group, Employment_Status, and Region may create unequal targeting patterns if used carelessly. A model may appear accurate while still producing outcomes that disadvantage certain groups. For example, lower-income or younger customers may be systematically scored as unlikely to accept, even if individual customers within those groups genuinely qualify and would benefit. This kind of disparate impact must be evaluated before any real-world deployment in financial services, where regulatory obligations around fair lending and equal access apply.</w:t>
-      </w:r>
-    </w:p>
-    <w:p>
-      <w:pPr>
-        <w:pStyle w:val="Heading1"/>
-      </w:pPr>
-      <w:r>
-        <w:t>Limitations of Tree-Based Models</w:t>
+        <w:t>Human oversight: All upgrade offer decisions should be reviewed by a bank representative before being sent, particularly for borderline predictions. The model should inform, not automate, the final decision.</w:t>
       </w:r>
     </w:p>
     <w:p>
@@ -4816,7 +4033,7 @@
         <w:spacing w:after="60"/>
       </w:pPr>
       <w:r>
-        <w:t>Overfitting: Without constraints, Decision Trees grow too deep and memorize training data, leading to poor performance on new, unseen customers.</w:t>
+        <w:t>Explainability: Evergreen Bank must be able to explain to regulators and customers why a particular offer was or was not made. The Decision Tree's interpretable structure supports this, but the specific decision path should be logged for each customer prediction.</w:t>
       </w:r>
     </w:p>
     <w:p>
@@ -4829,7 +4046,7 @@
         <w:spacing w:after="60"/>
       </w:pPr>
       <w:r>
-        <w:t>Instability: Small changes in training data can produce a completely different tree structure, making the model unreliable across different datasets.</w:t>
+        <w:t>Data privacy: Customer financial and behavioral data used in model training must be handled in accordance with PIPEDA (Canada's federal privacy law) and any applicable provincial regulations.</w:t>
       </w:r>
     </w:p>
     <w:p>
@@ -4842,33 +4059,17 @@
         <w:spacing w:after="60"/>
       </w:pPr>
       <w:r>
-        <w:t>Imbalanced classes: The model may favor predicting the majority class (No) more often, which can reduce recall for the minority class (Yes).</w:t>
-      </w:r>
-    </w:p>
-    <w:p>
-      <w:pPr>
-        <w:pStyle w:val="ListParagraph"/>
-        <w:numPr>
-          <w:ilvl w:val="0"/>
-          <w:numId w:val="2"/>
-        </w:numPr>
-        <w:spacing w:after="60"/>
-      </w:pPr>
-      <w:r>
-        <w:t>Limited generalization: A Decision Tree trained on 340 synthetic records cannot capture the full complexity of real banking customer behavior.</w:t>
-      </w:r>
-    </w:p>
-    <w:p>
-      <w:pPr>
-        <w:pStyle w:val="ListParagraph"/>
-        <w:numPr>
-          <w:ilvl w:val="0"/>
-          <w:numId w:val="2"/>
-        </w:numPr>
-        <w:spacing w:after="60"/>
-      </w:pPr>
-      <w:r>
-        <w:t>No probability calibration: The model predicts a class label but does not always produce well-calibrated probability scores, limiting its use in risk-scored campaign prioritization.</w:t>
+        <w:t>Consent: Customers should be informed that their data is being used for predictive modeling purposes, in line with the bank's privacy policy.</w:t>
+      </w:r>
+    </w:p>
+    <w:p>
+      <w:pPr>
+        <w:spacing w:after="160"/>
+      </w:pPr>
+    </w:p>
+    <w:p>
+      <w:r>
+        <w:br w:type="page"/>
       </w:r>
     </w:p>
     <w:p>
@@ -4876,85 +4077,53 @@
         <w:pStyle w:val="Heading1"/>
       </w:pPr>
       <w:r>
-        <w:t>Responsible AI Reflection</w:t>
-      </w:r>
+        <w:lastRenderedPageBreak/>
+        <w:t xml:space="preserve">10. </w:t>
+      </w:r>
+      <w:proofErr w:type="gramStart"/>
+      <w:r>
+        <w:t>Final Conclusion</w:t>
+      </w:r>
+      <w:proofErr w:type="gramEnd"/>
     </w:p>
     <w:p>
       <w:pPr>
         <w:spacing w:after="120"/>
       </w:pPr>
       <w:r>
-        <w:t>Machine learning models used in financial services can affect real customers and must be developed and applied responsibly. As the business plan states, model outputs should support human judgment rather than replace it.</w:t>
-      </w:r>
-    </w:p>
-    <w:p>
-      <w:pPr>
-        <w:pStyle w:val="ListParagraph"/>
-        <w:numPr>
-          <w:ilvl w:val="0"/>
-          <w:numId w:val="2"/>
-        </w:numPr>
-        <w:spacing w:after="60"/>
-      </w:pPr>
-      <w:r>
-        <w:t>Fairness: Income band, age group, employment status, and region may create unequal targeting patterns. A model may appear accurate while still producing outcomes that disadvantage certain groups. Business teams must audit the model for disparate impact before deployment.</w:t>
-      </w:r>
-    </w:p>
-    <w:p>
-      <w:pPr>
-        <w:pStyle w:val="ListParagraph"/>
-        <w:numPr>
-          <w:ilvl w:val="0"/>
-          <w:numId w:val="2"/>
-        </w:numPr>
-        <w:spacing w:after="60"/>
-      </w:pPr>
-      <w:r>
-        <w:t>Transparency: The Decision Tree is interpretable — managers and auditors can follow the decision rules. This is an advantage in banking where explainability supports regulatory compliance and customer trust.</w:t>
-      </w:r>
-    </w:p>
-    <w:p>
-      <w:pPr>
-        <w:pStyle w:val="ListParagraph"/>
-        <w:numPr>
-          <w:ilvl w:val="0"/>
-          <w:numId w:val="2"/>
-        </w:numPr>
-        <w:spacing w:after="60"/>
-      </w:pPr>
-      <w:r>
-        <w:t>Human oversight: Customer needs, affordability, credit suitability, and regulatory compliance cannot be fully captured by a simple Decision Tree. Human reviewers must validate model outputs before campaigns go live.</w:t>
-      </w:r>
-    </w:p>
-    <w:p>
-      <w:pPr>
-        <w:pStyle w:val="ListParagraph"/>
-        <w:numPr>
-          <w:ilvl w:val="0"/>
-          <w:numId w:val="2"/>
-        </w:numPr>
-        <w:spacing w:after="60"/>
-      </w:pPr>
-      <w:r>
-        <w:t>Data quality: This dataset is synthetic and simplified for educational purposes. Real banking data would include more detailed transaction history, regulatory constraints, product eligibility rules, privacy requirements, and customer consent considerations.</w:t>
-      </w:r>
-    </w:p>
-    <w:p>
-      <w:pPr>
-        <w:pStyle w:val="Heading1"/>
-      </w:pPr>
-      <w:proofErr w:type="gramStart"/>
-      <w:r>
-        <w:t>Final Conclusion</w:t>
-      </w:r>
-      <w:proofErr w:type="gramEnd"/>
+        <w:t>This assignment applied a Decision Tree classifier to a realistic banking problem, predicting which Evergreen Bank customers are likely to accept a premium credit card upgrade. The model was trained on 340 synthetic customer records using 20 input features, with an 80/20 stratified train/test split.</w:t>
+      </w:r>
     </w:p>
     <w:p>
       <w:pPr>
         <w:spacing w:after="120"/>
       </w:pPr>
       <w:r>
-        <w:t>This report documented the full process of building and evaluating a Decision Tree classification model to support Evergreen Bank's credit card upgrade campaign.</w:t>
+        <w:t xml:space="preserve">The unconstrained tree achieved 100% training accuracy but only 63.2% test accuracy, confirming severe overfitting. Applying max_depth=4 reduced this gap and improved test accuracy to 69.1%. The most influential predictors were </w:t>
+      </w:r>
+      <w:proofErr w:type="spellStart"/>
+      <w:r>
+        <w:t>Credit_Utilization_Pct</w:t>
+      </w:r>
+      <w:proofErr w:type="spellEnd"/>
+      <w:r>
+        <w:t xml:space="preserve">, </w:t>
+      </w:r>
+      <w:proofErr w:type="spellStart"/>
+      <w:r>
+        <w:t>Travel_Spend_Share_Pct</w:t>
+      </w:r>
+      <w:proofErr w:type="spellEnd"/>
+      <w:r>
+        <w:t xml:space="preserve">, and </w:t>
+      </w:r>
+      <w:proofErr w:type="spellStart"/>
+      <w:r>
+        <w:t>Dining_Spend_Share_Pct</w:t>
+      </w:r>
+      <w:proofErr w:type="spellEnd"/>
+      <w:r>
+        <w:t>, all of which reflect customer lifestyle and engagement patterns that intuitively align with premium card interest.</w:t>
       </w:r>
     </w:p>
     <w:p>
@@ -4962,11 +4131,7 @@
         <w:spacing w:after="120"/>
       </w:pPr>
       <w:r>
-        <w:t xml:space="preserve">The unconstrained model achieved 100% training accuracy but only 63.2% testing accuracy, showing severe overfitting with a 36.8 percentage point gap. When depth was limited to max_depth=4, testing accuracy improved to 69.1% with a much smaller gap of 15.4 points. The </w:t>
-      </w:r>
-      <w:r>
-        <w:lastRenderedPageBreak/>
-        <w:t>top predictors — Credit_Utilization_Pct, Travel_Spend_Share_Pct, and Dining_Spend_Share_Pct — reflect spending behavior and lifestyle fit, which are strong signals of upgrade acceptance.</w:t>
+        <w:t>Precision was selected as the priority metric because false positives, sending upgrade offers to customers who will decline, waste marketing resources and create a poor customer experience. At 51.9% precision, the model shows promise but requires further tuning, more data, and a fairness review before it could be deployed in a real banking environment.</w:t>
       </w:r>
     </w:p>
     <w:p>
@@ -4974,20 +4139,12 @@
         <w:spacing w:after="120"/>
       </w:pPr>
       <w:r>
-        <w:t>From a business perspective, precision is the priority metric for this campaign, as sending irrelevant offers damages customer trust in a relationship-driven banking context. The 13 false positives represent wasted outreach and potential customer dissatisfaction, while the 12 false negatives represent missed revenue and cross-selling opportunities.</w:t>
-      </w:r>
-    </w:p>
-    <w:p>
-      <w:pPr>
-        <w:spacing w:after="120"/>
-      </w:pPr>
-      <w:r>
-        <w:t>The model provides a useful decision-support tool but must be combined with product eligibility rules, affordability checks, customer consent, and human review before any upgrade offers are sent. A more robust deployment would benefit from a larger real-world dataset, hyperparameter tuning, and a more powerful ensemble algorithm such as Random Forest.</w:t>
+        <w:t>Decision Trees are a strong starting point for this type of problem due to their interpretability. Future work should explore ensemble methods such as Random Forest or Gradient Boosting to improve predictive accuracy while maintaining explainability.</w:t>
       </w:r>
     </w:p>
     <w:sectPr>
-      <w:headerReference w:type="default" r:id="rId7"/>
-      <w:footerReference w:type="default" r:id="rId8"/>
+      <w:headerReference w:type="default" r:id="rId11"/>
+      <w:footerReference w:type="default" r:id="rId12"/>
       <w:pgSz w:w="12240" w:h="15840"/>
       <w:pgMar w:top="1440" w:right="1440" w:bottom="1440" w:left="1440" w:header="708" w:footer="708" w:gutter="0"/>
       <w:cols w:space="720"/>
@@ -5020,19 +4177,22 @@
 <w:ftr xmlns:wpc="http://schemas.microsoft.com/office/word/2010/wordprocessingCanvas" xmlns:cx="http://schemas.microsoft.com/office/drawing/2014/chartex" xmlns:cx1="http://schemas.microsoft.com/office/drawing/2015/9/8/chartex" xmlns:cx2="http://schemas.microsoft.com/office/drawing/2015/10/21/chartex" xmlns:cx3="http://schemas.microsoft.com/office/drawing/2016/5/9/chartex" xmlns:cx4="http://schemas.microsoft.com/office/drawing/2016/5/10/chartex" xmlns:cx5="http://schemas.microsoft.com/office/drawing/2016/5/11/chartex" xmlns:cx6="http://schemas.microsoft.com/office/drawing/2016/5/12/chartex" xmlns:cx7="http://schemas.microsoft.com/office/drawing/2016/5/13/chartex" xmlns:cx8="http://schemas.microsoft.com/office/drawing/2016/5/14/chartex" xmlns:mc="http://schemas.openxmlformats.org/markup-compatibility/2006" xmlns:aink="http://schemas.microsoft.com/office/drawing/2016/ink" xmlns:am3d="http://schemas.microsoft.com/office/drawing/2017/model3d" xmlns:o="urn:schemas-microsoft-com:office:office" xmlns:oel="http://schemas.microsoft.com/office/2019/extlst" xmlns:r="http://schemas.openxmlformats.org/officeDocument/2006/relationships" xmlns:m="http://schemas.openxmlformats.org/officeDocument/2006/math" xmlns:v="urn:schemas-microsoft-com:vml" xmlns:wp14="http://schemas.microsoft.com/office/word/2010/wordprocessingDrawing" xmlns:wp="http://schemas.openxmlformats.org/drawingml/2006/wordprocessingDrawing" xmlns:w10="urn:schemas-microsoft-com:office:word" xmlns:w="http://schemas.openxmlformats.org/wordprocessingml/2006/main" xmlns:w14="http://schemas.microsoft.com/office/word/2010/wordml" xmlns:w15="http://schemas.microsoft.com/office/word/2012/wordml" xmlns:w16cex="http://schemas.microsoft.com/office/word/2018/wordml/cex" xmlns:w16cid="http://schemas.microsoft.com/office/word/2016/wordml/cid" xmlns:w16="http://schemas.microsoft.com/office/word/2018/wordml" xmlns:w16du="http://schemas.microsoft.com/office/word/2023/wordml/word16du" xmlns:w16sdtdh="http://schemas.microsoft.com/office/word/2020/wordml/sdtdatahash" xmlns:w16sdtfl="http://schemas.microsoft.com/office/word/2024/wordml/sdtformatlock" xmlns:w16se="http://schemas.microsoft.com/office/word/2015/wordml/symex" xmlns:wpg="http://schemas.microsoft.com/office/word/2010/wordprocessingGroup" xmlns:wpi="http://schemas.microsoft.com/office/word/2010/wordprocessingInk" xmlns:wne="http://schemas.microsoft.com/office/word/2006/wordml" xmlns:wps="http://schemas.microsoft.com/office/word/2010/wordprocessingShape" mc:Ignorable="w14 w15 w16se w16cid w16 w16cex w16sdtdh w16sdtfl w16du wp14">
   <w:p>
     <w:pPr>
+      <w:pBdr>
+        <w:top w:val="single" w:sz="6" w:space="1" w:color="1F4E79"/>
+      </w:pBdr>
       <w:jc w:val="center"/>
     </w:pPr>
     <w:r>
       <w:rPr>
-        <w:color w:val="555555"/>
+        <w:color w:val="666666"/>
         <w:sz w:val="18"/>
         <w:szCs w:val="18"/>
       </w:rPr>
-      <w:t xml:space="preserve">MBAI 5310G-001 | Ontario Tech University | Page </w:t>
+      <w:t xml:space="preserve">Clement Yorke | Ontario Tech University | Page </w:t>
     </w:r>
     <w:r>
       <w:rPr>
-        <w:color w:val="555555"/>
+        <w:color w:val="666666"/>
         <w:sz w:val="18"/>
         <w:szCs w:val="18"/>
       </w:rPr>
@@ -5040,7 +4200,7 @@
     </w:r>
     <w:r>
       <w:rPr>
-        <w:color w:val="555555"/>
+        <w:color w:val="666666"/>
         <w:sz w:val="18"/>
         <w:szCs w:val="18"/>
       </w:rPr>
@@ -5048,7 +4208,7 @@
     </w:r>
     <w:r>
       <w:rPr>
-        <w:color w:val="555555"/>
+        <w:color w:val="666666"/>
         <w:sz w:val="18"/>
         <w:szCs w:val="18"/>
       </w:rPr>
@@ -5057,7 +4217,7 @@
     <w:r>
       <w:rPr>
         <w:noProof/>
-        <w:color w:val="555555"/>
+        <w:color w:val="666666"/>
         <w:sz w:val="18"/>
         <w:szCs w:val="18"/>
       </w:rPr>
@@ -5065,7 +4225,7 @@
     </w:r>
     <w:r>
       <w:rPr>
-        <w:color w:val="555555"/>
+        <w:color w:val="666666"/>
         <w:sz w:val="18"/>
         <w:szCs w:val="18"/>
       </w:rPr>
@@ -5099,16 +4259,17 @@
   <w:p>
     <w:pPr>
       <w:pBdr>
-        <w:bottom w:val="single" w:sz="6" w:space="1" w:color="2E75B6"/>
+        <w:bottom w:val="single" w:sz="6" w:space="1" w:color="1F4E79"/>
       </w:pBdr>
+      <w:jc w:val="right"/>
     </w:pPr>
     <w:r>
       <w:rPr>
-        <w:color w:val="555555"/>
+        <w:color w:val="1F4E79"/>
         <w:sz w:val="18"/>
         <w:szCs w:val="18"/>
       </w:rPr>
-      <w:t>Assignment 4: Decision Tree Model — Evergreen Bank Credit Card Upgrade</w:t>
+      <w:t>Evergreen Bank: Credit Card Upgrade | MBAI 5310G-001</w:t>
     </w:r>
   </w:p>
 </w:hdr>
@@ -5117,96 +4278,10 @@
 <file path=word/numbering.xml><?xml version="1.0" encoding="utf-8"?>
 <w:numbering xmlns:wpc="http://schemas.microsoft.com/office/word/2010/wordprocessingCanvas" xmlns:cx="http://schemas.microsoft.com/office/drawing/2014/chartex" xmlns:cx1="http://schemas.microsoft.com/office/drawing/2015/9/8/chartex" xmlns:cx2="http://schemas.microsoft.com/office/drawing/2015/10/21/chartex" xmlns:cx3="http://schemas.microsoft.com/office/drawing/2016/5/9/chartex" xmlns:cx4="http://schemas.microsoft.com/office/drawing/2016/5/10/chartex" xmlns:cx5="http://schemas.microsoft.com/office/drawing/2016/5/11/chartex" xmlns:cx6="http://schemas.microsoft.com/office/drawing/2016/5/12/chartex" xmlns:cx7="http://schemas.microsoft.com/office/drawing/2016/5/13/chartex" xmlns:cx8="http://schemas.microsoft.com/office/drawing/2016/5/14/chartex" xmlns:mc="http://schemas.openxmlformats.org/markup-compatibility/2006" xmlns:aink="http://schemas.microsoft.com/office/drawing/2016/ink" xmlns:am3d="http://schemas.microsoft.com/office/drawing/2017/model3d" xmlns:o="urn:schemas-microsoft-com:office:office" xmlns:oel="http://schemas.microsoft.com/office/2019/extlst" xmlns:r="http://schemas.openxmlformats.org/officeDocument/2006/relationships" xmlns:m="http://schemas.openxmlformats.org/officeDocument/2006/math" xmlns:v="urn:schemas-microsoft-com:vml" xmlns:wp14="http://schemas.microsoft.com/office/word/2010/wordprocessingDrawing" xmlns:wp="http://schemas.openxmlformats.org/drawingml/2006/wordprocessingDrawing" xmlns:w10="urn:schemas-microsoft-com:office:word" xmlns:w="http://schemas.openxmlformats.org/wordprocessingml/2006/main" xmlns:w14="http://schemas.microsoft.com/office/word/2010/wordml" xmlns:w15="http://schemas.microsoft.com/office/word/2012/wordml" xmlns:w16cex="http://schemas.microsoft.com/office/word/2018/wordml/cex" xmlns:w16cid="http://schemas.microsoft.com/office/word/2016/wordml/cid" xmlns:w16="http://schemas.microsoft.com/office/word/2018/wordml" xmlns:w16du="http://schemas.microsoft.com/office/word/2023/wordml/word16du" xmlns:w16sdtdh="http://schemas.microsoft.com/office/word/2020/wordml/sdtdatahash" xmlns:w16sdtfl="http://schemas.microsoft.com/office/word/2024/wordml/sdtformatlock" xmlns:w16se="http://schemas.microsoft.com/office/word/2015/wordml/symex" xmlns:wpg="http://schemas.microsoft.com/office/word/2010/wordprocessingGroup" xmlns:wpi="http://schemas.microsoft.com/office/word/2010/wordprocessingInk" xmlns:wne="http://schemas.microsoft.com/office/word/2006/wordml" xmlns:wps="http://schemas.microsoft.com/office/word/2010/wordprocessingShape" mc:Ignorable="w14 w15 w16se w16cid w16 w16cex w16sdtdh w16sdtfl w16du wp14">
   <w:abstractNum w:abstractNumId="0" w15:restartNumberingAfterBreak="0">
-    <w:nsid w:val="4F832955"/>
+    <w:nsid w:val="456F06E8"/>
     <w:multiLevelType w:val="hybridMultilevel"/>
-    <w:tmpl w:val="9EC0BC9C"/>
-    <w:lvl w:ilvl="0" w:tplc="3CA04F00">
-      <w:start w:val="1"/>
-      <w:numFmt w:val="bullet"/>
-      <w:lvlText w:val="●"/>
-      <w:lvlJc w:val="left"/>
-      <w:pPr>
-        <w:ind w:left="720" w:hanging="360"/>
-      </w:pPr>
-    </w:lvl>
-    <w:lvl w:ilvl="1" w:tplc="157EF7B0">
-      <w:start w:val="1"/>
-      <w:numFmt w:val="bullet"/>
-      <w:lvlText w:val="○"/>
-      <w:lvlJc w:val="left"/>
-      <w:pPr>
-        <w:ind w:left="1440" w:hanging="360"/>
-      </w:pPr>
-    </w:lvl>
-    <w:lvl w:ilvl="2" w:tplc="B82CFF7C">
-      <w:start w:val="1"/>
-      <w:numFmt w:val="bullet"/>
-      <w:lvlText w:val="■"/>
-      <w:lvlJc w:val="left"/>
-      <w:pPr>
-        <w:ind w:left="2160" w:hanging="360"/>
-      </w:pPr>
-    </w:lvl>
-    <w:lvl w:ilvl="3" w:tplc="F376A2D6">
-      <w:start w:val="1"/>
-      <w:numFmt w:val="bullet"/>
-      <w:lvlText w:val="●"/>
-      <w:lvlJc w:val="left"/>
-      <w:pPr>
-        <w:ind w:left="2880" w:hanging="360"/>
-      </w:pPr>
-    </w:lvl>
-    <w:lvl w:ilvl="4" w:tplc="55FE5ADE">
-      <w:start w:val="1"/>
-      <w:numFmt w:val="bullet"/>
-      <w:lvlText w:val="○"/>
-      <w:lvlJc w:val="left"/>
-      <w:pPr>
-        <w:ind w:left="3600" w:hanging="360"/>
-      </w:pPr>
-    </w:lvl>
-    <w:lvl w:ilvl="5" w:tplc="87B6CCC0">
-      <w:start w:val="1"/>
-      <w:numFmt w:val="bullet"/>
-      <w:lvlText w:val="■"/>
-      <w:lvlJc w:val="left"/>
-      <w:pPr>
-        <w:ind w:left="4320" w:hanging="360"/>
-      </w:pPr>
-    </w:lvl>
-    <w:lvl w:ilvl="6" w:tplc="A0CC4BDA">
-      <w:start w:val="1"/>
-      <w:numFmt w:val="bullet"/>
-      <w:lvlText w:val="●"/>
-      <w:lvlJc w:val="left"/>
-      <w:pPr>
-        <w:ind w:left="5040" w:hanging="360"/>
-      </w:pPr>
-    </w:lvl>
-    <w:lvl w:ilvl="7" w:tplc="521ECD76">
-      <w:start w:val="1"/>
-      <w:numFmt w:val="bullet"/>
-      <w:lvlText w:val="●"/>
-      <w:lvlJc w:val="left"/>
-      <w:pPr>
-        <w:ind w:left="5760" w:hanging="360"/>
-      </w:pPr>
-    </w:lvl>
-    <w:lvl w:ilvl="8" w:tplc="B8285C44">
-      <w:start w:val="1"/>
-      <w:numFmt w:val="bullet"/>
-      <w:lvlText w:val="●"/>
-      <w:lvlJc w:val="left"/>
-      <w:pPr>
-        <w:ind w:left="6480" w:hanging="360"/>
-      </w:pPr>
-    </w:lvl>
-  </w:abstractNum>
-  <w:abstractNum w:abstractNumId="1" w15:restartNumberingAfterBreak="0">
-    <w:nsid w:val="71161880"/>
-    <w:multiLevelType w:val="hybridMultilevel"/>
-    <w:tmpl w:val="3176EA04"/>
-    <w:lvl w:ilvl="0" w:tplc="34F62E08">
+    <w:tmpl w:val="3B6E7904"/>
+    <w:lvl w:ilvl="0" w:tplc="02B07CE8">
       <w:start w:val="1"/>
       <w:numFmt w:val="bullet"/>
       <w:lvlText w:val="•"/>
@@ -5215,55 +4290,141 @@
         <w:ind w:left="720" w:hanging="360"/>
       </w:pPr>
     </w:lvl>
-    <w:lvl w:ilvl="1" w:tplc="4AD6522A">
+    <w:lvl w:ilvl="1" w:tplc="2DB8588E">
       <w:numFmt w:val="decimal"/>
       <w:lvlText w:val=""/>
       <w:lvlJc w:val="left"/>
     </w:lvl>
-    <w:lvl w:ilvl="2" w:tplc="84AA1402">
+    <w:lvl w:ilvl="2" w:tplc="9F528D3A">
       <w:numFmt w:val="decimal"/>
       <w:lvlText w:val=""/>
       <w:lvlJc w:val="left"/>
     </w:lvl>
-    <w:lvl w:ilvl="3" w:tplc="F0326C02">
+    <w:lvl w:ilvl="3" w:tplc="58AC5434">
       <w:numFmt w:val="decimal"/>
       <w:lvlText w:val=""/>
       <w:lvlJc w:val="left"/>
     </w:lvl>
-    <w:lvl w:ilvl="4" w:tplc="FB5A5B3C">
+    <w:lvl w:ilvl="4" w:tplc="A6A6A95E">
       <w:numFmt w:val="decimal"/>
       <w:lvlText w:val=""/>
       <w:lvlJc w:val="left"/>
     </w:lvl>
-    <w:lvl w:ilvl="5" w:tplc="7090E128">
+    <w:lvl w:ilvl="5" w:tplc="2BE438F4">
       <w:numFmt w:val="decimal"/>
       <w:lvlText w:val=""/>
       <w:lvlJc w:val="left"/>
     </w:lvl>
-    <w:lvl w:ilvl="6" w:tplc="6D106688">
+    <w:lvl w:ilvl="6" w:tplc="477248F2">
       <w:numFmt w:val="decimal"/>
       <w:lvlText w:val=""/>
       <w:lvlJc w:val="left"/>
     </w:lvl>
-    <w:lvl w:ilvl="7" w:tplc="F1FCDABC">
+    <w:lvl w:ilvl="7" w:tplc="D53E277C">
       <w:numFmt w:val="decimal"/>
       <w:lvlText w:val=""/>
       <w:lvlJc w:val="left"/>
     </w:lvl>
-    <w:lvl w:ilvl="8" w:tplc="0D76D7AA">
+    <w:lvl w:ilvl="8" w:tplc="47DACCE0">
       <w:numFmt w:val="decimal"/>
       <w:lvlText w:val=""/>
       <w:lvlJc w:val="left"/>
     </w:lvl>
   </w:abstractNum>
-  <w:num w:numId="1" w16cid:durableId="1327513606">
-    <w:abstractNumId w:val="0"/>
+  <w:abstractNum w:abstractNumId="1" w15:restartNumberingAfterBreak="0">
+    <w:nsid w:val="49B84C87"/>
+    <w:multiLevelType w:val="hybridMultilevel"/>
+    <w:tmpl w:val="5964AD66"/>
+    <w:lvl w:ilvl="0" w:tplc="CB609F9A">
+      <w:start w:val="1"/>
+      <w:numFmt w:val="bullet"/>
+      <w:lvlText w:val="●"/>
+      <w:lvlJc w:val="left"/>
+      <w:pPr>
+        <w:ind w:left="720" w:hanging="360"/>
+      </w:pPr>
+    </w:lvl>
+    <w:lvl w:ilvl="1" w:tplc="51E8BEBC">
+      <w:start w:val="1"/>
+      <w:numFmt w:val="bullet"/>
+      <w:lvlText w:val="○"/>
+      <w:lvlJc w:val="left"/>
+      <w:pPr>
+        <w:ind w:left="1440" w:hanging="360"/>
+      </w:pPr>
+    </w:lvl>
+    <w:lvl w:ilvl="2" w:tplc="CFF6C74E">
+      <w:start w:val="1"/>
+      <w:numFmt w:val="bullet"/>
+      <w:lvlText w:val="■"/>
+      <w:lvlJc w:val="left"/>
+      <w:pPr>
+        <w:ind w:left="2160" w:hanging="360"/>
+      </w:pPr>
+    </w:lvl>
+    <w:lvl w:ilvl="3" w:tplc="94D43148">
+      <w:start w:val="1"/>
+      <w:numFmt w:val="bullet"/>
+      <w:lvlText w:val="●"/>
+      <w:lvlJc w:val="left"/>
+      <w:pPr>
+        <w:ind w:left="2880" w:hanging="360"/>
+      </w:pPr>
+    </w:lvl>
+    <w:lvl w:ilvl="4" w:tplc="1E5C3784">
+      <w:start w:val="1"/>
+      <w:numFmt w:val="bullet"/>
+      <w:lvlText w:val="○"/>
+      <w:lvlJc w:val="left"/>
+      <w:pPr>
+        <w:ind w:left="3600" w:hanging="360"/>
+      </w:pPr>
+    </w:lvl>
+    <w:lvl w:ilvl="5" w:tplc="4C5E084E">
+      <w:start w:val="1"/>
+      <w:numFmt w:val="bullet"/>
+      <w:lvlText w:val="■"/>
+      <w:lvlJc w:val="left"/>
+      <w:pPr>
+        <w:ind w:left="4320" w:hanging="360"/>
+      </w:pPr>
+    </w:lvl>
+    <w:lvl w:ilvl="6" w:tplc="F4FE6F9A">
+      <w:start w:val="1"/>
+      <w:numFmt w:val="bullet"/>
+      <w:lvlText w:val="●"/>
+      <w:lvlJc w:val="left"/>
+      <w:pPr>
+        <w:ind w:left="5040" w:hanging="360"/>
+      </w:pPr>
+    </w:lvl>
+    <w:lvl w:ilvl="7" w:tplc="F96671C6">
+      <w:start w:val="1"/>
+      <w:numFmt w:val="bullet"/>
+      <w:lvlText w:val="●"/>
+      <w:lvlJc w:val="left"/>
+      <w:pPr>
+        <w:ind w:left="5760" w:hanging="360"/>
+      </w:pPr>
+    </w:lvl>
+    <w:lvl w:ilvl="8" w:tplc="2C202A96">
+      <w:start w:val="1"/>
+      <w:numFmt w:val="bullet"/>
+      <w:lvlText w:val="●"/>
+      <w:lvlJc w:val="left"/>
+      <w:pPr>
+        <w:ind w:left="6480" w:hanging="360"/>
+      </w:pPr>
+    </w:lvl>
+  </w:abstractNum>
+  <w:num w:numId="1" w16cid:durableId="530800448">
+    <w:abstractNumId w:val="1"/>
     <w:lvlOverride w:ilvl="0">
       <w:startOverride w:val="1"/>
     </w:lvlOverride>
   </w:num>
-  <w:num w:numId="2" w16cid:durableId="616066063">
-    <w:abstractNumId w:val="1"/>
+  <w:num w:numId="2" w16cid:durableId="1329863322">
+    <w:abstractNumId w:val="0"/>
     <w:lvlOverride w:ilvl="0">
       <w:startOverride w:val="1"/>
     </w:lvlOverride>
@@ -5874,48 +5035,6 @@
       <w:szCs w:val="20"/>
     </w:rPr>
   </w:style>
-  <w:style w:type="paragraph" w:styleId="Header">
-    <w:name w:val="header"/>
-    <w:basedOn w:val="Normal"/>
-    <w:link w:val="HeaderChar"/>
-    <w:uiPriority w:val="99"/>
-    <w:unhideWhenUsed/>
-    <w:rsid w:val="00507D93"/>
-    <w:pPr>
-      <w:tabs>
-        <w:tab w:val="center" w:pos="4680"/>
-        <w:tab w:val="right" w:pos="9360"/>
-      </w:tabs>
-    </w:pPr>
-  </w:style>
-  <w:style w:type="character" w:customStyle="1" w:styleId="HeaderChar">
-    <w:name w:val="Header Char"/>
-    <w:basedOn w:val="DefaultParagraphFont"/>
-    <w:link w:val="Header"/>
-    <w:uiPriority w:val="99"/>
-    <w:rsid w:val="00507D93"/>
-  </w:style>
-  <w:style w:type="paragraph" w:styleId="Footer">
-    <w:name w:val="footer"/>
-    <w:basedOn w:val="Normal"/>
-    <w:link w:val="FooterChar"/>
-    <w:uiPriority w:val="99"/>
-    <w:unhideWhenUsed/>
-    <w:rsid w:val="00507D93"/>
-    <w:pPr>
-      <w:tabs>
-        <w:tab w:val="center" w:pos="4680"/>
-        <w:tab w:val="right" w:pos="9360"/>
-      </w:tabs>
-    </w:pPr>
-  </w:style>
-  <w:style w:type="character" w:customStyle="1" w:styleId="FooterChar">
-    <w:name w:val="Footer Char"/>
-    <w:basedOn w:val="DefaultParagraphFont"/>
-    <w:link w:val="Footer"/>
-    <w:uiPriority w:val="99"/>
-    <w:rsid w:val="00507D93"/>
-  </w:style>
 </w:styles>
 </file>
 
